--- a/atividades/template/Relatorio.docx
+++ b/atividades/template/Relatorio.docx
@@ -1297,7 +1297,74 @@
           <w:sz w:val="24"/>
           <w:szCs w:val="24"/>
         </w:rPr>
-        <w:t>RESUMO GERAL</w:t>
+        <w:t>SÍNTESE EXECUTIVA</w:t>
+      </w:r>
+    </w:p>
+    <w:p>
+      <w:pPr>
+        <w:spacing w:line="360" w:lineRule="auto"/>
+        <w:ind w:firstLine="708"/>
+        <w:jc w:val="both"/>
+        <w:rPr>
+          <w:sz w:val="24"/>
+          <w:szCs w:val="24"/>
+        </w:rPr>
+      </w:pPr>
+      <w:r>
+        <w:rPr>
+          <w:sz w:val="24"/>
+          <w:szCs w:val="24"/>
+        </w:rPr>
+        <w:t>[</w:t>
+      </w:r>
+      <w:r>
+        <w:rPr>
+          <w:sz w:val="24"/>
+          <w:szCs w:val="24"/>
+        </w:rPr>
+        <w:t>CCCC</w:t>
+      </w:r>
+      <w:r>
+        <w:rPr>
+          <w:sz w:val="24"/>
+          <w:szCs w:val="24"/>
+        </w:rPr>
+        <w:t>]</w:t>
+      </w:r>
+    </w:p>
+    <w:p>
+      <w:pPr>
+        <w:keepNext/>
+        <w:keepLines/>
+        <w:numPr>
+          <w:ilvl w:val="0"/>
+          <w:numId w:val="7"/>
+        </w:numPr>
+        <w:spacing w:before="400" w:after="120" w:line="360" w:lineRule="auto"/>
+        <w:ind w:hanging="425"/>
+        <w:jc w:val="both"/>
+        <w:outlineLvl w:val="0"/>
+        <w:rPr>
+          <w:b/>
+          <w:sz w:val="24"/>
+          <w:szCs w:val="24"/>
+        </w:rPr>
+      </w:pPr>
+      <w:r>
+        <w:rPr>
+          <w:b/>
+          <w:sz w:val="24"/>
+          <w:szCs w:val="24"/>
+        </w:rPr>
+        <w:t>R</w:t>
+      </w:r>
+      <w:r>
+        <w:rPr>
+          <w:b/>
+          <w:sz w:val="24"/>
+          <w:szCs w:val="24"/>
+        </w:rPr>
+        <w:t>ESUMO GERAL</w:t>
       </w:r>
       <w:bookmarkEnd w:id="2"/>
     </w:p>
@@ -1316,7 +1383,21 @@
           <w:sz w:val="24"/>
           <w:szCs w:val="24"/>
         </w:rPr>
-        <w:t>[CCCC]</w:t>
+        <w:t>[</w:t>
+      </w:r>
+      <w:r>
+        <w:rPr>
+          <w:sz w:val="24"/>
+          <w:szCs w:val="24"/>
+        </w:rPr>
+        <w:t>DDDD</w:t>
+      </w:r>
+      <w:r>
+        <w:rPr>
+          <w:sz w:val="24"/>
+          <w:szCs w:val="24"/>
+        </w:rPr>
+        <w:t>]</w:t>
       </w:r>
     </w:p>
     <w:p>
@@ -1362,7 +1443,21 @@
           <w:sz w:val="24"/>
           <w:szCs w:val="24"/>
         </w:rPr>
-        <w:t>[DDDD]</w:t>
+        <w:t>[</w:t>
+      </w:r>
+      <w:r>
+        <w:rPr>
+          <w:sz w:val="24"/>
+          <w:szCs w:val="24"/>
+        </w:rPr>
+        <w:t>EEEE</w:t>
+      </w:r>
+      <w:r>
+        <w:rPr>
+          <w:sz w:val="24"/>
+          <w:szCs w:val="24"/>
+        </w:rPr>
+        <w:t>]</w:t>
       </w:r>
     </w:p>
     <w:p>
@@ -1413,7 +1508,21 @@
           <w:sz w:val="24"/>
           <w:szCs w:val="24"/>
         </w:rPr>
-        <w:t>[EEEE]</w:t>
+        <w:t>[</w:t>
+      </w:r>
+      <w:r>
+        <w:rPr>
+          <w:sz w:val="24"/>
+          <w:szCs w:val="24"/>
+        </w:rPr>
+        <w:t>FFFF</w:t>
+      </w:r>
+      <w:r>
+        <w:rPr>
+          <w:sz w:val="24"/>
+          <w:szCs w:val="24"/>
+        </w:rPr>
+        <w:t>]</w:t>
       </w:r>
     </w:p>
     <w:p>
@@ -1460,7 +1569,21 @@
           <w:sz w:val="24"/>
           <w:szCs w:val="24"/>
         </w:rPr>
-        <w:t>[FFFF]</w:t>
+        <w:t>[</w:t>
+      </w:r>
+      <w:r>
+        <w:rPr>
+          <w:sz w:val="24"/>
+          <w:szCs w:val="24"/>
+        </w:rPr>
+        <w:t>GGGG</w:t>
+      </w:r>
+      <w:r>
+        <w:rPr>
+          <w:sz w:val="24"/>
+          <w:szCs w:val="24"/>
+        </w:rPr>
+        <w:t>]</w:t>
       </w:r>
     </w:p>
     <w:p>
@@ -1488,7 +1611,21 @@
           <w:sz w:val="24"/>
           <w:szCs w:val="24"/>
         </w:rPr>
-        <w:t>[GGGG]</w:t>
+        <w:t>[</w:t>
+      </w:r>
+      <w:r>
+        <w:rPr>
+          <w:sz w:val="24"/>
+          <w:szCs w:val="24"/>
+        </w:rPr>
+        <w:t>HHHH</w:t>
+      </w:r>
+      <w:r>
+        <w:rPr>
+          <w:sz w:val="24"/>
+          <w:szCs w:val="24"/>
+        </w:rPr>
+        <w:t>]</w:t>
       </w:r>
     </w:p>
     <w:p>
@@ -1542,7 +1679,21 @@
           <w:sz w:val="24"/>
           <w:szCs w:val="24"/>
         </w:rPr>
-        <w:t>[HHHH]</w:t>
+        <w:t>[</w:t>
+      </w:r>
+      <w:r>
+        <w:rPr>
+          <w:sz w:val="24"/>
+          <w:szCs w:val="24"/>
+        </w:rPr>
+        <w:t>IIII</w:t>
+      </w:r>
+      <w:r>
+        <w:rPr>
+          <w:sz w:val="24"/>
+          <w:szCs w:val="24"/>
+        </w:rPr>
+        <w:t>]</w:t>
       </w:r>
     </w:p>
     <w:p>
@@ -1575,9 +1726,8 @@
           <w:sz w:val="24"/>
           <w:szCs w:val="24"/>
         </w:rPr>
-        <w:t>GRÁFICOS</w:t>
-      </w:r>
-      <w:bookmarkEnd w:id="13"/>
+        <w:t>PONTOS DE ATENÇÃO</w:t>
+      </w:r>
     </w:p>
     <w:p>
       <w:pPr>
@@ -1594,7 +1744,21 @@
           <w:sz w:val="24"/>
           <w:szCs w:val="24"/>
         </w:rPr>
-        <w:t>[IIII]</w:t>
+        <w:t>[</w:t>
+      </w:r>
+      <w:r>
+        <w:rPr>
+          <w:sz w:val="24"/>
+          <w:szCs w:val="24"/>
+        </w:rPr>
+        <w:t>JJJJ</w:t>
+      </w:r>
+      <w:r>
+        <w:rPr>
+          <w:sz w:val="24"/>
+          <w:szCs w:val="24"/>
+        </w:rPr>
+        <w:t>]</w:t>
       </w:r>
     </w:p>
     <w:p>
@@ -1620,16 +1784,14 @@
           <w:szCs w:val="24"/>
         </w:rPr>
       </w:pPr>
-      <w:bookmarkStart w:id="14" w:name="_Toc232583867"/>
-      <w:r>
-        <w:rPr>
-          <w:b/>
-          <w:sz w:val="24"/>
-          <w:szCs w:val="24"/>
-        </w:rPr>
-        <w:t>CONCLUSÃO</w:t>
-      </w:r>
-      <w:bookmarkEnd w:id="14"/>
+      <w:r>
+        <w:rPr>
+          <w:b/>
+          <w:sz w:val="24"/>
+          <w:szCs w:val="24"/>
+        </w:rPr>
+        <w:t>PRÓXIMOS PASSOS RECOMENDADOS</w:t>
+      </w:r>
     </w:p>
     <w:p>
       <w:pPr>
@@ -1646,7 +1808,160 @@
           <w:sz w:val="24"/>
           <w:szCs w:val="24"/>
         </w:rPr>
-        <w:t>[JJJJ]</w:t>
+        <w:t>[</w:t>
+      </w:r>
+      <w:r>
+        <w:rPr>
+          <w:sz w:val="24"/>
+          <w:szCs w:val="24"/>
+        </w:rPr>
+        <w:t>KKKK</w:t>
+      </w:r>
+      <w:r>
+        <w:rPr>
+          <w:sz w:val="24"/>
+          <w:szCs w:val="24"/>
+        </w:rPr>
+        <w:t>]</w:t>
+      </w:r>
+    </w:p>
+    <w:p>
+      <w:pPr>
+        <w:keepNext/>
+        <w:keepLines/>
+        <w:numPr>
+          <w:ilvl w:val="0"/>
+          <w:numId w:val="6"/>
+        </w:numPr>
+        <w:pBdr>
+          <w:top w:val="nil"/>
+          <w:left w:val="nil"/>
+          <w:bottom w:val="nil"/>
+          <w:right w:val="nil"/>
+          <w:between w:val="nil"/>
+        </w:pBdr>
+        <w:spacing w:after="120" w:line="360" w:lineRule="auto"/>
+        <w:outlineLvl w:val="0"/>
+        <w:rPr>
+          <w:b/>
+          <w:sz w:val="24"/>
+          <w:szCs w:val="24"/>
+        </w:rPr>
+      </w:pPr>
+      <w:r>
+        <w:rPr>
+          <w:b/>
+          <w:sz w:val="24"/>
+          <w:szCs w:val="24"/>
+        </w:rPr>
+        <w:t>G</w:t>
+      </w:r>
+      <w:r>
+        <w:rPr>
+          <w:b/>
+          <w:sz w:val="24"/>
+          <w:szCs w:val="24"/>
+        </w:rPr>
+        <w:t>RÁFICOS</w:t>
+      </w:r>
+      <w:bookmarkEnd w:id="13"/>
+    </w:p>
+    <w:p>
+      <w:pPr>
+        <w:spacing w:line="360" w:lineRule="auto"/>
+        <w:ind w:firstLine="708"/>
+        <w:jc w:val="both"/>
+        <w:rPr>
+          <w:sz w:val="24"/>
+          <w:szCs w:val="24"/>
+        </w:rPr>
+      </w:pPr>
+      <w:r>
+        <w:rPr>
+          <w:sz w:val="24"/>
+          <w:szCs w:val="24"/>
+        </w:rPr>
+        <w:t>[</w:t>
+      </w:r>
+      <w:r>
+        <w:rPr>
+          <w:sz w:val="24"/>
+          <w:szCs w:val="24"/>
+        </w:rPr>
+        <w:t>LLLL</w:t>
+      </w:r>
+      <w:r>
+        <w:rPr>
+          <w:sz w:val="24"/>
+          <w:szCs w:val="24"/>
+        </w:rPr>
+        <w:t>]</w:t>
+      </w:r>
+    </w:p>
+    <w:p>
+      <w:pPr>
+        <w:keepNext/>
+        <w:keepLines/>
+        <w:numPr>
+          <w:ilvl w:val="0"/>
+          <w:numId w:val="6"/>
+        </w:numPr>
+        <w:pBdr>
+          <w:top w:val="nil"/>
+          <w:left w:val="nil"/>
+          <w:bottom w:val="nil"/>
+          <w:right w:val="nil"/>
+          <w:between w:val="nil"/>
+        </w:pBdr>
+        <w:spacing w:after="120" w:line="360" w:lineRule="auto"/>
+        <w:outlineLvl w:val="0"/>
+        <w:rPr>
+          <w:b/>
+          <w:sz w:val="24"/>
+          <w:szCs w:val="24"/>
+        </w:rPr>
+      </w:pPr>
+      <w:bookmarkStart w:id="14" w:name="_Toc232583867"/>
+      <w:r>
+        <w:rPr>
+          <w:b/>
+          <w:sz w:val="24"/>
+          <w:szCs w:val="24"/>
+        </w:rPr>
+        <w:t>CONCLUSÃO</w:t>
+      </w:r>
+      <w:bookmarkEnd w:id="14"/>
+    </w:p>
+    <w:p>
+      <w:pPr>
+        <w:spacing w:line="360" w:lineRule="auto"/>
+        <w:ind w:firstLine="708"/>
+        <w:jc w:val="both"/>
+        <w:rPr>
+          <w:sz w:val="24"/>
+          <w:szCs w:val="24"/>
+        </w:rPr>
+      </w:pPr>
+      <w:r>
+        <w:rPr>
+          <w:sz w:val="24"/>
+          <w:szCs w:val="24"/>
+        </w:rPr>
+        <w:t>[</w:t>
+      </w:r>
+      <w:r>
+        <w:rPr>
+          <w:sz w:val="24"/>
+          <w:szCs w:val="24"/>
+        </w:rPr>
+        <w:t>MMMM</w:t>
+      </w:r>
+      <w:r>
+        <w:rPr>
+          <w:sz w:val="24"/>
+          <w:szCs w:val="24"/>
+        </w:rPr>
+        <w:t>]</w:t>
       </w:r>
     </w:p>
     <w:p>
@@ -4506,12 +4821,6 @@
 </file>
 
 <file path=customXml/item1.xml><?xml version="1.0" encoding="utf-8"?>
-<go:gDocsCustomXmlDataStorage xmlns:go="http://customooxmlschemas.google.com/" xmlns:r="http://schemas.openxmlformats.org/officeDocument/2006/relationships" uri="GoogleDocsCustomDataVersion2">
-  <go:docsCustomData xmlns:go="http://customooxmlschemas.google.com/" roundtripDataSignature="AMtx7mhx1lXjm647vcM1LZOQ04kbTy8lDg==">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</go:docsCustomData>
-</go:gDocsCustomXmlDataStorage>
-</file>
-
-<file path=customXml/item2.xml><?xml version="1.0" encoding="utf-8"?>
 <ct:contentTypeSchema xmlns:ct="http://schemas.microsoft.com/office/2006/metadata/contentType" xmlns:ma="http://schemas.microsoft.com/office/2006/metadata/properties/metaAttributes" ct:_="" ma:_="" ma:contentTypeName="Documento" ma:contentTypeID="0x01010090BD7F654C36E249870AD2B43CC99066" ma:contentTypeVersion="25" ma:contentTypeDescription="Crie um novo documento." ma:contentTypeScope="" ma:versionID="7aafbe2a8f4be360eca24a5952e7a582">
   <xsd:schema xmlns:xsd="http://www.w3.org/2001/XMLSchema" xmlns:xs="http://www.w3.org/2001/XMLSchema" xmlns:p="http://schemas.microsoft.com/office/2006/metadata/properties" xmlns:ns2="66367999-145d-416e-8089-c2616e290f81" xmlns:ns3="ab6bdf74-870e-40d0-b701-04787b55b19a" targetNamespace="http://schemas.microsoft.com/office/2006/metadata/properties" ma:root="true" ma:fieldsID="9b04a4bffefe874e6e37c372f87d08c5" ns2:_="" ns3:_="">
     <xsd:import namespace="66367999-145d-416e-8089-c2616e290f81"/>
@@ -4801,13 +5110,14 @@
 </ct:contentTypeSchema>
 </file>
 
+<file path=customXml/item2.xml><?xml version="1.0" encoding="utf-8"?>
+<go:gDocsCustomXmlDataStorage xmlns:go="http://customooxmlschemas.google.com/" xmlns:r="http://schemas.openxmlformats.org/officeDocument/2006/relationships" uri="GoogleDocsCustomDataVersion2">
+  <go:docsCustomData xmlns:go="http://customooxmlschemas.google.com/" roundtripDataSignature="AMtx7mhx1lXjm647vcM1LZOQ04kbTy8lDg==">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</go:docsCustomData>
+</go:gDocsCustomXmlDataStorage>
+</file>
+
 <file path=customXml/item3.xml><?xml version="1.0" encoding="utf-8"?>
-<?mso-contentType ?>
-<FormTemplates xmlns="http://schemas.microsoft.com/sharepoint/v3/contenttype/forms">
-  <Display>DocumentLibraryForm</Display>
-  <Edit>DocumentLibraryForm</Edit>
-  <New>DocumentLibraryForm</New>
-</FormTemplates>
+<b:Sources xmlns:b="http://schemas.openxmlformats.org/officeDocument/2006/bibliography" xmlns="http://schemas.openxmlformats.org/officeDocument/2006/bibliography" SelectedStyle="\APASixthEditionOfficeOnline.xsl" StyleName="APA" Version="6"/>
 </file>
 
 <file path=customXml/item4.xml><?xml version="1.0" encoding="utf-8"?>
@@ -4827,19 +5137,15 @@
 </file>
 
 <file path=customXml/item5.xml><?xml version="1.0" encoding="utf-8"?>
-<b:Sources xmlns:b="http://schemas.openxmlformats.org/officeDocument/2006/bibliography" xmlns="http://schemas.openxmlformats.org/officeDocument/2006/bibliography" SelectedStyle="\APASixthEditionOfficeOnline.xsl" StyleName="APA" Version="6"/>
+<?mso-contentType ?>
+<FormTemplates xmlns="http://schemas.microsoft.com/sharepoint/v3/contenttype/forms">
+  <Display>DocumentLibraryForm</Display>
+  <Edit>DocumentLibraryForm</Edit>
+  <New>DocumentLibraryForm</New>
+</FormTemplates>
 </file>
 
 <file path=customXml/itemProps1.xml><?xml version="1.0" encoding="utf-8"?>
-<ds:datastoreItem xmlns:ds="http://schemas.openxmlformats.org/officeDocument/2006/customXml" ds:itemID="{11111111-1234-1234-1234-123412341234}">
-  <ds:schemaRefs>
-    <ds:schemaRef ds:uri="http://customooxmlschemas.google.com/"/>
-    <ds:schemaRef ds:uri="http://schemas.openxmlformats.org/officeDocument/2006/relationships"/>
-  </ds:schemaRefs>
-</ds:datastoreItem>
-</file>
-
-<file path=customXml/itemProps2.xml><?xml version="1.0" encoding="utf-8"?>
 <ds:datastoreItem xmlns:ds="http://schemas.openxmlformats.org/officeDocument/2006/customXml" ds:itemID="{9AB9154E-7B48-4FBE-8279-AD0A6A0E8C59}">
   <ds:schemaRefs>
     <ds:schemaRef ds:uri="http://schemas.microsoft.com/office/2006/metadata/contentType"/>
@@ -4858,10 +5164,19 @@
 </ds:datastoreItem>
 </file>
 
+<file path=customXml/itemProps2.xml><?xml version="1.0" encoding="utf-8"?>
+<ds:datastoreItem xmlns:ds="http://schemas.openxmlformats.org/officeDocument/2006/customXml" ds:itemID="{11111111-1234-1234-1234-123412341234}">
+  <ds:schemaRefs>
+    <ds:schemaRef ds:uri="http://customooxmlschemas.google.com/"/>
+    <ds:schemaRef ds:uri="http://schemas.openxmlformats.org/officeDocument/2006/relationships"/>
+  </ds:schemaRefs>
+</ds:datastoreItem>
+</file>
+
 <file path=customXml/itemProps3.xml><?xml version="1.0" encoding="utf-8"?>
-<ds:datastoreItem xmlns:ds="http://schemas.openxmlformats.org/officeDocument/2006/customXml" ds:itemID="{4F1AEC50-4A1A-4CA0-9059-1BBE99D2C5D0}">
+<ds:datastoreItem xmlns:ds="http://schemas.openxmlformats.org/officeDocument/2006/customXml" ds:itemID="{F4F81F43-B9B4-4FBB-A6A9-7766FAA6F74A}">
   <ds:schemaRefs>
-    <ds:schemaRef ds:uri="http://schemas.microsoft.com/sharepoint/v3/contenttype/forms"/>
+    <ds:schemaRef ds:uri="http://schemas.openxmlformats.org/officeDocument/2006/bibliography"/>
   </ds:schemaRefs>
 </ds:datastoreItem>
 </file>
@@ -4878,9 +5193,9 @@
 </file>
 
 <file path=customXml/itemProps5.xml><?xml version="1.0" encoding="utf-8"?>
-<ds:datastoreItem xmlns:ds="http://schemas.openxmlformats.org/officeDocument/2006/customXml" ds:itemID="{F4F81F43-B9B4-4FBB-A6A9-7766FAA6F74A}">
+<ds:datastoreItem xmlns:ds="http://schemas.openxmlformats.org/officeDocument/2006/customXml" ds:itemID="{4F1AEC50-4A1A-4CA0-9059-1BBE99D2C5D0}">
   <ds:schemaRefs>
-    <ds:schemaRef ds:uri="http://schemas.openxmlformats.org/officeDocument/2006/bibliography"/>
+    <ds:schemaRef ds:uri="http://schemas.microsoft.com/sharepoint/v3/contenttype/forms"/>
   </ds:schemaRefs>
 </ds:datastoreItem>
 </file>
--- a/atividades/template/Relatorio.docx
+++ b/atividades/template/Relatorio.docx
@@ -135,7 +135,7 @@
           <w:sz w:val="24"/>
           <w:szCs w:val="24"/>
         </w:rPr>
-        <w:t>[AAAA]</w:t>
+        <w:t>[AAAA</w:t>
       </w:r>
     </w:p>
     <w:p>
@@ -268,7 +268,7 @@
         <w:rPr>
           <w:b/>
         </w:rPr>
-        <w:t>[MES_ATUAL]</w:t>
+        <w:t>JUNHO</w:t>
       </w:r>
       <w:r>
         <w:rPr>
@@ -280,7 +280,7 @@
         <w:rPr>
           <w:b/>
         </w:rPr>
-        <w:t>[ANO_ATUAL]</w:t>
+        <w:t>2026</w:t>
       </w:r>
       <w:r>
         <w:br w:type="page"/>
@@ -365,7 +365,7 @@
           <w:r>
             <w:fldChar w:fldCharType="separate"/>
           </w:r>
-          <w:hyperlink w:anchor="_Toc232583859" w:history="1">
+          <w:hyperlink w:anchor="_Toc232600304" w:history="1">
             <w:r>
               <w:rPr>
                 <w:rStyle w:val="Hyperlink"/>
@@ -412,7 +412,7 @@
                 <w:noProof/>
                 <w:webHidden/>
               </w:rPr>
-              <w:instrText xml:space="preserve"> PAGEREF _Toc232583859 \h </w:instrText>
+              <w:instrText xml:space="preserve"> PAGEREF _Toc232600304 \h </w:instrText>
             </w:r>
             <w:r>
               <w:rPr>
@@ -459,7 +459,7 @@
               <w14:ligatures w14:val="standardContextual"/>
             </w:rPr>
           </w:pPr>
-          <w:hyperlink w:anchor="_Toc232583860" w:history="1">
+          <w:hyperlink w:anchor="_Toc232600305" w:history="1">
             <w:r>
               <w:rPr>
                 <w:rStyle w:val="Hyperlink"/>
@@ -506,7 +506,7 @@
                 <w:noProof/>
                 <w:webHidden/>
               </w:rPr>
-              <w:instrText xml:space="preserve"> PAGEREF _Toc232583860 \h </w:instrText>
+              <w:instrText xml:space="preserve"> PAGEREF _Toc232600305 \h </w:instrText>
             </w:r>
             <w:r>
               <w:rPr>
@@ -553,7 +553,7 @@
               <w14:ligatures w14:val="standardContextual"/>
             </w:rPr>
           </w:pPr>
-          <w:hyperlink w:anchor="_Toc232583861" w:history="1">
+          <w:hyperlink w:anchor="_Toc232600306" w:history="1">
             <w:r>
               <w:rPr>
                 <w:rStyle w:val="Hyperlink"/>
@@ -600,7 +600,7 @@
                 <w:noProof/>
                 <w:webHidden/>
               </w:rPr>
-              <w:instrText xml:space="preserve"> PAGEREF _Toc232583861 \h </w:instrText>
+              <w:instrText xml:space="preserve"> PAGEREF _Toc232600306 \h </w:instrText>
             </w:r>
             <w:r>
               <w:rPr>
@@ -647,7 +647,7 @@
               <w14:ligatures w14:val="standardContextual"/>
             </w:rPr>
           </w:pPr>
-          <w:hyperlink w:anchor="_Toc232583862" w:history="1">
+          <w:hyperlink w:anchor="_Toc232600307" w:history="1">
             <w:r>
               <w:rPr>
                 <w:rStyle w:val="Hyperlink"/>
@@ -694,7 +694,7 @@
                 <w:noProof/>
                 <w:webHidden/>
               </w:rPr>
-              <w:instrText xml:space="preserve"> PAGEREF _Toc232583862 \h </w:instrText>
+              <w:instrText xml:space="preserve"> PAGEREF _Toc232600307 \h </w:instrText>
             </w:r>
             <w:r>
               <w:rPr>
@@ -714,7 +714,7 @@
                 <w:noProof/>
                 <w:webHidden/>
               </w:rPr>
-              <w:t>4</w:t>
+              <w:t>3</w:t>
             </w:r>
             <w:r>
               <w:rPr>
@@ -741,7 +741,7 @@
               <w14:ligatures w14:val="standardContextual"/>
             </w:rPr>
           </w:pPr>
-          <w:hyperlink w:anchor="_Toc232583863" w:history="1">
+          <w:hyperlink w:anchor="_Toc232600308" w:history="1">
             <w:r>
               <w:rPr>
                 <w:rStyle w:val="Hyperlink"/>
@@ -788,7 +788,7 @@
                 <w:noProof/>
                 <w:webHidden/>
               </w:rPr>
-              <w:instrText xml:space="preserve"> PAGEREF _Toc232583863 \h </w:instrText>
+              <w:instrText xml:space="preserve"> PAGEREF _Toc232600308 \h </w:instrText>
             </w:r>
             <w:r>
               <w:rPr>
@@ -808,7 +808,7 @@
                 <w:noProof/>
                 <w:webHidden/>
               </w:rPr>
-              <w:t>4</w:t>
+              <w:t>3</w:t>
             </w:r>
             <w:r>
               <w:rPr>
@@ -835,7 +835,7 @@
               <w14:ligatures w14:val="standardContextual"/>
             </w:rPr>
           </w:pPr>
-          <w:hyperlink w:anchor="_Toc232583864" w:history="1">
+          <w:hyperlink w:anchor="_Toc232600309" w:history="1">
             <w:r>
               <w:rPr>
                 <w:rStyle w:val="Hyperlink"/>
@@ -880,7 +880,7 @@
                 <w:noProof/>
                 <w:webHidden/>
               </w:rPr>
-              <w:instrText xml:space="preserve"> PAGEREF _Toc232583864 \h </w:instrText>
+              <w:instrText xml:space="preserve"> PAGEREF _Toc232600309 \h </w:instrText>
             </w:r>
             <w:r>
               <w:rPr>
@@ -900,7 +900,7 @@
                 <w:noProof/>
                 <w:webHidden/>
               </w:rPr>
-              <w:t>4</w:t>
+              <w:t>3</w:t>
             </w:r>
             <w:r>
               <w:rPr>
@@ -927,7 +927,7 @@
               <w14:ligatures w14:val="standardContextual"/>
             </w:rPr>
           </w:pPr>
-          <w:hyperlink w:anchor="_Toc232583865" w:history="1">
+          <w:hyperlink w:anchor="_Toc232600310" w:history="1">
             <w:r>
               <w:rPr>
                 <w:rStyle w:val="Hyperlink"/>
@@ -974,7 +974,7 @@
                 <w:noProof/>
                 <w:webHidden/>
               </w:rPr>
-              <w:instrText xml:space="preserve"> PAGEREF _Toc232583865 \h </w:instrText>
+              <w:instrText xml:space="preserve"> PAGEREF _Toc232600310 \h </w:instrText>
             </w:r>
             <w:r>
               <w:rPr>
@@ -994,7 +994,7 @@
                 <w:noProof/>
                 <w:webHidden/>
               </w:rPr>
-              <w:t>4</w:t>
+              <w:t>3</w:t>
             </w:r>
             <w:r>
               <w:rPr>
@@ -1021,7 +1021,7 @@
               <w14:ligatures w14:val="standardContextual"/>
             </w:rPr>
           </w:pPr>
-          <w:hyperlink w:anchor="_Toc232583866" w:history="1">
+          <w:hyperlink w:anchor="_Toc232600311" w:history="1">
             <w:r>
               <w:rPr>
                 <w:rStyle w:val="Hyperlink"/>
@@ -1068,7 +1068,7 @@
                 <w:noProof/>
                 <w:webHidden/>
               </w:rPr>
-              <w:instrText xml:space="preserve"> PAGEREF _Toc232583866 \h </w:instrText>
+              <w:instrText xml:space="preserve"> PAGEREF _Toc232600311 \h </w:instrText>
             </w:r>
             <w:r>
               <w:rPr>
@@ -1088,7 +1088,7 @@
                 <w:noProof/>
                 <w:webHidden/>
               </w:rPr>
-              <w:t>4</w:t>
+              <w:t>3</w:t>
             </w:r>
             <w:r>
               <w:rPr>
@@ -1115,7 +1115,7 @@
               <w14:ligatures w14:val="standardContextual"/>
             </w:rPr>
           </w:pPr>
-          <w:hyperlink w:anchor="_Toc232583867" w:history="1">
+          <w:hyperlink w:anchor="_Toc232600312" w:history="1">
             <w:r>
               <w:rPr>
                 <w:rStyle w:val="Hyperlink"/>
@@ -1162,7 +1162,7 @@
                 <w:noProof/>
                 <w:webHidden/>
               </w:rPr>
-              <w:instrText xml:space="preserve"> PAGEREF _Toc232583867 \h </w:instrText>
+              <w:instrText xml:space="preserve"> PAGEREF _Toc232600312 \h </w:instrText>
             </w:r>
             <w:r>
               <w:rPr>
@@ -1182,7 +1182,7 @@
                 <w:noProof/>
                 <w:webHidden/>
               </w:rPr>
-              <w:t>4</w:t>
+              <w:t>3</w:t>
             </w:r>
             <w:r>
               <w:rPr>
@@ -1242,7 +1242,7 @@
           <w:szCs w:val="24"/>
         </w:rPr>
       </w:pPr>
-      <w:bookmarkStart w:id="1" w:name="_Toc232583859"/>
+      <w:bookmarkStart w:id="1" w:name="_Toc232600304"/>
       <w:r>
         <w:rPr>
           <w:b/>
@@ -1290,15 +1290,16 @@
           <w:szCs w:val="24"/>
         </w:rPr>
       </w:pPr>
-      <w:bookmarkStart w:id="2" w:name="_Toc232583860"/>
+      <w:bookmarkStart w:id="2" w:name="_Toc232600305"/>
       <w:r>
         <w:rPr>
           <w:b/>
           <w:sz w:val="24"/>
           <w:szCs w:val="24"/>
         </w:rPr>
-        <w:t>SÍNTESE EXECUTIVA</w:t>
+        <w:t>RESUMO GERAL</w:t>
       </w:r>
+      <w:bookmarkEnd w:id="2"/>
     </w:p>
     <w:p>
       <w:pPr>
@@ -1315,89 +1316,7 @@
           <w:sz w:val="24"/>
           <w:szCs w:val="24"/>
         </w:rPr>
-        <w:t>[</w:t>
-      </w:r>
-      <w:r>
-        <w:rPr>
-          <w:sz w:val="24"/>
-          <w:szCs w:val="24"/>
-        </w:rPr>
-        <w:t>CCCC</w:t>
-      </w:r>
-      <w:r>
-        <w:rPr>
-          <w:sz w:val="24"/>
-          <w:szCs w:val="24"/>
-        </w:rPr>
-        <w:t>]</w:t>
-      </w:r>
-    </w:p>
-    <w:p>
-      <w:pPr>
-        <w:keepNext/>
-        <w:keepLines/>
-        <w:numPr>
-          <w:ilvl w:val="0"/>
-          <w:numId w:val="7"/>
-        </w:numPr>
-        <w:spacing w:before="400" w:after="120" w:line="360" w:lineRule="auto"/>
-        <w:ind w:hanging="425"/>
-        <w:jc w:val="both"/>
-        <w:outlineLvl w:val="0"/>
-        <w:rPr>
-          <w:b/>
-          <w:sz w:val="24"/>
-          <w:szCs w:val="24"/>
-        </w:rPr>
-      </w:pPr>
-      <w:r>
-        <w:rPr>
-          <w:b/>
-          <w:sz w:val="24"/>
-          <w:szCs w:val="24"/>
-        </w:rPr>
-        <w:t>R</w:t>
-      </w:r>
-      <w:r>
-        <w:rPr>
-          <w:b/>
-          <w:sz w:val="24"/>
-          <w:szCs w:val="24"/>
-        </w:rPr>
-        <w:t>ESUMO GERAL</w:t>
-      </w:r>
-      <w:bookmarkEnd w:id="2"/>
-    </w:p>
-    <w:p>
-      <w:pPr>
-        <w:spacing w:after="200" w:line="360" w:lineRule="auto"/>
-        <w:ind w:firstLine="708"/>
-        <w:jc w:val="both"/>
-        <w:rPr>
-          <w:sz w:val="24"/>
-          <w:szCs w:val="24"/>
-        </w:rPr>
-      </w:pPr>
-      <w:r>
-        <w:rPr>
-          <w:sz w:val="24"/>
-          <w:szCs w:val="24"/>
-        </w:rPr>
-        <w:t>[</w:t>
-      </w:r>
-      <w:r>
-        <w:rPr>
-          <w:sz w:val="24"/>
-          <w:szCs w:val="24"/>
-        </w:rPr>
-        <w:t>DDDD</w:t>
-      </w:r>
-      <w:r>
-        <w:rPr>
-          <w:sz w:val="24"/>
-          <w:szCs w:val="24"/>
-        </w:rPr>
-        <w:t>]</w:t>
+        <w:t>[CCCC]</w:t>
       </w:r>
     </w:p>
     <w:p>
@@ -1417,7 +1336,7 @@
           <w:szCs w:val="24"/>
         </w:rPr>
       </w:pPr>
-      <w:bookmarkStart w:id="3" w:name="_Toc232583861"/>
+      <w:bookmarkStart w:id="3" w:name="_Toc232600306"/>
       <w:r>
         <w:rPr>
           <w:b/>
@@ -1431,33 +1350,23 @@
     <w:p>
       <w:pPr>
         <w:spacing w:after="200" w:line="360" w:lineRule="auto"/>
-        <w:ind w:left="709"/>
+        <w:ind w:firstLine="708"/>
         <w:jc w:val="both"/>
         <w:rPr>
           <w:sz w:val="24"/>
           <w:szCs w:val="24"/>
         </w:rPr>
       </w:pPr>
+      <w:bookmarkStart w:id="4" w:name="_heading=h.65uegc26oi85"/>
+      <w:bookmarkStart w:id="5" w:name="_heading=h.b1loiuf7yl5f"/>
+      <w:bookmarkEnd w:id="4"/>
+      <w:bookmarkEnd w:id="5"/>
       <w:r>
         <w:rPr>
           <w:sz w:val="24"/>
           <w:szCs w:val="24"/>
         </w:rPr>
-        <w:t>[</w:t>
-      </w:r>
-      <w:r>
-        <w:rPr>
-          <w:sz w:val="24"/>
-          <w:szCs w:val="24"/>
-        </w:rPr>
-        <w:t>EEEE</w:t>
-      </w:r>
-      <w:r>
-        <w:rPr>
-          <w:sz w:val="24"/>
-          <w:szCs w:val="24"/>
-        </w:rPr>
-        <w:t>]</w:t>
+        <w:t>[DDDD]</w:t>
       </w:r>
     </w:p>
     <w:p>
@@ -1476,11 +1385,7 @@
           <w:szCs w:val="24"/>
         </w:rPr>
       </w:pPr>
-      <w:bookmarkStart w:id="4" w:name="_heading=h.65uegc26oi85"/>
-      <w:bookmarkStart w:id="5" w:name="_heading=h.b1loiuf7yl5f"/>
-      <w:bookmarkStart w:id="6" w:name="_Toc232583862"/>
-      <w:bookmarkEnd w:id="4"/>
-      <w:bookmarkEnd w:id="5"/>
+      <w:bookmarkStart w:id="6" w:name="_Toc232600307"/>
       <w:r>
         <w:rPr>
           <w:b/>
@@ -1494,35 +1399,19 @@
     <w:p>
       <w:pPr>
         <w:spacing w:after="200" w:line="360" w:lineRule="auto"/>
-        <w:ind w:firstLine="708"/>
+        <w:ind w:left="709"/>
         <w:jc w:val="both"/>
         <w:rPr>
           <w:sz w:val="24"/>
           <w:szCs w:val="24"/>
         </w:rPr>
       </w:pPr>
-      <w:bookmarkStart w:id="7" w:name="_heading=h.lvy0efl9ejvv"/>
-      <w:bookmarkEnd w:id="7"/>
       <w:r>
         <w:rPr>
           <w:sz w:val="24"/>
           <w:szCs w:val="24"/>
         </w:rPr>
-        <w:t>[</w:t>
-      </w:r>
-      <w:r>
-        <w:rPr>
-          <w:sz w:val="24"/>
-          <w:szCs w:val="24"/>
-        </w:rPr>
-        <w:t>FFFF</w:t>
-      </w:r>
-      <w:r>
-        <w:rPr>
-          <w:sz w:val="24"/>
-          <w:szCs w:val="24"/>
-        </w:rPr>
-        <w:t>]</w:t>
+        <w:t>[EEEE]</w:t>
       </w:r>
     </w:p>
     <w:p>
@@ -1541,7 +1430,7 @@
           <w:szCs w:val="24"/>
         </w:rPr>
       </w:pPr>
-      <w:bookmarkStart w:id="8" w:name="_Toc232583863"/>
+      <w:bookmarkStart w:id="7" w:name="_Toc232600308"/>
       <w:r>
         <w:rPr>
           <w:b/>
@@ -1550,7 +1439,7 @@
         </w:rPr>
         <w:t>DISTRIBUIÇÃO POR PROJETO</w:t>
       </w:r>
-      <w:bookmarkEnd w:id="8"/>
+      <w:bookmarkEnd w:id="7"/>
     </w:p>
     <w:p>
       <w:pPr>
@@ -1562,43 +1451,27 @@
           <w:szCs w:val="24"/>
         </w:rPr>
       </w:pPr>
-      <w:bookmarkStart w:id="9" w:name="_heading=h.sp9jtw4gg0jd"/>
-      <w:bookmarkEnd w:id="9"/>
       <w:r>
         <w:rPr>
           <w:sz w:val="24"/>
           <w:szCs w:val="24"/>
         </w:rPr>
-        <w:t>[</w:t>
+        <w:t>[FFFF]</w:t>
       </w:r>
-      <w:r>
-        <w:rPr>
-          <w:sz w:val="24"/>
-          <w:szCs w:val="24"/>
-        </w:rPr>
-        <w:t>GGGG</w:t>
-      </w:r>
-      <w:r>
-        <w:rPr>
-          <w:sz w:val="24"/>
-          <w:szCs w:val="24"/>
-        </w:rPr>
-        <w:t>]</w:t>
-      </w:r>
     </w:p>
     <w:p>
       <w:pPr>
         <w:pStyle w:val="Ttulo1"/>
       </w:pPr>
-      <w:bookmarkStart w:id="10" w:name="_Toc232583864"/>
+      <w:bookmarkStart w:id="8" w:name="_Toc232600309"/>
       <w:r>
         <w:t>DISTRIBUIÇÃO POR PRIORIDADE</w:t>
       </w:r>
-      <w:bookmarkEnd w:id="10"/>
-    </w:p>
-    <w:p>
-      <w:pPr>
-        <w:spacing w:line="360" w:lineRule="auto"/>
+      <w:bookmarkEnd w:id="8"/>
+    </w:p>
+    <w:p>
+      <w:pPr>
+        <w:spacing w:after="200" w:line="360" w:lineRule="auto"/>
         <w:ind w:firstLine="708"/>
         <w:jc w:val="both"/>
         <w:rPr>
@@ -1606,26 +1479,14 @@
           <w:szCs w:val="24"/>
         </w:rPr>
       </w:pPr>
+      <w:bookmarkStart w:id="9" w:name="_heading=h.w9q1dtlb5u22" w:colFirst="0" w:colLast="0"/>
+      <w:bookmarkEnd w:id="9"/>
       <w:r>
         <w:rPr>
           <w:sz w:val="24"/>
           <w:szCs w:val="24"/>
         </w:rPr>
-        <w:t>[</w:t>
-      </w:r>
-      <w:r>
-        <w:rPr>
-          <w:sz w:val="24"/>
-          <w:szCs w:val="24"/>
-        </w:rPr>
-        <w:t>HHHH</w:t>
-      </w:r>
-      <w:r>
-        <w:rPr>
-          <w:sz w:val="24"/>
-          <w:szCs w:val="24"/>
-        </w:rPr>
-        <w:t>]</w:t>
+        <w:t>[GGGG]</w:t>
       </w:r>
     </w:p>
     <w:p>
@@ -1651,9 +1512,7 @@
           <w:szCs w:val="24"/>
         </w:rPr>
       </w:pPr>
-      <w:bookmarkStart w:id="11" w:name="_heading=h.w9q1dtlb5u22" w:colFirst="0" w:colLast="0"/>
-      <w:bookmarkStart w:id="12" w:name="_Toc232583865"/>
-      <w:bookmarkEnd w:id="11"/>
+      <w:bookmarkStart w:id="10" w:name="_Toc232600310"/>
       <w:r>
         <w:rPr>
           <w:b/>
@@ -1662,7 +1521,7 @@
         </w:rPr>
         <w:t>ATIVIDADES DA SEMANA</w:t>
       </w:r>
-      <w:bookmarkEnd w:id="12"/>
+      <w:bookmarkEnd w:id="10"/>
     </w:p>
     <w:p>
       <w:pPr>
@@ -1679,21 +1538,7 @@
           <w:sz w:val="24"/>
           <w:szCs w:val="24"/>
         </w:rPr>
-        <w:t>[</w:t>
-      </w:r>
-      <w:r>
-        <w:rPr>
-          <w:sz w:val="24"/>
-          <w:szCs w:val="24"/>
-        </w:rPr>
-        <w:t>IIII</w:t>
-      </w:r>
-      <w:r>
-        <w:rPr>
-          <w:sz w:val="24"/>
-          <w:szCs w:val="24"/>
-        </w:rPr>
-        <w:t>]</w:t>
+        <w:t>[HHHH]</w:t>
       </w:r>
     </w:p>
     <w:p>
@@ -1719,15 +1564,16 @@
           <w:szCs w:val="24"/>
         </w:rPr>
       </w:pPr>
-      <w:bookmarkStart w:id="13" w:name="_Toc232583866"/>
+      <w:bookmarkStart w:id="11" w:name="_Toc232600311"/>
       <w:r>
         <w:rPr>
           <w:b/>
           <w:sz w:val="24"/>
           <w:szCs w:val="24"/>
         </w:rPr>
-        <w:t>PONTOS DE ATENÇÃO</w:t>
+        <w:t>GRÁFICOS</w:t>
       </w:r>
+      <w:bookmarkEnd w:id="11"/>
     </w:p>
     <w:p>
       <w:pPr>
@@ -1751,7 +1597,7 @@
           <w:sz w:val="24"/>
           <w:szCs w:val="24"/>
         </w:rPr>
-        <w:t>JJJJ</w:t>
+        <w:t>IIII</w:t>
       </w:r>
       <w:r>
         <w:rPr>
@@ -1784,14 +1630,16 @@
           <w:szCs w:val="24"/>
         </w:rPr>
       </w:pPr>
+      <w:bookmarkStart w:id="12" w:name="_Toc232600312"/>
       <w:r>
         <w:rPr>
           <w:b/>
           <w:sz w:val="24"/>
           <w:szCs w:val="24"/>
         </w:rPr>
-        <w:t>PRÓXIMOS PASSOS RECOMENDADOS</w:t>
+        <w:t>CONCLUSÃO</w:t>
       </w:r>
+      <w:bookmarkEnd w:id="12"/>
     </w:p>
     <w:p>
       <w:pPr>
@@ -1808,160 +1656,7 @@
           <w:sz w:val="24"/>
           <w:szCs w:val="24"/>
         </w:rPr>
-        <w:t>[</w:t>
-      </w:r>
-      <w:r>
-        <w:rPr>
-          <w:sz w:val="24"/>
-          <w:szCs w:val="24"/>
-        </w:rPr>
-        <w:t>KKKK</w:t>
-      </w:r>
-      <w:r>
-        <w:rPr>
-          <w:sz w:val="24"/>
-          <w:szCs w:val="24"/>
-        </w:rPr>
-        <w:t>]</w:t>
-      </w:r>
-    </w:p>
-    <w:p>
-      <w:pPr>
-        <w:keepNext/>
-        <w:keepLines/>
-        <w:numPr>
-          <w:ilvl w:val="0"/>
-          <w:numId w:val="6"/>
-        </w:numPr>
-        <w:pBdr>
-          <w:top w:val="nil"/>
-          <w:left w:val="nil"/>
-          <w:bottom w:val="nil"/>
-          <w:right w:val="nil"/>
-          <w:between w:val="nil"/>
-        </w:pBdr>
-        <w:spacing w:after="120" w:line="360" w:lineRule="auto"/>
-        <w:outlineLvl w:val="0"/>
-        <w:rPr>
-          <w:b/>
-          <w:sz w:val="24"/>
-          <w:szCs w:val="24"/>
-        </w:rPr>
-      </w:pPr>
-      <w:r>
-        <w:rPr>
-          <w:b/>
-          <w:sz w:val="24"/>
-          <w:szCs w:val="24"/>
-        </w:rPr>
-        <w:t>G</w:t>
-      </w:r>
-      <w:r>
-        <w:rPr>
-          <w:b/>
-          <w:sz w:val="24"/>
-          <w:szCs w:val="24"/>
-        </w:rPr>
-        <w:t>RÁFICOS</w:t>
-      </w:r>
-      <w:bookmarkEnd w:id="13"/>
-    </w:p>
-    <w:p>
-      <w:pPr>
-        <w:spacing w:line="360" w:lineRule="auto"/>
-        <w:ind w:firstLine="708"/>
-        <w:jc w:val="both"/>
-        <w:rPr>
-          <w:sz w:val="24"/>
-          <w:szCs w:val="24"/>
-        </w:rPr>
-      </w:pPr>
-      <w:r>
-        <w:rPr>
-          <w:sz w:val="24"/>
-          <w:szCs w:val="24"/>
-        </w:rPr>
-        <w:t>[</w:t>
-      </w:r>
-      <w:r>
-        <w:rPr>
-          <w:sz w:val="24"/>
-          <w:szCs w:val="24"/>
-        </w:rPr>
-        <w:t>LLLL</w:t>
-      </w:r>
-      <w:r>
-        <w:rPr>
-          <w:sz w:val="24"/>
-          <w:szCs w:val="24"/>
-        </w:rPr>
-        <w:t>]</w:t>
-      </w:r>
-    </w:p>
-    <w:p>
-      <w:pPr>
-        <w:keepNext/>
-        <w:keepLines/>
-        <w:numPr>
-          <w:ilvl w:val="0"/>
-          <w:numId w:val="6"/>
-        </w:numPr>
-        <w:pBdr>
-          <w:top w:val="nil"/>
-          <w:left w:val="nil"/>
-          <w:bottom w:val="nil"/>
-          <w:right w:val="nil"/>
-          <w:between w:val="nil"/>
-        </w:pBdr>
-        <w:spacing w:after="120" w:line="360" w:lineRule="auto"/>
-        <w:outlineLvl w:val="0"/>
-        <w:rPr>
-          <w:b/>
-          <w:sz w:val="24"/>
-          <w:szCs w:val="24"/>
-        </w:rPr>
-      </w:pPr>
-      <w:bookmarkStart w:id="14" w:name="_Toc232583867"/>
-      <w:r>
-        <w:rPr>
-          <w:b/>
-          <w:sz w:val="24"/>
-          <w:szCs w:val="24"/>
-        </w:rPr>
-        <w:t>CONCLUSÃO</w:t>
-      </w:r>
-      <w:bookmarkEnd w:id="14"/>
-    </w:p>
-    <w:p>
-      <w:pPr>
-        <w:spacing w:line="360" w:lineRule="auto"/>
-        <w:ind w:firstLine="708"/>
-        <w:jc w:val="both"/>
-        <w:rPr>
-          <w:sz w:val="24"/>
-          <w:szCs w:val="24"/>
-        </w:rPr>
-      </w:pPr>
-      <w:r>
-        <w:rPr>
-          <w:sz w:val="24"/>
-          <w:szCs w:val="24"/>
-        </w:rPr>
-        <w:t>[</w:t>
-      </w:r>
-      <w:r>
-        <w:rPr>
-          <w:sz w:val="24"/>
-          <w:szCs w:val="24"/>
-        </w:rPr>
-        <w:t>MMMM</w:t>
-      </w:r>
-      <w:r>
-        <w:rPr>
-          <w:sz w:val="24"/>
-          <w:szCs w:val="24"/>
-        </w:rPr>
-        <w:t>]</w:t>
+        <w:t>[JJJJ]</w:t>
       </w:r>
     </w:p>
     <w:p>
@@ -2025,7 +1720,6 @@
           <w:iCs/>
           <w:sz w:val="24"/>
           <w:szCs w:val="24"/>
-          <w:lang w:val="en-US"/>
         </w:rPr>
       </w:pPr>
       <w:r>
@@ -2034,7 +1728,6 @@
           <w:iCs/>
           <w:sz w:val="20"/>
           <w:szCs w:val="20"/>
-          <w:lang w:val="en-US"/>
         </w:rPr>
         <w:t xml:space="preserve">CREA </w:t>
       </w:r>
@@ -2044,7 +1737,6 @@
           <w:iCs/>
           <w:sz w:val="20"/>
           <w:szCs w:val="20"/>
-          <w:lang w:val="en-US"/>
         </w:rPr>
         <w:t>092019291-2</w:t>
       </w:r>
@@ -2057,7 +1749,6 @@
           <w:iCs/>
           <w:sz w:val="24"/>
           <w:szCs w:val="24"/>
-          <w:lang w:val="en-US"/>
         </w:rPr>
       </w:pPr>
     </w:p>
@@ -3938,8 +3629,8 @@
       <w:szCs w:val="52"/>
     </w:rPr>
   </w:style>
-  <w:style w:type="table" w:customStyle="1" w:styleId="TableNormal0">
-    <w:name w:val="Table Normal"/>
+  <w:style w:type="table" w:customStyle="1" w:styleId="TableNormal2">
+    <w:name w:val="Table Normal2"/>
     <w:tblPr>
       <w:tblCellMar>
         <w:top w:w="0" w:type="dxa"/>
@@ -3950,7 +3641,7 @@
     </w:tblPr>
   </w:style>
   <w:style w:type="table" w:customStyle="1" w:styleId="TableNormal1">
-    <w:name w:val="Table Normal"/>
+    <w:name w:val="Table Normal1"/>
     <w:tblPr>
       <w:tblCellMar>
         <w:top w:w="0" w:type="dxa"/>
@@ -4415,7 +4106,8 @@
       <w:szCs w:val="30"/>
     </w:rPr>
   </w:style>
-  <w:style w:type="table" w:customStyle="1" w:styleId="a">
+  <w:style w:type="table" w:customStyle="1" w:styleId="3">
+    <w:name w:val="3"/>
     <w:basedOn w:val="TableNormal1"/>
     <w:tblPr>
       <w:tblStyleRowBandSize w:val="1"/>
@@ -4426,7 +4118,8 @@
       </w:tblCellMar>
     </w:tblPr>
   </w:style>
-  <w:style w:type="table" w:customStyle="1" w:styleId="a0">
+  <w:style w:type="table" w:customStyle="1" w:styleId="2">
+    <w:name w:val="2"/>
     <w:basedOn w:val="TableNormal1"/>
     <w:tblPr>
       <w:tblStyleRowBandSize w:val="1"/>
@@ -4437,7 +4130,8 @@
       </w:tblCellMar>
     </w:tblPr>
   </w:style>
-  <w:style w:type="table" w:customStyle="1" w:styleId="a1">
+  <w:style w:type="table" w:customStyle="1" w:styleId="1">
+    <w:name w:val="1"/>
     <w:basedOn w:val="TableNormal1"/>
     <w:tblPr>
       <w:tblStyleRowBandSize w:val="1"/>
@@ -5111,16 +4805,15 @@
 </file>
 
 <file path=customXml/item2.xml><?xml version="1.0" encoding="utf-8"?>
-<go:gDocsCustomXmlDataStorage xmlns:go="http://customooxmlschemas.google.com/" xmlns:r="http://schemas.openxmlformats.org/officeDocument/2006/relationships" uri="GoogleDocsCustomDataVersion2">
-  <go:docsCustomData xmlns:go="http://customooxmlschemas.google.com/" roundtripDataSignature="AMtx7mhx1lXjm647vcM1LZOQ04kbTy8lDg==">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</go:docsCustomData>
-</go:gDocsCustomXmlDataStorage>
+<?mso-contentType ?>
+<FormTemplates xmlns="http://schemas.microsoft.com/sharepoint/v3/contenttype/forms">
+  <Display>DocumentLibraryForm</Display>
+  <Edit>DocumentLibraryForm</Edit>
+  <New>DocumentLibraryForm</New>
+</FormTemplates>
 </file>
 
 <file path=customXml/item3.xml><?xml version="1.0" encoding="utf-8"?>
-<b:Sources xmlns:b="http://schemas.openxmlformats.org/officeDocument/2006/bibliography" xmlns="http://schemas.openxmlformats.org/officeDocument/2006/bibliography" SelectedStyle="\APASixthEditionOfficeOnline.xsl" StyleName="APA" Version="6"/>
-</file>
-
-<file path=customXml/item4.xml><?xml version="1.0" encoding="utf-8"?>
 <p:properties xmlns:p="http://schemas.microsoft.com/office/2006/metadata/properties" xmlns:xsi="http://www.w3.org/2001/XMLSchema-instance" xmlns:pc="http://schemas.microsoft.com/office/infopath/2007/PartnerControls">
   <documentManagement>
     <TaxCatchAll xmlns="ab6bdf74-870e-40d0-b701-04787b55b19a" xsi:nil="true"/>
@@ -5136,13 +4829,14 @@
 </p:properties>
 </file>
 
+<file path=customXml/item4.xml><?xml version="1.0" encoding="utf-8"?>
+<b:Sources xmlns:b="http://schemas.openxmlformats.org/officeDocument/2006/bibliography" xmlns="http://schemas.openxmlformats.org/officeDocument/2006/bibliography" SelectedStyle="\APASixthEditionOfficeOnline.xsl" StyleName="APA" Version="6"/>
+</file>
+
 <file path=customXml/item5.xml><?xml version="1.0" encoding="utf-8"?>
-<?mso-contentType ?>
-<FormTemplates xmlns="http://schemas.microsoft.com/sharepoint/v3/contenttype/forms">
-  <Display>DocumentLibraryForm</Display>
-  <Edit>DocumentLibraryForm</Edit>
-  <New>DocumentLibraryForm</New>
-</FormTemplates>
+<go:gDocsCustomXmlDataStorage xmlns:go="http://customooxmlschemas.google.com/" xmlns:r="http://schemas.openxmlformats.org/officeDocument/2006/relationships" uri="GoogleDocsCustomDataVersion2">
+  <go:docsCustomData xmlns:go="http://customooxmlschemas.google.com/" roundtripDataSignature="AMtx7mhx1lXjm647vcM1LZOQ04kbTy8lDg==">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</go:docsCustomData>
+</go:gDocsCustomXmlDataStorage>
 </file>
 
 <file path=customXml/itemProps1.xml><?xml version="1.0" encoding="utf-8"?>
@@ -5165,23 +4859,14 @@
 </file>
 
 <file path=customXml/itemProps2.xml><?xml version="1.0" encoding="utf-8"?>
-<ds:datastoreItem xmlns:ds="http://schemas.openxmlformats.org/officeDocument/2006/customXml" ds:itemID="{11111111-1234-1234-1234-123412341234}">
+<ds:datastoreItem xmlns:ds="http://schemas.openxmlformats.org/officeDocument/2006/customXml" ds:itemID="{4F1AEC50-4A1A-4CA0-9059-1BBE99D2C5D0}">
   <ds:schemaRefs>
-    <ds:schemaRef ds:uri="http://customooxmlschemas.google.com/"/>
-    <ds:schemaRef ds:uri="http://schemas.openxmlformats.org/officeDocument/2006/relationships"/>
+    <ds:schemaRef ds:uri="http://schemas.microsoft.com/sharepoint/v3/contenttype/forms"/>
   </ds:schemaRefs>
 </ds:datastoreItem>
 </file>
 
 <file path=customXml/itemProps3.xml><?xml version="1.0" encoding="utf-8"?>
-<ds:datastoreItem xmlns:ds="http://schemas.openxmlformats.org/officeDocument/2006/customXml" ds:itemID="{F4F81F43-B9B4-4FBB-A6A9-7766FAA6F74A}">
-  <ds:schemaRefs>
-    <ds:schemaRef ds:uri="http://schemas.openxmlformats.org/officeDocument/2006/bibliography"/>
-  </ds:schemaRefs>
-</ds:datastoreItem>
-</file>
-
-<file path=customXml/itemProps4.xml><?xml version="1.0" encoding="utf-8"?>
 <ds:datastoreItem xmlns:ds="http://schemas.openxmlformats.org/officeDocument/2006/customXml" ds:itemID="{59DEDD4B-7477-40F3-9154-656B192844A8}">
   <ds:schemaRefs>
     <ds:schemaRef ds:uri="http://schemas.microsoft.com/office/2006/metadata/properties"/>
@@ -5192,10 +4877,19 @@
 </ds:datastoreItem>
 </file>
 
+<file path=customXml/itemProps4.xml><?xml version="1.0" encoding="utf-8"?>
+<ds:datastoreItem xmlns:ds="http://schemas.openxmlformats.org/officeDocument/2006/customXml" ds:itemID="{F4F81F43-B9B4-4FBB-A6A9-7766FAA6F74A}">
+  <ds:schemaRefs>
+    <ds:schemaRef ds:uri="http://schemas.openxmlformats.org/officeDocument/2006/bibliography"/>
+  </ds:schemaRefs>
+</ds:datastoreItem>
+</file>
+
 <file path=customXml/itemProps5.xml><?xml version="1.0" encoding="utf-8"?>
-<ds:datastoreItem xmlns:ds="http://schemas.openxmlformats.org/officeDocument/2006/customXml" ds:itemID="{4F1AEC50-4A1A-4CA0-9059-1BBE99D2C5D0}">
+<ds:datastoreItem xmlns:ds="http://schemas.openxmlformats.org/officeDocument/2006/customXml" ds:itemID="{11111111-1234-1234-1234-123412341234}">
   <ds:schemaRefs>
-    <ds:schemaRef ds:uri="http://schemas.microsoft.com/sharepoint/v3/contenttype/forms"/>
+    <ds:schemaRef ds:uri="http://customooxmlschemas.google.com/"/>
+    <ds:schemaRef ds:uri="http://schemas.openxmlformats.org/officeDocument/2006/relationships"/>
   </ds:schemaRefs>
 </ds:datastoreItem>
 </file>
--- a/atividades/template/Relatorio.docx
+++ b/atividades/template/Relatorio.docx
@@ -1,6 +1,6 @@
 
 <file path=word/document.xml><?xml version="1.0" encoding="utf-8"?>
-<w:document xmlns:wpc="http://schemas.microsoft.com/office/word/2010/wordprocessingCanvas" xmlns:cx="http://schemas.microsoft.com/office/drawing/2014/chartex" xmlns:cx1="http://schemas.microsoft.com/office/drawing/2015/9/8/chartex" xmlns:cx2="http://schemas.microsoft.com/office/drawing/2015/10/21/chartex" xmlns:cx3="http://schemas.microsoft.com/office/drawing/2016/5/9/chartex" xmlns:cx4="http://schemas.microsoft.com/office/drawing/2016/5/10/chartex" xmlns:cx5="http://schemas.microsoft.com/office/drawing/2016/5/11/chartex" xmlns:cx6="http://schemas.microsoft.com/office/drawing/2016/5/12/chartex" xmlns:cx7="http://schemas.microsoft.com/office/drawing/2016/5/13/chartex" xmlns:cx8="http://schemas.microsoft.com/office/drawing/2016/5/14/chartex" xmlns:mc="http://schemas.openxmlformats.org/markup-compatibility/2006" xmlns:aink="http://schemas.microsoft.com/office/drawing/2016/ink" xmlns:am3d="http://schemas.microsoft.com/office/drawing/2017/model3d" xmlns:o="urn:schemas-microsoft-com:office:office" xmlns:oel="http://schemas.microsoft.com/office/2019/extlst" xmlns:r="http://schemas.openxmlformats.org/officeDocument/2006/relationships" xmlns:m="http://schemas.openxmlformats.org/officeDocument/2006/math" xmlns:v="urn:schemas-microsoft-com:vml" xmlns:wp14="http://schemas.microsoft.com/office/word/2010/wordprocessingDrawing" xmlns:wp="http://schemas.openxmlformats.org/drawingml/2006/wordprocessingDrawing" xmlns:w10="urn:schemas-microsoft-com:office:word" xmlns:w="http://schemas.openxmlformats.org/wordprocessingml/2006/main" xmlns:w14="http://schemas.microsoft.com/office/word/2010/wordml" xmlns:w15="http://schemas.microsoft.com/office/word/2012/wordml" xmlns:w16cex="http://schemas.microsoft.com/office/word/2018/wordml/cex" xmlns:w16cid="http://schemas.microsoft.com/office/word/2016/wordml/cid" xmlns:w16="http://schemas.microsoft.com/office/word/2018/wordml" xmlns:w16du="http://schemas.microsoft.com/office/word/2023/wordml/word16du" xmlns:w16sdtdh="http://schemas.microsoft.com/office/word/2020/wordml/sdtdatahash" xmlns:w16sdtfl="http://schemas.microsoft.com/office/word/2024/wordml/sdtformatlock" xmlns:w16se="http://schemas.microsoft.com/office/word/2015/wordml/symex" xmlns:wpg="http://schemas.microsoft.com/office/word/2010/wordprocessingGroup" xmlns:wpi="http://schemas.microsoft.com/office/word/2010/wordprocessingInk" xmlns:wne="http://schemas.microsoft.com/office/word/2006/wordml" xmlns:wps="http://schemas.microsoft.com/office/word/2010/wordprocessingShape" mc:Ignorable="w14 w15 w16se w16cid w16 w16cex w16sdtdh w16sdtfl w16du wp14">
+<w:document xmlns:wpc="http://schemas.microsoft.com/office/word/2010/wordprocessingCanvas" xmlns:cx="http://schemas.microsoft.com/office/drawing/2014/chartex" xmlns:cx1="http://schemas.microsoft.com/office/drawing/2015/9/8/chartex" xmlns:cx2="http://schemas.microsoft.com/office/drawing/2015/10/21/chartex" xmlns:cx3="http://schemas.microsoft.com/office/drawing/2016/5/9/chartex" xmlns:cx4="http://schemas.microsoft.com/office/drawing/2016/5/10/chartex" xmlns:cx5="http://schemas.microsoft.com/office/drawing/2016/5/11/chartex" xmlns:cx6="http://schemas.microsoft.com/office/drawing/2016/5/12/chartex" xmlns:cx7="http://schemas.microsoft.com/office/drawing/2016/5/13/chartex" xmlns:cx8="http://schemas.microsoft.com/office/drawing/2016/5/14/chartex" xmlns:mc="http://schemas.openxmlformats.org/markup-compatibility/2006" xmlns:aink="http://schemas.microsoft.com/office/drawing/2016/ink" xmlns:am3d="http://schemas.microsoft.com/office/drawing/2017/model3d" xmlns:o="urn:schemas-microsoft-com:office:office" xmlns:oel="http://schemas.microsoft.com/office/2019/extlst" xmlns:r="http://schemas.openxmlformats.org/officeDocument/2006/relationships" xmlns:m="http://schemas.openxmlformats.org/officeDocument/2006/math" xmlns:v="urn:schemas-microsoft-com:vml" xmlns:wp14="http://schemas.microsoft.com/office/word/2010/wordprocessingDrawing" xmlns:wp="http://schemas.openxmlformats.org/drawingml/2006/wordprocessingDrawing" xmlns:w10="urn:schemas-microsoft-com:office:word" xmlns:w="http://schemas.openxmlformats.org/wordprocessingml/2006/main" xmlns:w14="http://schemas.microsoft.com/office/word/2010/wordml" xmlns:w15="http://schemas.microsoft.com/office/word/2012/wordml" xmlns:w16cei="http://schemas.microsoft.com/office/word/2026/wordml/cei" xmlns:w16cex="http://schemas.microsoft.com/office/word/2018/wordml/cex" xmlns:w16cid="http://schemas.microsoft.com/office/word/2016/wordml/cid" xmlns:w16="http://schemas.microsoft.com/office/word/2018/wordml" xmlns:w16du="http://schemas.microsoft.com/office/word/2023/wordml/word16du" xmlns:w16sdtdh="http://schemas.microsoft.com/office/word/2020/wordml/sdtdatahash" xmlns:w16sdtfl="http://schemas.microsoft.com/office/word/2024/wordml/sdtformatlock" xmlns:w16se="http://schemas.microsoft.com/office/word/2015/wordml/symex" xmlns:wpg="http://schemas.microsoft.com/office/word/2010/wordprocessingGroup" xmlns:wpi="http://schemas.microsoft.com/office/word/2010/wordprocessingInk" xmlns:wne="http://schemas.microsoft.com/office/word/2006/wordml" xmlns:wps="http://schemas.microsoft.com/office/word/2010/wordprocessingShape" mc:Ignorable="w14 w15 w16se w16cid w16 w16cex w16sdtdh w16sdtfl w16du wp14">
   <w:body>
     <w:p>
       <w:pPr>
@@ -137,30 +137,102 @@
         </w:rPr>
         <w:t>[AAAA</w:t>
       </w:r>
+      <w:r>
+        <w:rPr>
+          <w:b/>
+          <w:sz w:val="24"/>
+          <w:szCs w:val="24"/>
+        </w:rPr>
+        <w:t>]</w:t>
+      </w:r>
     </w:p>
     <w:p>
       <w:pPr>
         <w:spacing w:line="360" w:lineRule="auto"/>
-        <w:ind w:left="2124"/>
         <w:jc w:val="both"/>
         <w:rPr>
           <w:b/>
-        </w:rPr>
-      </w:pPr>
+          <w:sz w:val="24"/>
+          <w:szCs w:val="24"/>
+        </w:rPr>
+      </w:pPr>
+      <w:r>
+        <w:rPr>
+          <w:b/>
+          <w:sz w:val="24"/>
+          <w:szCs w:val="24"/>
+        </w:rPr>
+        <w:t>PERÍODO</w:t>
+      </w:r>
+      <w:r>
+        <w:rPr>
+          <w:b/>
+          <w:sz w:val="24"/>
+          <w:szCs w:val="24"/>
+        </w:rPr>
+        <w:t>:</w:t>
+      </w:r>
+      <w:r>
+        <w:rPr>
+          <w:b/>
+        </w:rPr>
+        <w:tab/>
+      </w:r>
+      <w:r>
+        <w:rPr>
+          <w:b/>
+        </w:rPr>
+        <w:tab/>
+      </w:r>
+      <w:r>
+        <w:rPr>
+          <w:b/>
+        </w:rPr>
+        <w:t>[DATA_</w:t>
+      </w:r>
+      <w:proofErr w:type="gramStart"/>
+      <w:r>
+        <w:rPr>
+          <w:b/>
+        </w:rPr>
+        <w:t>INICIO</w:t>
+      </w:r>
+      <w:proofErr w:type="gramEnd"/>
+      <w:r>
+        <w:rPr>
+          <w:b/>
+        </w:rPr>
+        <w:t>_RELATORIO] A [DATA_FIM_RELATORIO]</w:t>
+      </w:r>
     </w:p>
     <w:p>
       <w:pPr>
         <w:spacing w:line="360" w:lineRule="auto"/>
-        <w:rPr>
-          <w:rFonts w:ascii="Roboto" w:eastAsia="Roboto" w:hAnsi="Roboto" w:cs="Roboto"/>
-          <w:b/>
-          <w:color w:val="1A0DAB"/>
-          <w:sz w:val="36"/>
-          <w:szCs w:val="36"/>
-          <w:highlight w:val="white"/>
-          <w:u w:val="single"/>
-        </w:rPr>
-      </w:pPr>
+        <w:jc w:val="both"/>
+        <w:rPr>
+          <w:b/>
+          <w:sz w:val="24"/>
+          <w:szCs w:val="24"/>
+        </w:rPr>
+      </w:pPr>
+      <w:r>
+        <w:rPr>
+          <w:b/>
+        </w:rPr>
+        <w:tab/>
+      </w:r>
+      <w:r>
+        <w:rPr>
+          <w:b/>
+        </w:rPr>
+        <w:tab/>
+      </w:r>
+      <w:r>
+        <w:rPr>
+          <w:b/>
+        </w:rPr>
+        <w:tab/>
+      </w:r>
     </w:p>
     <w:p>
       <w:pPr>
@@ -268,19 +340,7 @@
         <w:rPr>
           <w:b/>
         </w:rPr>
-        <w:t>JUNHO</w:t>
-      </w:r>
-      <w:r>
-        <w:rPr>
-          <w:b/>
-        </w:rPr>
-        <w:t xml:space="preserve"> / </w:t>
-      </w:r>
-      <w:r>
-        <w:rPr>
-          <w:b/>
-        </w:rPr>
-        <w:t>2026</w:t>
+        <w:t>[PERIODO_RELATORIO]</w:t>
       </w:r>
       <w:r>
         <w:br w:type="page"/>
@@ -1297,9 +1357,17 @@
           <w:sz w:val="24"/>
           <w:szCs w:val="24"/>
         </w:rPr>
-        <w:t>RESUMO GERAL</w:t>
+        <w:t>RESUMO</w:t>
       </w:r>
       <w:bookmarkEnd w:id="2"/>
+      <w:r>
+        <w:rPr>
+          <w:b/>
+          <w:sz w:val="24"/>
+          <w:szCs w:val="24"/>
+        </w:rPr>
+        <w:t xml:space="preserve"> EXECUTIVO E INDICADORES</w:t>
+      </w:r>
     </w:p>
     <w:p>
       <w:pPr>
@@ -1336,16 +1404,14 @@
           <w:szCs w:val="24"/>
         </w:rPr>
       </w:pPr>
-      <w:bookmarkStart w:id="3" w:name="_Toc232600306"/>
       <w:r>
         <w:rPr>
           <w:b/>
           <w:sz w:val="24"/>
           <w:szCs w:val="24"/>
         </w:rPr>
-        <w:t>DESEMPENHO POR COLABORADOR</w:t>
+        <w:t>PRINCIPAIS ENTREGAS E DESEMPENHO DA EQUIPE</w:t>
       </w:r>
-      <w:bookmarkEnd w:id="3"/>
     </w:p>
     <w:p>
       <w:pPr>
@@ -1357,10 +1423,10 @@
           <w:szCs w:val="24"/>
         </w:rPr>
       </w:pPr>
-      <w:bookmarkStart w:id="4" w:name="_heading=h.65uegc26oi85"/>
-      <w:bookmarkStart w:id="5" w:name="_heading=h.b1loiuf7yl5f"/>
+      <w:bookmarkStart w:id="3" w:name="_heading=h.65uegc26oi85"/>
+      <w:bookmarkStart w:id="4" w:name="_heading=h.b1loiuf7yl5f"/>
+      <w:bookmarkEnd w:id="3"/>
       <w:bookmarkEnd w:id="4"/>
-      <w:bookmarkEnd w:id="5"/>
       <w:r>
         <w:rPr>
           <w:sz w:val="24"/>
@@ -1385,16 +1451,14 @@
           <w:szCs w:val="24"/>
         </w:rPr>
       </w:pPr>
-      <w:bookmarkStart w:id="6" w:name="_Toc232600307"/>
       <w:r>
         <w:rPr>
           <w:b/>
           <w:sz w:val="24"/>
           <w:szCs w:val="24"/>
         </w:rPr>
-        <w:t>DISTRIBUIÇÃO POR STATUS</w:t>
+        <w:t>SITUAÇÃO DA CARTEIRA DE OBRAS</w:t>
       </w:r>
-      <w:bookmarkEnd w:id="6"/>
     </w:p>
     <w:p>
       <w:pPr>
@@ -1430,16 +1494,14 @@
           <w:szCs w:val="24"/>
         </w:rPr>
       </w:pPr>
-      <w:bookmarkStart w:id="7" w:name="_Toc232600308"/>
       <w:r>
         <w:rPr>
           <w:b/>
           <w:sz w:val="24"/>
           <w:szCs w:val="24"/>
         </w:rPr>
-        <w:t>DISTRIBUIÇÃO POR PROJETO</w:t>
+        <w:t>ATRASOS, RISCOS E PENDÊNCIAS</w:t>
       </w:r>
-      <w:bookmarkEnd w:id="7"/>
     </w:p>
     <w:p>
       <w:pPr>
@@ -1463,11 +1525,9 @@
       <w:pPr>
         <w:pStyle w:val="Ttulo1"/>
       </w:pPr>
-      <w:bookmarkStart w:id="8" w:name="_Toc232600309"/>
       <w:r>
-        <w:t>DISTRIBUIÇÃO POR PRIORIDADE</w:t>
+        <w:t>PLANEJAMENTO SEMANAL</w:t>
       </w:r>
-      <w:bookmarkEnd w:id="8"/>
     </w:p>
     <w:p>
       <w:pPr>
@@ -1479,8 +1539,6 @@
           <w:szCs w:val="24"/>
         </w:rPr>
       </w:pPr>
-      <w:bookmarkStart w:id="9" w:name="_heading=h.w9q1dtlb5u22" w:colFirst="0" w:colLast="0"/>
-      <w:bookmarkEnd w:id="9"/>
       <w:r>
         <w:rPr>
           <w:sz w:val="24"/>
@@ -1512,16 +1570,14 @@
           <w:szCs w:val="24"/>
         </w:rPr>
       </w:pPr>
-      <w:bookmarkStart w:id="10" w:name="_Toc232600310"/>
       <w:r>
         <w:rPr>
           <w:b/>
           <w:sz w:val="24"/>
           <w:szCs w:val="24"/>
         </w:rPr>
-        <w:t>ATIVIDADES DA SEMANA</w:t>
+        <w:t>VERIFICAÇÕES DE CONSISTÊNCIA</w:t>
       </w:r>
-      <w:bookmarkEnd w:id="10"/>
     </w:p>
     <w:p>
       <w:pPr>
@@ -1564,16 +1620,14 @@
           <w:szCs w:val="24"/>
         </w:rPr>
       </w:pPr>
-      <w:bookmarkStart w:id="11" w:name="_Toc232600311"/>
       <w:r>
         <w:rPr>
           <w:b/>
           <w:sz w:val="24"/>
           <w:szCs w:val="24"/>
         </w:rPr>
-        <w:t>GRÁFICOS</w:t>
+        <w:t>GRÁFICOS GERENCIAIS</w:t>
       </w:r>
-      <w:bookmarkEnd w:id="11"/>
     </w:p>
     <w:p>
       <w:pPr>
@@ -1590,21 +1644,7 @@
           <w:sz w:val="24"/>
           <w:szCs w:val="24"/>
         </w:rPr>
-        <w:t>[</w:t>
-      </w:r>
-      <w:r>
-        <w:rPr>
-          <w:sz w:val="24"/>
-          <w:szCs w:val="24"/>
-        </w:rPr>
-        <w:t>IIII</w:t>
-      </w:r>
-      <w:r>
-        <w:rPr>
-          <w:sz w:val="24"/>
-          <w:szCs w:val="24"/>
-        </w:rPr>
-        <w:t>]</w:t>
+        <w:t>[IIII]</w:t>
       </w:r>
     </w:p>
     <w:p>
@@ -1630,16 +1670,14 @@
           <w:szCs w:val="24"/>
         </w:rPr>
       </w:pPr>
-      <w:bookmarkStart w:id="12" w:name="_Toc232600312"/>
       <w:r>
         <w:rPr>
           <w:b/>
           <w:sz w:val="24"/>
           <w:szCs w:val="24"/>
         </w:rPr>
-        <w:t>CONCLUSÃO</w:t>
+        <w:t>CONCLUSÃO E PLANO DE AÇÃO</w:t>
       </w:r>
-      <w:bookmarkEnd w:id="12"/>
     </w:p>
     <w:p>
       <w:pPr>
@@ -1717,6 +1755,8 @@
         <w:spacing w:before="240" w:line="360" w:lineRule="auto"/>
         <w:jc w:val="center"/>
         <w:rPr>
+          <w:b/>
+          <w:bCs/>
           <w:iCs/>
           <w:sz w:val="24"/>
           <w:szCs w:val="24"/>
@@ -1740,17 +1780,6 @@
         </w:rPr>
         <w:t>092019291-2</w:t>
       </w:r>
-    </w:p>
-    <w:p>
-      <w:pPr>
-        <w:spacing w:before="240" w:line="360" w:lineRule="auto"/>
-        <w:jc w:val="center"/>
-        <w:rPr>
-          <w:iCs/>
-          <w:sz w:val="24"/>
-          <w:szCs w:val="24"/>
-        </w:rPr>
-      </w:pPr>
     </w:p>
     <w:sectPr>
       <w:headerReference w:type="first" r:id="rId17"/>
@@ -1765,7 +1794,7 @@
 </file>
 
 <file path=word/endnotes.xml><?xml version="1.0" encoding="utf-8"?>
-<w:endnotes xmlns:wpc="http://schemas.microsoft.com/office/word/2010/wordprocessingCanvas" xmlns:cx="http://schemas.microsoft.com/office/drawing/2014/chartex" xmlns:cx1="http://schemas.microsoft.com/office/drawing/2015/9/8/chartex" xmlns:cx2="http://schemas.microsoft.com/office/drawing/2015/10/21/chartex" xmlns:cx3="http://schemas.microsoft.com/office/drawing/2016/5/9/chartex" xmlns:cx4="http://schemas.microsoft.com/office/drawing/2016/5/10/chartex" xmlns:cx5="http://schemas.microsoft.com/office/drawing/2016/5/11/chartex" xmlns:cx6="http://schemas.microsoft.com/office/drawing/2016/5/12/chartex" xmlns:cx7="http://schemas.microsoft.com/office/drawing/2016/5/13/chartex" xmlns:cx8="http://schemas.microsoft.com/office/drawing/2016/5/14/chartex" xmlns:mc="http://schemas.openxmlformats.org/markup-compatibility/2006" xmlns:aink="http://schemas.microsoft.com/office/drawing/2016/ink" xmlns:am3d="http://schemas.microsoft.com/office/drawing/2017/model3d" xmlns:o="urn:schemas-microsoft-com:office:office" xmlns:oel="http://schemas.microsoft.com/office/2019/extlst" xmlns:r="http://schemas.openxmlformats.org/officeDocument/2006/relationships" xmlns:m="http://schemas.openxmlformats.org/officeDocument/2006/math" xmlns:v="urn:schemas-microsoft-com:vml" xmlns:wp14="http://schemas.microsoft.com/office/word/2010/wordprocessingDrawing" xmlns:wp="http://schemas.openxmlformats.org/drawingml/2006/wordprocessingDrawing" xmlns:w10="urn:schemas-microsoft-com:office:word" xmlns:w="http://schemas.openxmlformats.org/wordprocessingml/2006/main" xmlns:w14="http://schemas.microsoft.com/office/word/2010/wordml" xmlns:w15="http://schemas.microsoft.com/office/word/2012/wordml" xmlns:w16cex="http://schemas.microsoft.com/office/word/2018/wordml/cex" xmlns:w16cid="http://schemas.microsoft.com/office/word/2016/wordml/cid" xmlns:w16="http://schemas.microsoft.com/office/word/2018/wordml" xmlns:w16du="http://schemas.microsoft.com/office/word/2023/wordml/word16du" xmlns:w16sdtdh="http://schemas.microsoft.com/office/word/2020/wordml/sdtdatahash" xmlns:w16sdtfl="http://schemas.microsoft.com/office/word/2024/wordml/sdtformatlock" xmlns:w16se="http://schemas.microsoft.com/office/word/2015/wordml/symex" xmlns:wpg="http://schemas.microsoft.com/office/word/2010/wordprocessingGroup" xmlns:wpi="http://schemas.microsoft.com/office/word/2010/wordprocessingInk" xmlns:wne="http://schemas.microsoft.com/office/word/2006/wordml" xmlns:wps="http://schemas.microsoft.com/office/word/2010/wordprocessingShape" mc:Ignorable="w14 w15 w16se w16cid w16 w16cex w16sdtdh w16sdtfl w16du wp14">
+<w:endnotes xmlns:wpc="http://schemas.microsoft.com/office/word/2010/wordprocessingCanvas" xmlns:cx="http://schemas.microsoft.com/office/drawing/2014/chartex" xmlns:cx1="http://schemas.microsoft.com/office/drawing/2015/9/8/chartex" xmlns:cx2="http://schemas.microsoft.com/office/drawing/2015/10/21/chartex" xmlns:cx3="http://schemas.microsoft.com/office/drawing/2016/5/9/chartex" xmlns:cx4="http://schemas.microsoft.com/office/drawing/2016/5/10/chartex" xmlns:cx5="http://schemas.microsoft.com/office/drawing/2016/5/11/chartex" xmlns:cx6="http://schemas.microsoft.com/office/drawing/2016/5/12/chartex" xmlns:cx7="http://schemas.microsoft.com/office/drawing/2016/5/13/chartex" xmlns:cx8="http://schemas.microsoft.com/office/drawing/2016/5/14/chartex" xmlns:mc="http://schemas.openxmlformats.org/markup-compatibility/2006" xmlns:aink="http://schemas.microsoft.com/office/drawing/2016/ink" xmlns:am3d="http://schemas.microsoft.com/office/drawing/2017/model3d" xmlns:o="urn:schemas-microsoft-com:office:office" xmlns:oel="http://schemas.microsoft.com/office/2019/extlst" xmlns:r="http://schemas.openxmlformats.org/officeDocument/2006/relationships" xmlns:m="http://schemas.openxmlformats.org/officeDocument/2006/math" xmlns:v="urn:schemas-microsoft-com:vml" xmlns:wp14="http://schemas.microsoft.com/office/word/2010/wordprocessingDrawing" xmlns:wp="http://schemas.openxmlformats.org/drawingml/2006/wordprocessingDrawing" xmlns:w10="urn:schemas-microsoft-com:office:word" xmlns:w="http://schemas.openxmlformats.org/wordprocessingml/2006/main" xmlns:w14="http://schemas.microsoft.com/office/word/2010/wordml" xmlns:w15="http://schemas.microsoft.com/office/word/2012/wordml" xmlns:w16cei="http://schemas.microsoft.com/office/word/2026/wordml/cei" xmlns:w16cex="http://schemas.microsoft.com/office/word/2018/wordml/cex" xmlns:w16cid="http://schemas.microsoft.com/office/word/2016/wordml/cid" xmlns:w16="http://schemas.microsoft.com/office/word/2018/wordml" xmlns:w16du="http://schemas.microsoft.com/office/word/2023/wordml/word16du" xmlns:w16sdtdh="http://schemas.microsoft.com/office/word/2020/wordml/sdtdatahash" xmlns:w16sdtfl="http://schemas.microsoft.com/office/word/2024/wordml/sdtformatlock" xmlns:w16se="http://schemas.microsoft.com/office/word/2015/wordml/symex" xmlns:wpg="http://schemas.microsoft.com/office/word/2010/wordprocessingGroup" xmlns:wpi="http://schemas.microsoft.com/office/word/2010/wordprocessingInk" xmlns:wne="http://schemas.microsoft.com/office/word/2006/wordml" xmlns:wps="http://schemas.microsoft.com/office/word/2010/wordprocessingShape" mc:Ignorable="w14 w15 w16se w16cid w16 w16cex w16sdtdh w16sdtfl w16du wp14">
   <w:endnote w:type="separator" w:id="-1">
     <w:p>
       <w:pPr>
@@ -1790,7 +1819,7 @@
 </file>
 
 <file path=word/footer1.xml><?xml version="1.0" encoding="utf-8"?>
-<w:ftr xmlns:wpc="http://schemas.microsoft.com/office/word/2010/wordprocessingCanvas" xmlns:cx="http://schemas.microsoft.com/office/drawing/2014/chartex" xmlns:cx1="http://schemas.microsoft.com/office/drawing/2015/9/8/chartex" xmlns:cx2="http://schemas.microsoft.com/office/drawing/2015/10/21/chartex" xmlns:cx3="http://schemas.microsoft.com/office/drawing/2016/5/9/chartex" xmlns:cx4="http://schemas.microsoft.com/office/drawing/2016/5/10/chartex" xmlns:cx5="http://schemas.microsoft.com/office/drawing/2016/5/11/chartex" xmlns:cx6="http://schemas.microsoft.com/office/drawing/2016/5/12/chartex" xmlns:cx7="http://schemas.microsoft.com/office/drawing/2016/5/13/chartex" xmlns:cx8="http://schemas.microsoft.com/office/drawing/2016/5/14/chartex" xmlns:mc="http://schemas.openxmlformats.org/markup-compatibility/2006" xmlns:aink="http://schemas.microsoft.com/office/drawing/2016/ink" xmlns:am3d="http://schemas.microsoft.com/office/drawing/2017/model3d" xmlns:o="urn:schemas-microsoft-com:office:office" xmlns:oel="http://schemas.microsoft.com/office/2019/extlst" xmlns:r="http://schemas.openxmlformats.org/officeDocument/2006/relationships" xmlns:m="http://schemas.openxmlformats.org/officeDocument/2006/math" xmlns:v="urn:schemas-microsoft-com:vml" xmlns:wp14="http://schemas.microsoft.com/office/word/2010/wordprocessingDrawing" xmlns:wp="http://schemas.openxmlformats.org/drawingml/2006/wordprocessingDrawing" xmlns:w10="urn:schemas-microsoft-com:office:word" xmlns:w="http://schemas.openxmlformats.org/wordprocessingml/2006/main" xmlns:w14="http://schemas.microsoft.com/office/word/2010/wordml" xmlns:w15="http://schemas.microsoft.com/office/word/2012/wordml" xmlns:w16cex="http://schemas.microsoft.com/office/word/2018/wordml/cex" xmlns:w16cid="http://schemas.microsoft.com/office/word/2016/wordml/cid" xmlns:w16="http://schemas.microsoft.com/office/word/2018/wordml" xmlns:w16du="http://schemas.microsoft.com/office/word/2023/wordml/word16du" xmlns:w16sdtdh="http://schemas.microsoft.com/office/word/2020/wordml/sdtdatahash" xmlns:w16sdtfl="http://schemas.microsoft.com/office/word/2024/wordml/sdtformatlock" xmlns:w16se="http://schemas.microsoft.com/office/word/2015/wordml/symex" xmlns:wpg="http://schemas.microsoft.com/office/word/2010/wordprocessingGroup" xmlns:wpi="http://schemas.microsoft.com/office/word/2010/wordprocessingInk" xmlns:wne="http://schemas.microsoft.com/office/word/2006/wordml" xmlns:wps="http://schemas.microsoft.com/office/word/2010/wordprocessingShape" mc:Ignorable="w14 w15 w16se w16cid w16 w16cex w16sdtdh w16sdtfl w16du wp14">
+<w:ftr xmlns:wpc="http://schemas.microsoft.com/office/word/2010/wordprocessingCanvas" xmlns:cx="http://schemas.microsoft.com/office/drawing/2014/chartex" xmlns:cx1="http://schemas.microsoft.com/office/drawing/2015/9/8/chartex" xmlns:cx2="http://schemas.microsoft.com/office/drawing/2015/10/21/chartex" xmlns:cx3="http://schemas.microsoft.com/office/drawing/2016/5/9/chartex" xmlns:cx4="http://schemas.microsoft.com/office/drawing/2016/5/10/chartex" xmlns:cx5="http://schemas.microsoft.com/office/drawing/2016/5/11/chartex" xmlns:cx6="http://schemas.microsoft.com/office/drawing/2016/5/12/chartex" xmlns:cx7="http://schemas.microsoft.com/office/drawing/2016/5/13/chartex" xmlns:cx8="http://schemas.microsoft.com/office/drawing/2016/5/14/chartex" xmlns:mc="http://schemas.openxmlformats.org/markup-compatibility/2006" xmlns:aink="http://schemas.microsoft.com/office/drawing/2016/ink" xmlns:am3d="http://schemas.microsoft.com/office/drawing/2017/model3d" xmlns:o="urn:schemas-microsoft-com:office:office" xmlns:oel="http://schemas.microsoft.com/office/2019/extlst" xmlns:r="http://schemas.openxmlformats.org/officeDocument/2006/relationships" xmlns:m="http://schemas.openxmlformats.org/officeDocument/2006/math" xmlns:v="urn:schemas-microsoft-com:vml" xmlns:wp14="http://schemas.microsoft.com/office/word/2010/wordprocessingDrawing" xmlns:wp="http://schemas.openxmlformats.org/drawingml/2006/wordprocessingDrawing" xmlns:w10="urn:schemas-microsoft-com:office:word" xmlns:w="http://schemas.openxmlformats.org/wordprocessingml/2006/main" xmlns:w14="http://schemas.microsoft.com/office/word/2010/wordml" xmlns:w15="http://schemas.microsoft.com/office/word/2012/wordml" xmlns:w16cei="http://schemas.microsoft.com/office/word/2026/wordml/cei" xmlns:w16cex="http://schemas.microsoft.com/office/word/2018/wordml/cex" xmlns:w16cid="http://schemas.microsoft.com/office/word/2016/wordml/cid" xmlns:w16="http://schemas.microsoft.com/office/word/2018/wordml" xmlns:w16du="http://schemas.microsoft.com/office/word/2023/wordml/word16du" xmlns:w16sdtdh="http://schemas.microsoft.com/office/word/2020/wordml/sdtdatahash" xmlns:w16sdtfl="http://schemas.microsoft.com/office/word/2024/wordml/sdtformatlock" xmlns:w16se="http://schemas.microsoft.com/office/word/2015/wordml/symex" xmlns:wpg="http://schemas.microsoft.com/office/word/2010/wordprocessingGroup" xmlns:wpi="http://schemas.microsoft.com/office/word/2010/wordprocessingInk" xmlns:wne="http://schemas.microsoft.com/office/word/2006/wordml" xmlns:wps="http://schemas.microsoft.com/office/word/2010/wordprocessingShape" mc:Ignorable="w14 w15 w16se w16cid w16 w16cex w16sdtdh w16sdtfl w16du wp14">
   <w:sdt>
     <w:sdtPr>
       <w:id w:val="2023124769"/>
@@ -1870,7 +1899,7 @@
 </file>
 
 <file path=word/footer2.xml><?xml version="1.0" encoding="utf-8"?>
-<w:ftr xmlns:wpc="http://schemas.microsoft.com/office/word/2010/wordprocessingCanvas" xmlns:cx="http://schemas.microsoft.com/office/drawing/2014/chartex" xmlns:cx1="http://schemas.microsoft.com/office/drawing/2015/9/8/chartex" xmlns:cx2="http://schemas.microsoft.com/office/drawing/2015/10/21/chartex" xmlns:cx3="http://schemas.microsoft.com/office/drawing/2016/5/9/chartex" xmlns:cx4="http://schemas.microsoft.com/office/drawing/2016/5/10/chartex" xmlns:cx5="http://schemas.microsoft.com/office/drawing/2016/5/11/chartex" xmlns:cx6="http://schemas.microsoft.com/office/drawing/2016/5/12/chartex" xmlns:cx7="http://schemas.microsoft.com/office/drawing/2016/5/13/chartex" xmlns:cx8="http://schemas.microsoft.com/office/drawing/2016/5/14/chartex" xmlns:mc="http://schemas.openxmlformats.org/markup-compatibility/2006" xmlns:aink="http://schemas.microsoft.com/office/drawing/2016/ink" xmlns:am3d="http://schemas.microsoft.com/office/drawing/2017/model3d" xmlns:o="urn:schemas-microsoft-com:office:office" xmlns:oel="http://schemas.microsoft.com/office/2019/extlst" xmlns:r="http://schemas.openxmlformats.org/officeDocument/2006/relationships" xmlns:m="http://schemas.openxmlformats.org/officeDocument/2006/math" xmlns:v="urn:schemas-microsoft-com:vml" xmlns:wp14="http://schemas.microsoft.com/office/word/2010/wordprocessingDrawing" xmlns:wp="http://schemas.openxmlformats.org/drawingml/2006/wordprocessingDrawing" xmlns:w10="urn:schemas-microsoft-com:office:word" xmlns:w="http://schemas.openxmlformats.org/wordprocessingml/2006/main" xmlns:w14="http://schemas.microsoft.com/office/word/2010/wordml" xmlns:w15="http://schemas.microsoft.com/office/word/2012/wordml" xmlns:w16cex="http://schemas.microsoft.com/office/word/2018/wordml/cex" xmlns:w16cid="http://schemas.microsoft.com/office/word/2016/wordml/cid" xmlns:w16="http://schemas.microsoft.com/office/word/2018/wordml" xmlns:w16du="http://schemas.microsoft.com/office/word/2023/wordml/word16du" xmlns:w16sdtdh="http://schemas.microsoft.com/office/word/2020/wordml/sdtdatahash" xmlns:w16sdtfl="http://schemas.microsoft.com/office/word/2024/wordml/sdtformatlock" xmlns:w16se="http://schemas.microsoft.com/office/word/2015/wordml/symex" xmlns:wpg="http://schemas.microsoft.com/office/word/2010/wordprocessingGroup" xmlns:wpi="http://schemas.microsoft.com/office/word/2010/wordprocessingInk" xmlns:wne="http://schemas.microsoft.com/office/word/2006/wordml" xmlns:wps="http://schemas.microsoft.com/office/word/2010/wordprocessingShape" mc:Ignorable="w14 w15 w16se w16cid w16 w16cex w16sdtdh w16sdtfl w16du wp14">
+<w:ftr xmlns:wpc="http://schemas.microsoft.com/office/word/2010/wordprocessingCanvas" xmlns:cx="http://schemas.microsoft.com/office/drawing/2014/chartex" xmlns:cx1="http://schemas.microsoft.com/office/drawing/2015/9/8/chartex" xmlns:cx2="http://schemas.microsoft.com/office/drawing/2015/10/21/chartex" xmlns:cx3="http://schemas.microsoft.com/office/drawing/2016/5/9/chartex" xmlns:cx4="http://schemas.microsoft.com/office/drawing/2016/5/10/chartex" xmlns:cx5="http://schemas.microsoft.com/office/drawing/2016/5/11/chartex" xmlns:cx6="http://schemas.microsoft.com/office/drawing/2016/5/12/chartex" xmlns:cx7="http://schemas.microsoft.com/office/drawing/2016/5/13/chartex" xmlns:cx8="http://schemas.microsoft.com/office/drawing/2016/5/14/chartex" xmlns:mc="http://schemas.openxmlformats.org/markup-compatibility/2006" xmlns:aink="http://schemas.microsoft.com/office/drawing/2016/ink" xmlns:am3d="http://schemas.microsoft.com/office/drawing/2017/model3d" xmlns:o="urn:schemas-microsoft-com:office:office" xmlns:oel="http://schemas.microsoft.com/office/2019/extlst" xmlns:r="http://schemas.openxmlformats.org/officeDocument/2006/relationships" xmlns:m="http://schemas.openxmlformats.org/officeDocument/2006/math" xmlns:v="urn:schemas-microsoft-com:vml" xmlns:wp14="http://schemas.microsoft.com/office/word/2010/wordprocessingDrawing" xmlns:wp="http://schemas.openxmlformats.org/drawingml/2006/wordprocessingDrawing" xmlns:w10="urn:schemas-microsoft-com:office:word" xmlns:w="http://schemas.openxmlformats.org/wordprocessingml/2006/main" xmlns:w14="http://schemas.microsoft.com/office/word/2010/wordml" xmlns:w15="http://schemas.microsoft.com/office/word/2012/wordml" xmlns:w16cei="http://schemas.microsoft.com/office/word/2026/wordml/cei" xmlns:w16cex="http://schemas.microsoft.com/office/word/2018/wordml/cex" xmlns:w16cid="http://schemas.microsoft.com/office/word/2016/wordml/cid" xmlns:w16="http://schemas.microsoft.com/office/word/2018/wordml" xmlns:w16du="http://schemas.microsoft.com/office/word/2023/wordml/word16du" xmlns:w16sdtdh="http://schemas.microsoft.com/office/word/2020/wordml/sdtdatahash" xmlns:w16sdtfl="http://schemas.microsoft.com/office/word/2024/wordml/sdtformatlock" xmlns:w16se="http://schemas.microsoft.com/office/word/2015/wordml/symex" xmlns:wpg="http://schemas.microsoft.com/office/word/2010/wordprocessingGroup" xmlns:wpi="http://schemas.microsoft.com/office/word/2010/wordprocessingInk" xmlns:wne="http://schemas.microsoft.com/office/word/2006/wordml" xmlns:wps="http://schemas.microsoft.com/office/word/2010/wordprocessingShape" mc:Ignorable="w14 w15 w16se w16cid w16 w16cex w16sdtdh w16sdtfl w16du wp14">
   <w:p>
     <w:pPr>
       <w:pStyle w:val="Rodap"/>
@@ -1881,7 +1910,7 @@
 </file>
 
 <file path=word/footnotes.xml><?xml version="1.0" encoding="utf-8"?>
-<w:footnotes xmlns:wpc="http://schemas.microsoft.com/office/word/2010/wordprocessingCanvas" xmlns:cx="http://schemas.microsoft.com/office/drawing/2014/chartex" xmlns:cx1="http://schemas.microsoft.com/office/drawing/2015/9/8/chartex" xmlns:cx2="http://schemas.microsoft.com/office/drawing/2015/10/21/chartex" xmlns:cx3="http://schemas.microsoft.com/office/drawing/2016/5/9/chartex" xmlns:cx4="http://schemas.microsoft.com/office/drawing/2016/5/10/chartex" xmlns:cx5="http://schemas.microsoft.com/office/drawing/2016/5/11/chartex" xmlns:cx6="http://schemas.microsoft.com/office/drawing/2016/5/12/chartex" xmlns:cx7="http://schemas.microsoft.com/office/drawing/2016/5/13/chartex" xmlns:cx8="http://schemas.microsoft.com/office/drawing/2016/5/14/chartex" xmlns:mc="http://schemas.openxmlformats.org/markup-compatibility/2006" xmlns:aink="http://schemas.microsoft.com/office/drawing/2016/ink" xmlns:am3d="http://schemas.microsoft.com/office/drawing/2017/model3d" xmlns:o="urn:schemas-microsoft-com:office:office" xmlns:oel="http://schemas.microsoft.com/office/2019/extlst" xmlns:r="http://schemas.openxmlformats.org/officeDocument/2006/relationships" xmlns:m="http://schemas.openxmlformats.org/officeDocument/2006/math" xmlns:v="urn:schemas-microsoft-com:vml" xmlns:wp14="http://schemas.microsoft.com/office/word/2010/wordprocessingDrawing" xmlns:wp="http://schemas.openxmlformats.org/drawingml/2006/wordprocessingDrawing" xmlns:w10="urn:schemas-microsoft-com:office:word" xmlns:w="http://schemas.openxmlformats.org/wordprocessingml/2006/main" xmlns:w14="http://schemas.microsoft.com/office/word/2010/wordml" xmlns:w15="http://schemas.microsoft.com/office/word/2012/wordml" xmlns:w16cex="http://schemas.microsoft.com/office/word/2018/wordml/cex" xmlns:w16cid="http://schemas.microsoft.com/office/word/2016/wordml/cid" xmlns:w16="http://schemas.microsoft.com/office/word/2018/wordml" xmlns:w16du="http://schemas.microsoft.com/office/word/2023/wordml/word16du" xmlns:w16sdtdh="http://schemas.microsoft.com/office/word/2020/wordml/sdtdatahash" xmlns:w16sdtfl="http://schemas.microsoft.com/office/word/2024/wordml/sdtformatlock" xmlns:w16se="http://schemas.microsoft.com/office/word/2015/wordml/symex" xmlns:wpg="http://schemas.microsoft.com/office/word/2010/wordprocessingGroup" xmlns:wpi="http://schemas.microsoft.com/office/word/2010/wordprocessingInk" xmlns:wne="http://schemas.microsoft.com/office/word/2006/wordml" xmlns:wps="http://schemas.microsoft.com/office/word/2010/wordprocessingShape" mc:Ignorable="w14 w15 w16se w16cid w16 w16cex w16sdtdh w16sdtfl w16du wp14">
+<w:footnotes xmlns:wpc="http://schemas.microsoft.com/office/word/2010/wordprocessingCanvas" xmlns:cx="http://schemas.microsoft.com/office/drawing/2014/chartex" xmlns:cx1="http://schemas.microsoft.com/office/drawing/2015/9/8/chartex" xmlns:cx2="http://schemas.microsoft.com/office/drawing/2015/10/21/chartex" xmlns:cx3="http://schemas.microsoft.com/office/drawing/2016/5/9/chartex" xmlns:cx4="http://schemas.microsoft.com/office/drawing/2016/5/10/chartex" xmlns:cx5="http://schemas.microsoft.com/office/drawing/2016/5/11/chartex" xmlns:cx6="http://schemas.microsoft.com/office/drawing/2016/5/12/chartex" xmlns:cx7="http://schemas.microsoft.com/office/drawing/2016/5/13/chartex" xmlns:cx8="http://schemas.microsoft.com/office/drawing/2016/5/14/chartex" xmlns:mc="http://schemas.openxmlformats.org/markup-compatibility/2006" xmlns:aink="http://schemas.microsoft.com/office/drawing/2016/ink" xmlns:am3d="http://schemas.microsoft.com/office/drawing/2017/model3d" xmlns:o="urn:schemas-microsoft-com:office:office" xmlns:oel="http://schemas.microsoft.com/office/2019/extlst" xmlns:r="http://schemas.openxmlformats.org/officeDocument/2006/relationships" xmlns:m="http://schemas.openxmlformats.org/officeDocument/2006/math" xmlns:v="urn:schemas-microsoft-com:vml" xmlns:wp14="http://schemas.microsoft.com/office/word/2010/wordprocessingDrawing" xmlns:wp="http://schemas.openxmlformats.org/drawingml/2006/wordprocessingDrawing" xmlns:w10="urn:schemas-microsoft-com:office:word" xmlns:w="http://schemas.openxmlformats.org/wordprocessingml/2006/main" xmlns:w14="http://schemas.microsoft.com/office/word/2010/wordml" xmlns:w15="http://schemas.microsoft.com/office/word/2012/wordml" xmlns:w16cei="http://schemas.microsoft.com/office/word/2026/wordml/cei" xmlns:w16cex="http://schemas.microsoft.com/office/word/2018/wordml/cex" xmlns:w16cid="http://schemas.microsoft.com/office/word/2016/wordml/cid" xmlns:w16="http://schemas.microsoft.com/office/word/2018/wordml" xmlns:w16du="http://schemas.microsoft.com/office/word/2023/wordml/word16du" xmlns:w16sdtdh="http://schemas.microsoft.com/office/word/2020/wordml/sdtdatahash" xmlns:w16sdtfl="http://schemas.microsoft.com/office/word/2024/wordml/sdtformatlock" xmlns:w16se="http://schemas.microsoft.com/office/word/2015/wordml/symex" xmlns:wpg="http://schemas.microsoft.com/office/word/2010/wordprocessingGroup" xmlns:wpi="http://schemas.microsoft.com/office/word/2010/wordprocessingInk" xmlns:wne="http://schemas.microsoft.com/office/word/2006/wordml" xmlns:wps="http://schemas.microsoft.com/office/word/2010/wordprocessingShape" mc:Ignorable="w14 w15 w16se w16cid w16 w16cex w16sdtdh w16sdtfl w16du wp14">
   <w:footnote w:type="separator" w:id="-1">
     <w:p>
       <w:pPr>
@@ -1906,7 +1935,7 @@
 </file>
 
 <file path=word/header1.xml><?xml version="1.0" encoding="utf-8"?>
-<w:hdr xmlns:wpc="http://schemas.microsoft.com/office/word/2010/wordprocessingCanvas" xmlns:cx="http://schemas.microsoft.com/office/drawing/2014/chartex" xmlns:cx1="http://schemas.microsoft.com/office/drawing/2015/9/8/chartex" xmlns:cx2="http://schemas.microsoft.com/office/drawing/2015/10/21/chartex" xmlns:cx3="http://schemas.microsoft.com/office/drawing/2016/5/9/chartex" xmlns:cx4="http://schemas.microsoft.com/office/drawing/2016/5/10/chartex" xmlns:cx5="http://schemas.microsoft.com/office/drawing/2016/5/11/chartex" xmlns:cx6="http://schemas.microsoft.com/office/drawing/2016/5/12/chartex" xmlns:cx7="http://schemas.microsoft.com/office/drawing/2016/5/13/chartex" xmlns:cx8="http://schemas.microsoft.com/office/drawing/2016/5/14/chartex" xmlns:mc="http://schemas.openxmlformats.org/markup-compatibility/2006" xmlns:aink="http://schemas.microsoft.com/office/drawing/2016/ink" xmlns:am3d="http://schemas.microsoft.com/office/drawing/2017/model3d" xmlns:o="urn:schemas-microsoft-com:office:office" xmlns:oel="http://schemas.microsoft.com/office/2019/extlst" xmlns:r="http://schemas.openxmlformats.org/officeDocument/2006/relationships" xmlns:m="http://schemas.openxmlformats.org/officeDocument/2006/math" xmlns:v="urn:schemas-microsoft-com:vml" xmlns:wp14="http://schemas.microsoft.com/office/word/2010/wordprocessingDrawing" xmlns:wp="http://schemas.openxmlformats.org/drawingml/2006/wordprocessingDrawing" xmlns:w10="urn:schemas-microsoft-com:office:word" xmlns:w="http://schemas.openxmlformats.org/wordprocessingml/2006/main" xmlns:w14="http://schemas.microsoft.com/office/word/2010/wordml" xmlns:w15="http://schemas.microsoft.com/office/word/2012/wordml" xmlns:w16cex="http://schemas.microsoft.com/office/word/2018/wordml/cex" xmlns:w16cid="http://schemas.microsoft.com/office/word/2016/wordml/cid" xmlns:w16="http://schemas.microsoft.com/office/word/2018/wordml" xmlns:w16du="http://schemas.microsoft.com/office/word/2023/wordml/word16du" xmlns:w16sdtdh="http://schemas.microsoft.com/office/word/2020/wordml/sdtdatahash" xmlns:w16sdtfl="http://schemas.microsoft.com/office/word/2024/wordml/sdtformatlock" xmlns:w16se="http://schemas.microsoft.com/office/word/2015/wordml/symex" xmlns:wpg="http://schemas.microsoft.com/office/word/2010/wordprocessingGroup" xmlns:wpi="http://schemas.microsoft.com/office/word/2010/wordprocessingInk" xmlns:wne="http://schemas.microsoft.com/office/word/2006/wordml" xmlns:wps="http://schemas.microsoft.com/office/word/2010/wordprocessingShape" mc:Ignorable="w14 w15 w16se w16cid w16 w16cex w16sdtdh w16sdtfl w16du wp14">
+<w:hdr xmlns:wpc="http://schemas.microsoft.com/office/word/2010/wordprocessingCanvas" xmlns:cx="http://schemas.microsoft.com/office/drawing/2014/chartex" xmlns:cx1="http://schemas.microsoft.com/office/drawing/2015/9/8/chartex" xmlns:cx2="http://schemas.microsoft.com/office/drawing/2015/10/21/chartex" xmlns:cx3="http://schemas.microsoft.com/office/drawing/2016/5/9/chartex" xmlns:cx4="http://schemas.microsoft.com/office/drawing/2016/5/10/chartex" xmlns:cx5="http://schemas.microsoft.com/office/drawing/2016/5/11/chartex" xmlns:cx6="http://schemas.microsoft.com/office/drawing/2016/5/12/chartex" xmlns:cx7="http://schemas.microsoft.com/office/drawing/2016/5/13/chartex" xmlns:cx8="http://schemas.microsoft.com/office/drawing/2016/5/14/chartex" xmlns:mc="http://schemas.openxmlformats.org/markup-compatibility/2006" xmlns:aink="http://schemas.microsoft.com/office/drawing/2016/ink" xmlns:am3d="http://schemas.microsoft.com/office/drawing/2017/model3d" xmlns:o="urn:schemas-microsoft-com:office:office" xmlns:oel="http://schemas.microsoft.com/office/2019/extlst" xmlns:r="http://schemas.openxmlformats.org/officeDocument/2006/relationships" xmlns:m="http://schemas.openxmlformats.org/officeDocument/2006/math" xmlns:v="urn:schemas-microsoft-com:vml" xmlns:wp14="http://schemas.microsoft.com/office/word/2010/wordprocessingDrawing" xmlns:wp="http://schemas.openxmlformats.org/drawingml/2006/wordprocessingDrawing" xmlns:w10="urn:schemas-microsoft-com:office:word" xmlns:w="http://schemas.openxmlformats.org/wordprocessingml/2006/main" xmlns:w14="http://schemas.microsoft.com/office/word/2010/wordml" xmlns:w15="http://schemas.microsoft.com/office/word/2012/wordml" xmlns:w16cei="http://schemas.microsoft.com/office/word/2026/wordml/cei" xmlns:w16cex="http://schemas.microsoft.com/office/word/2018/wordml/cex" xmlns:w16cid="http://schemas.microsoft.com/office/word/2016/wordml/cid" xmlns:w16="http://schemas.microsoft.com/office/word/2018/wordml" xmlns:w16du="http://schemas.microsoft.com/office/word/2023/wordml/word16du" xmlns:w16sdtdh="http://schemas.microsoft.com/office/word/2020/wordml/sdtdatahash" xmlns:w16sdtfl="http://schemas.microsoft.com/office/word/2024/wordml/sdtformatlock" xmlns:w16se="http://schemas.microsoft.com/office/word/2015/wordml/symex" xmlns:wpg="http://schemas.microsoft.com/office/word/2010/wordprocessingGroup" xmlns:wpi="http://schemas.microsoft.com/office/word/2010/wordprocessingInk" xmlns:wne="http://schemas.microsoft.com/office/word/2006/wordml" xmlns:wps="http://schemas.microsoft.com/office/word/2010/wordprocessingShape" mc:Ignorable="w14 w15 w16se w16cid w16 w16cex w16sdtdh w16sdtfl w16du wp14">
   <w:p>
     <w:pPr>
       <w:pBdr>
@@ -1963,7 +1992,7 @@
 </file>
 
 <file path=word/header2.xml><?xml version="1.0" encoding="utf-8"?>
-<w:hdr xmlns:wpc="http://schemas.microsoft.com/office/word/2010/wordprocessingCanvas" xmlns:cx="http://schemas.microsoft.com/office/drawing/2014/chartex" xmlns:cx1="http://schemas.microsoft.com/office/drawing/2015/9/8/chartex" xmlns:cx2="http://schemas.microsoft.com/office/drawing/2015/10/21/chartex" xmlns:cx3="http://schemas.microsoft.com/office/drawing/2016/5/9/chartex" xmlns:cx4="http://schemas.microsoft.com/office/drawing/2016/5/10/chartex" xmlns:cx5="http://schemas.microsoft.com/office/drawing/2016/5/11/chartex" xmlns:cx6="http://schemas.microsoft.com/office/drawing/2016/5/12/chartex" xmlns:cx7="http://schemas.microsoft.com/office/drawing/2016/5/13/chartex" xmlns:cx8="http://schemas.microsoft.com/office/drawing/2016/5/14/chartex" xmlns:mc="http://schemas.openxmlformats.org/markup-compatibility/2006" xmlns:aink="http://schemas.microsoft.com/office/drawing/2016/ink" xmlns:am3d="http://schemas.microsoft.com/office/drawing/2017/model3d" xmlns:o="urn:schemas-microsoft-com:office:office" xmlns:oel="http://schemas.microsoft.com/office/2019/extlst" xmlns:r="http://schemas.openxmlformats.org/officeDocument/2006/relationships" xmlns:m="http://schemas.openxmlformats.org/officeDocument/2006/math" xmlns:v="urn:schemas-microsoft-com:vml" xmlns:wp14="http://schemas.microsoft.com/office/word/2010/wordprocessingDrawing" xmlns:wp="http://schemas.openxmlformats.org/drawingml/2006/wordprocessingDrawing" xmlns:w10="urn:schemas-microsoft-com:office:word" xmlns:w="http://schemas.openxmlformats.org/wordprocessingml/2006/main" xmlns:w14="http://schemas.microsoft.com/office/word/2010/wordml" xmlns:w15="http://schemas.microsoft.com/office/word/2012/wordml" xmlns:w16cex="http://schemas.microsoft.com/office/word/2018/wordml/cex" xmlns:w16cid="http://schemas.microsoft.com/office/word/2016/wordml/cid" xmlns:w16="http://schemas.microsoft.com/office/word/2018/wordml" xmlns:w16du="http://schemas.microsoft.com/office/word/2023/wordml/word16du" xmlns:w16sdtdh="http://schemas.microsoft.com/office/word/2020/wordml/sdtdatahash" xmlns:w16sdtfl="http://schemas.microsoft.com/office/word/2024/wordml/sdtformatlock" xmlns:w16se="http://schemas.microsoft.com/office/word/2015/wordml/symex" xmlns:wpg="http://schemas.microsoft.com/office/word/2010/wordprocessingGroup" xmlns:wpi="http://schemas.microsoft.com/office/word/2010/wordprocessingInk" xmlns:wne="http://schemas.microsoft.com/office/word/2006/wordml" xmlns:wps="http://schemas.microsoft.com/office/word/2010/wordprocessingShape" mc:Ignorable="w14 w15 w16se w16cid w16 w16cex w16sdtdh w16sdtfl w16du wp14">
+<w:hdr xmlns:wpc="http://schemas.microsoft.com/office/word/2010/wordprocessingCanvas" xmlns:cx="http://schemas.microsoft.com/office/drawing/2014/chartex" xmlns:cx1="http://schemas.microsoft.com/office/drawing/2015/9/8/chartex" xmlns:cx2="http://schemas.microsoft.com/office/drawing/2015/10/21/chartex" xmlns:cx3="http://schemas.microsoft.com/office/drawing/2016/5/9/chartex" xmlns:cx4="http://schemas.microsoft.com/office/drawing/2016/5/10/chartex" xmlns:cx5="http://schemas.microsoft.com/office/drawing/2016/5/11/chartex" xmlns:cx6="http://schemas.microsoft.com/office/drawing/2016/5/12/chartex" xmlns:cx7="http://schemas.microsoft.com/office/drawing/2016/5/13/chartex" xmlns:cx8="http://schemas.microsoft.com/office/drawing/2016/5/14/chartex" xmlns:mc="http://schemas.openxmlformats.org/markup-compatibility/2006" xmlns:aink="http://schemas.microsoft.com/office/drawing/2016/ink" xmlns:am3d="http://schemas.microsoft.com/office/drawing/2017/model3d" xmlns:o="urn:schemas-microsoft-com:office:office" xmlns:oel="http://schemas.microsoft.com/office/2019/extlst" xmlns:r="http://schemas.openxmlformats.org/officeDocument/2006/relationships" xmlns:m="http://schemas.openxmlformats.org/officeDocument/2006/math" xmlns:v="urn:schemas-microsoft-com:vml" xmlns:wp14="http://schemas.microsoft.com/office/word/2010/wordprocessingDrawing" xmlns:wp="http://schemas.openxmlformats.org/drawingml/2006/wordprocessingDrawing" xmlns:w10="urn:schemas-microsoft-com:office:word" xmlns:w="http://schemas.openxmlformats.org/wordprocessingml/2006/main" xmlns:w14="http://schemas.microsoft.com/office/word/2010/wordml" xmlns:w15="http://schemas.microsoft.com/office/word/2012/wordml" xmlns:w16cei="http://schemas.microsoft.com/office/word/2026/wordml/cei" xmlns:w16cex="http://schemas.microsoft.com/office/word/2018/wordml/cex" xmlns:w16cid="http://schemas.microsoft.com/office/word/2016/wordml/cid" xmlns:w16="http://schemas.microsoft.com/office/word/2018/wordml" xmlns:w16du="http://schemas.microsoft.com/office/word/2023/wordml/word16du" xmlns:w16sdtdh="http://schemas.microsoft.com/office/word/2020/wordml/sdtdatahash" xmlns:w16sdtfl="http://schemas.microsoft.com/office/word/2024/wordml/sdtformatlock" xmlns:w16se="http://schemas.microsoft.com/office/word/2015/wordml/symex" xmlns:wpg="http://schemas.microsoft.com/office/word/2010/wordprocessingGroup" xmlns:wpi="http://schemas.microsoft.com/office/word/2010/wordprocessingInk" xmlns:wne="http://schemas.microsoft.com/office/word/2006/wordml" xmlns:wps="http://schemas.microsoft.com/office/word/2010/wordprocessingShape" mc:Ignorable="w14 w15 w16se w16cid w16 w16cex w16sdtdh w16sdtfl w16du wp14">
   <w:sdt>
     <w:sdtPr>
       <w:id w:val="-774788250"/>
@@ -2075,7 +2104,7 @@
 </file>
 
 <file path=word/header3.xml><?xml version="1.0" encoding="utf-8"?>
-<w:hdr xmlns:wpc="http://schemas.microsoft.com/office/word/2010/wordprocessingCanvas" xmlns:cx="http://schemas.microsoft.com/office/drawing/2014/chartex" xmlns:cx1="http://schemas.microsoft.com/office/drawing/2015/9/8/chartex" xmlns:cx2="http://schemas.microsoft.com/office/drawing/2015/10/21/chartex" xmlns:cx3="http://schemas.microsoft.com/office/drawing/2016/5/9/chartex" xmlns:cx4="http://schemas.microsoft.com/office/drawing/2016/5/10/chartex" xmlns:cx5="http://schemas.microsoft.com/office/drawing/2016/5/11/chartex" xmlns:cx6="http://schemas.microsoft.com/office/drawing/2016/5/12/chartex" xmlns:cx7="http://schemas.microsoft.com/office/drawing/2016/5/13/chartex" xmlns:cx8="http://schemas.microsoft.com/office/drawing/2016/5/14/chartex" xmlns:mc="http://schemas.openxmlformats.org/markup-compatibility/2006" xmlns:aink="http://schemas.microsoft.com/office/drawing/2016/ink" xmlns:am3d="http://schemas.microsoft.com/office/drawing/2017/model3d" xmlns:o="urn:schemas-microsoft-com:office:office" xmlns:oel="http://schemas.microsoft.com/office/2019/extlst" xmlns:r="http://schemas.openxmlformats.org/officeDocument/2006/relationships" xmlns:m="http://schemas.openxmlformats.org/officeDocument/2006/math" xmlns:v="urn:schemas-microsoft-com:vml" xmlns:wp14="http://schemas.microsoft.com/office/word/2010/wordprocessingDrawing" xmlns:wp="http://schemas.openxmlformats.org/drawingml/2006/wordprocessingDrawing" xmlns:w10="urn:schemas-microsoft-com:office:word" xmlns:w="http://schemas.openxmlformats.org/wordprocessingml/2006/main" xmlns:w14="http://schemas.microsoft.com/office/word/2010/wordml" xmlns:w15="http://schemas.microsoft.com/office/word/2012/wordml" xmlns:w16cex="http://schemas.microsoft.com/office/word/2018/wordml/cex" xmlns:w16cid="http://schemas.microsoft.com/office/word/2016/wordml/cid" xmlns:w16="http://schemas.microsoft.com/office/word/2018/wordml" xmlns:w16du="http://schemas.microsoft.com/office/word/2023/wordml/word16du" xmlns:w16sdtdh="http://schemas.microsoft.com/office/word/2020/wordml/sdtdatahash" xmlns:w16sdtfl="http://schemas.microsoft.com/office/word/2024/wordml/sdtformatlock" xmlns:w16se="http://schemas.microsoft.com/office/word/2015/wordml/symex" xmlns:wpg="http://schemas.microsoft.com/office/word/2010/wordprocessingGroup" xmlns:wpi="http://schemas.microsoft.com/office/word/2010/wordprocessingInk" xmlns:wne="http://schemas.microsoft.com/office/word/2006/wordml" xmlns:wps="http://schemas.microsoft.com/office/word/2010/wordprocessingShape" mc:Ignorable="w14 w15 w16se w16cid w16 w16cex w16sdtdh w16sdtfl w16du wp14">
+<w:hdr xmlns:wpc="http://schemas.microsoft.com/office/word/2010/wordprocessingCanvas" xmlns:cx="http://schemas.microsoft.com/office/drawing/2014/chartex" xmlns:cx1="http://schemas.microsoft.com/office/drawing/2015/9/8/chartex" xmlns:cx2="http://schemas.microsoft.com/office/drawing/2015/10/21/chartex" xmlns:cx3="http://schemas.microsoft.com/office/drawing/2016/5/9/chartex" xmlns:cx4="http://schemas.microsoft.com/office/drawing/2016/5/10/chartex" xmlns:cx5="http://schemas.microsoft.com/office/drawing/2016/5/11/chartex" xmlns:cx6="http://schemas.microsoft.com/office/drawing/2016/5/12/chartex" xmlns:cx7="http://schemas.microsoft.com/office/drawing/2016/5/13/chartex" xmlns:cx8="http://schemas.microsoft.com/office/drawing/2016/5/14/chartex" xmlns:mc="http://schemas.openxmlformats.org/markup-compatibility/2006" xmlns:aink="http://schemas.microsoft.com/office/drawing/2016/ink" xmlns:am3d="http://schemas.microsoft.com/office/drawing/2017/model3d" xmlns:o="urn:schemas-microsoft-com:office:office" xmlns:oel="http://schemas.microsoft.com/office/2019/extlst" xmlns:r="http://schemas.openxmlformats.org/officeDocument/2006/relationships" xmlns:m="http://schemas.openxmlformats.org/officeDocument/2006/math" xmlns:v="urn:schemas-microsoft-com:vml" xmlns:wp14="http://schemas.microsoft.com/office/word/2010/wordprocessingDrawing" xmlns:wp="http://schemas.openxmlformats.org/drawingml/2006/wordprocessingDrawing" xmlns:w10="urn:schemas-microsoft-com:office:word" xmlns:w="http://schemas.openxmlformats.org/wordprocessingml/2006/main" xmlns:w14="http://schemas.microsoft.com/office/word/2010/wordml" xmlns:w15="http://schemas.microsoft.com/office/word/2012/wordml" xmlns:w16cei="http://schemas.microsoft.com/office/word/2026/wordml/cei" xmlns:w16cex="http://schemas.microsoft.com/office/word/2018/wordml/cex" xmlns:w16cid="http://schemas.microsoft.com/office/word/2016/wordml/cid" xmlns:w16="http://schemas.microsoft.com/office/word/2018/wordml" xmlns:w16du="http://schemas.microsoft.com/office/word/2023/wordml/word16du" xmlns:w16sdtdh="http://schemas.microsoft.com/office/word/2020/wordml/sdtdatahash" xmlns:w16sdtfl="http://schemas.microsoft.com/office/word/2024/wordml/sdtformatlock" xmlns:w16se="http://schemas.microsoft.com/office/word/2015/wordml/symex" xmlns:wpg="http://schemas.microsoft.com/office/word/2010/wordprocessingGroup" xmlns:wpi="http://schemas.microsoft.com/office/word/2010/wordprocessingInk" xmlns:wne="http://schemas.microsoft.com/office/word/2006/wordml" xmlns:wps="http://schemas.microsoft.com/office/word/2010/wordprocessingShape" mc:Ignorable="w14 w15 w16se w16cid w16 w16cex w16sdtdh w16sdtfl w16du wp14">
   <w:sdt>
     <w:sdtPr>
       <w:id w:val="1805349057"/>
@@ -2187,7 +2216,7 @@
 </file>
 
 <file path=word/header4.xml><?xml version="1.0" encoding="utf-8"?>
-<w:hdr xmlns:wpc="http://schemas.microsoft.com/office/word/2010/wordprocessingCanvas" xmlns:cx="http://schemas.microsoft.com/office/drawing/2014/chartex" xmlns:cx1="http://schemas.microsoft.com/office/drawing/2015/9/8/chartex" xmlns:cx2="http://schemas.microsoft.com/office/drawing/2015/10/21/chartex" xmlns:cx3="http://schemas.microsoft.com/office/drawing/2016/5/9/chartex" xmlns:cx4="http://schemas.microsoft.com/office/drawing/2016/5/10/chartex" xmlns:cx5="http://schemas.microsoft.com/office/drawing/2016/5/11/chartex" xmlns:cx6="http://schemas.microsoft.com/office/drawing/2016/5/12/chartex" xmlns:cx7="http://schemas.microsoft.com/office/drawing/2016/5/13/chartex" xmlns:cx8="http://schemas.microsoft.com/office/drawing/2016/5/14/chartex" xmlns:mc="http://schemas.openxmlformats.org/markup-compatibility/2006" xmlns:aink="http://schemas.microsoft.com/office/drawing/2016/ink" xmlns:am3d="http://schemas.microsoft.com/office/drawing/2017/model3d" xmlns:o="urn:schemas-microsoft-com:office:office" xmlns:oel="http://schemas.microsoft.com/office/2019/extlst" xmlns:r="http://schemas.openxmlformats.org/officeDocument/2006/relationships" xmlns:m="http://schemas.openxmlformats.org/officeDocument/2006/math" xmlns:v="urn:schemas-microsoft-com:vml" xmlns:wp14="http://schemas.microsoft.com/office/word/2010/wordprocessingDrawing" xmlns:wp="http://schemas.openxmlformats.org/drawingml/2006/wordprocessingDrawing" xmlns:w10="urn:schemas-microsoft-com:office:word" xmlns:w="http://schemas.openxmlformats.org/wordprocessingml/2006/main" xmlns:w14="http://schemas.microsoft.com/office/word/2010/wordml" xmlns:w15="http://schemas.microsoft.com/office/word/2012/wordml" xmlns:w16cex="http://schemas.microsoft.com/office/word/2018/wordml/cex" xmlns:w16cid="http://schemas.microsoft.com/office/word/2016/wordml/cid" xmlns:w16="http://schemas.microsoft.com/office/word/2018/wordml" xmlns:w16du="http://schemas.microsoft.com/office/word/2023/wordml/word16du" xmlns:w16sdtdh="http://schemas.microsoft.com/office/word/2020/wordml/sdtdatahash" xmlns:w16sdtfl="http://schemas.microsoft.com/office/word/2024/wordml/sdtformatlock" xmlns:w16se="http://schemas.microsoft.com/office/word/2015/wordml/symex" xmlns:wpg="http://schemas.microsoft.com/office/word/2010/wordprocessingGroup" xmlns:wpi="http://schemas.microsoft.com/office/word/2010/wordprocessingInk" xmlns:wne="http://schemas.microsoft.com/office/word/2006/wordml" xmlns:wps="http://schemas.microsoft.com/office/word/2010/wordprocessingShape" mc:Ignorable="w14 w15 w16se w16cid w16 w16cex w16sdtdh w16sdtfl w16du wp14">
+<w:hdr xmlns:wpc="http://schemas.microsoft.com/office/word/2010/wordprocessingCanvas" xmlns:cx="http://schemas.microsoft.com/office/drawing/2014/chartex" xmlns:cx1="http://schemas.microsoft.com/office/drawing/2015/9/8/chartex" xmlns:cx2="http://schemas.microsoft.com/office/drawing/2015/10/21/chartex" xmlns:cx3="http://schemas.microsoft.com/office/drawing/2016/5/9/chartex" xmlns:cx4="http://schemas.microsoft.com/office/drawing/2016/5/10/chartex" xmlns:cx5="http://schemas.microsoft.com/office/drawing/2016/5/11/chartex" xmlns:cx6="http://schemas.microsoft.com/office/drawing/2016/5/12/chartex" xmlns:cx7="http://schemas.microsoft.com/office/drawing/2016/5/13/chartex" xmlns:cx8="http://schemas.microsoft.com/office/drawing/2016/5/14/chartex" xmlns:mc="http://schemas.openxmlformats.org/markup-compatibility/2006" xmlns:aink="http://schemas.microsoft.com/office/drawing/2016/ink" xmlns:am3d="http://schemas.microsoft.com/office/drawing/2017/model3d" xmlns:o="urn:schemas-microsoft-com:office:office" xmlns:oel="http://schemas.microsoft.com/office/2019/extlst" xmlns:r="http://schemas.openxmlformats.org/officeDocument/2006/relationships" xmlns:m="http://schemas.openxmlformats.org/officeDocument/2006/math" xmlns:v="urn:schemas-microsoft-com:vml" xmlns:wp14="http://schemas.microsoft.com/office/word/2010/wordprocessingDrawing" xmlns:wp="http://schemas.openxmlformats.org/drawingml/2006/wordprocessingDrawing" xmlns:w10="urn:schemas-microsoft-com:office:word" xmlns:w="http://schemas.openxmlformats.org/wordprocessingml/2006/main" xmlns:w14="http://schemas.microsoft.com/office/word/2010/wordml" xmlns:w15="http://schemas.microsoft.com/office/word/2012/wordml" xmlns:w16cei="http://schemas.microsoft.com/office/word/2026/wordml/cei" xmlns:w16cex="http://schemas.microsoft.com/office/word/2018/wordml/cex" xmlns:w16cid="http://schemas.microsoft.com/office/word/2016/wordml/cid" xmlns:w16="http://schemas.microsoft.com/office/word/2018/wordml" xmlns:w16du="http://schemas.microsoft.com/office/word/2023/wordml/word16du" xmlns:w16sdtdh="http://schemas.microsoft.com/office/word/2020/wordml/sdtdatahash" xmlns:w16sdtfl="http://schemas.microsoft.com/office/word/2024/wordml/sdtformatlock" xmlns:w16se="http://schemas.microsoft.com/office/word/2015/wordml/symex" xmlns:wpg="http://schemas.microsoft.com/office/word/2010/wordprocessingGroup" xmlns:wpi="http://schemas.microsoft.com/office/word/2010/wordprocessingInk" xmlns:wne="http://schemas.microsoft.com/office/word/2006/wordml" xmlns:wps="http://schemas.microsoft.com/office/word/2010/wordprocessingShape" mc:Ignorable="w14 w15 w16se w16cid w16 w16cex w16sdtdh w16sdtfl w16du wp14">
   <w:sdt>
     <w:sdtPr>
       <w:id w:val="-956406339"/>
@@ -2276,7 +2305,7 @@
 </file>
 
 <file path=word/numbering.xml><?xml version="1.0" encoding="utf-8"?>
-<w:numbering xmlns:wpc="http://schemas.microsoft.com/office/word/2010/wordprocessingCanvas" xmlns:cx="http://schemas.microsoft.com/office/drawing/2014/chartex" xmlns:cx1="http://schemas.microsoft.com/office/drawing/2015/9/8/chartex" xmlns:cx2="http://schemas.microsoft.com/office/drawing/2015/10/21/chartex" xmlns:cx3="http://schemas.microsoft.com/office/drawing/2016/5/9/chartex" xmlns:cx4="http://schemas.microsoft.com/office/drawing/2016/5/10/chartex" xmlns:cx5="http://schemas.microsoft.com/office/drawing/2016/5/11/chartex" xmlns:cx6="http://schemas.microsoft.com/office/drawing/2016/5/12/chartex" xmlns:cx7="http://schemas.microsoft.com/office/drawing/2016/5/13/chartex" xmlns:cx8="http://schemas.microsoft.com/office/drawing/2016/5/14/chartex" xmlns:mc="http://schemas.openxmlformats.org/markup-compatibility/2006" xmlns:aink="http://schemas.microsoft.com/office/drawing/2016/ink" xmlns:am3d="http://schemas.microsoft.com/office/drawing/2017/model3d" xmlns:o="urn:schemas-microsoft-com:office:office" xmlns:oel="http://schemas.microsoft.com/office/2019/extlst" xmlns:r="http://schemas.openxmlformats.org/officeDocument/2006/relationships" xmlns:m="http://schemas.openxmlformats.org/officeDocument/2006/math" xmlns:v="urn:schemas-microsoft-com:vml" xmlns:wp14="http://schemas.microsoft.com/office/word/2010/wordprocessingDrawing" xmlns:wp="http://schemas.openxmlformats.org/drawingml/2006/wordprocessingDrawing" xmlns:w10="urn:schemas-microsoft-com:office:word" xmlns:w="http://schemas.openxmlformats.org/wordprocessingml/2006/main" xmlns:w14="http://schemas.microsoft.com/office/word/2010/wordml" xmlns:w15="http://schemas.microsoft.com/office/word/2012/wordml" xmlns:w16cex="http://schemas.microsoft.com/office/word/2018/wordml/cex" xmlns:w16cid="http://schemas.microsoft.com/office/word/2016/wordml/cid" xmlns:w16="http://schemas.microsoft.com/office/word/2018/wordml" xmlns:w16du="http://schemas.microsoft.com/office/word/2023/wordml/word16du" xmlns:w16sdtdh="http://schemas.microsoft.com/office/word/2020/wordml/sdtdatahash" xmlns:w16sdtfl="http://schemas.microsoft.com/office/word/2024/wordml/sdtformatlock" xmlns:w16se="http://schemas.microsoft.com/office/word/2015/wordml/symex" xmlns:wpg="http://schemas.microsoft.com/office/word/2010/wordprocessingGroup" xmlns:wpi="http://schemas.microsoft.com/office/word/2010/wordprocessingInk" xmlns:wne="http://schemas.microsoft.com/office/word/2006/wordml" xmlns:wps="http://schemas.microsoft.com/office/word/2010/wordprocessingShape" mc:Ignorable="w14 w15 w16se w16cid w16 w16cex w16sdtdh w16sdtfl w16du wp14">
+<w:numbering xmlns:wpc="http://schemas.microsoft.com/office/word/2010/wordprocessingCanvas" xmlns:cx="http://schemas.microsoft.com/office/drawing/2014/chartex" xmlns:cx1="http://schemas.microsoft.com/office/drawing/2015/9/8/chartex" xmlns:cx2="http://schemas.microsoft.com/office/drawing/2015/10/21/chartex" xmlns:cx3="http://schemas.microsoft.com/office/drawing/2016/5/9/chartex" xmlns:cx4="http://schemas.microsoft.com/office/drawing/2016/5/10/chartex" xmlns:cx5="http://schemas.microsoft.com/office/drawing/2016/5/11/chartex" xmlns:cx6="http://schemas.microsoft.com/office/drawing/2016/5/12/chartex" xmlns:cx7="http://schemas.microsoft.com/office/drawing/2016/5/13/chartex" xmlns:cx8="http://schemas.microsoft.com/office/drawing/2016/5/14/chartex" xmlns:mc="http://schemas.openxmlformats.org/markup-compatibility/2006" xmlns:aink="http://schemas.microsoft.com/office/drawing/2016/ink" xmlns:am3d="http://schemas.microsoft.com/office/drawing/2017/model3d" xmlns:o="urn:schemas-microsoft-com:office:office" xmlns:oel="http://schemas.microsoft.com/office/2019/extlst" xmlns:r="http://schemas.openxmlformats.org/officeDocument/2006/relationships" xmlns:m="http://schemas.openxmlformats.org/officeDocument/2006/math" xmlns:v="urn:schemas-microsoft-com:vml" xmlns:wp14="http://schemas.microsoft.com/office/word/2010/wordprocessingDrawing" xmlns:wp="http://schemas.openxmlformats.org/drawingml/2006/wordprocessingDrawing" xmlns:w10="urn:schemas-microsoft-com:office:word" xmlns:w="http://schemas.openxmlformats.org/wordprocessingml/2006/main" xmlns:w14="http://schemas.microsoft.com/office/word/2010/wordml" xmlns:w15="http://schemas.microsoft.com/office/word/2012/wordml" xmlns:w16cei="http://schemas.microsoft.com/office/word/2026/wordml/cei" xmlns:w16cex="http://schemas.microsoft.com/office/word/2018/wordml/cex" xmlns:w16cid="http://schemas.microsoft.com/office/word/2016/wordml/cid" xmlns:w16="http://schemas.microsoft.com/office/word/2018/wordml" xmlns:w16du="http://schemas.microsoft.com/office/word/2023/wordml/word16du" xmlns:w16sdtdh="http://schemas.microsoft.com/office/word/2020/wordml/sdtdatahash" xmlns:w16sdtfl="http://schemas.microsoft.com/office/word/2024/wordml/sdtformatlock" xmlns:w16se="http://schemas.microsoft.com/office/word/2015/wordml/symex" xmlns:wpg="http://schemas.microsoft.com/office/word/2010/wordprocessingGroup" xmlns:wpi="http://schemas.microsoft.com/office/word/2010/wordprocessingInk" xmlns:wne="http://schemas.microsoft.com/office/word/2006/wordml" xmlns:wps="http://schemas.microsoft.com/office/word/2010/wordprocessingShape" mc:Ignorable="w14 w15 w16se w16cid w16 w16cex w16sdtdh w16sdtfl w16du wp14">
   <w:abstractNum w:abstractNumId="0" w15:restartNumberingAfterBreak="0">
     <w:nsid w:val="06290554"/>
     <w:multiLevelType w:val="multilevel"/>
@@ -3578,7 +3607,6 @@
   <w:style w:type="character" w:default="1" w:styleId="Fontepargpadro">
     <w:name w:val="Default Paragraph Font"/>
     <w:uiPriority w:val="1"/>
-    <w:semiHidden/>
     <w:unhideWhenUsed/>
   </w:style>
   <w:style w:type="table" w:default="1" w:styleId="Tabelanormal">
@@ -4515,6 +4543,15 @@
 </file>
 
 <file path=customXml/item1.xml><?xml version="1.0" encoding="utf-8"?>
+<?mso-contentType ?>
+<FormTemplates xmlns="http://schemas.microsoft.com/sharepoint/v3/contenttype/forms">
+  <Display>DocumentLibraryForm</Display>
+  <Edit>DocumentLibraryForm</Edit>
+  <New>DocumentLibraryForm</New>
+</FormTemplates>
+</file>
+
+<file path=customXml/item2.xml><?xml version="1.0" encoding="utf-8"?>
 <ct:contentTypeSchema xmlns:ct="http://schemas.microsoft.com/office/2006/metadata/contentType" xmlns:ma="http://schemas.microsoft.com/office/2006/metadata/properties/metaAttributes" ct:_="" ma:_="" ma:contentTypeName="Documento" ma:contentTypeID="0x01010090BD7F654C36E249870AD2B43CC99066" ma:contentTypeVersion="25" ma:contentTypeDescription="Crie um novo documento." ma:contentTypeScope="" ma:versionID="7aafbe2a8f4be360eca24a5952e7a582">
   <xsd:schema xmlns:xsd="http://www.w3.org/2001/XMLSchema" xmlns:xs="http://www.w3.org/2001/XMLSchema" xmlns:p="http://schemas.microsoft.com/office/2006/metadata/properties" xmlns:ns2="66367999-145d-416e-8089-c2616e290f81" xmlns:ns3="ab6bdf74-870e-40d0-b701-04787b55b19a" targetNamespace="http://schemas.microsoft.com/office/2006/metadata/properties" ma:root="true" ma:fieldsID="9b04a4bffefe874e6e37c372f87d08c5" ns2:_="" ns3:_="">
     <xsd:import namespace="66367999-145d-416e-8089-c2616e290f81"/>
@@ -4804,16 +4841,17 @@
 </ct:contentTypeSchema>
 </file>
 
-<file path=customXml/item2.xml><?xml version="1.0" encoding="utf-8"?>
-<?mso-contentType ?>
-<FormTemplates xmlns="http://schemas.microsoft.com/sharepoint/v3/contenttype/forms">
-  <Display>DocumentLibraryForm</Display>
-  <Edit>DocumentLibraryForm</Edit>
-  <New>DocumentLibraryForm</New>
-</FormTemplates>
+<file path=customXml/item3.xml><?xml version="1.0" encoding="utf-8"?>
+<go:gDocsCustomXmlDataStorage xmlns:go="http://customooxmlschemas.google.com/" xmlns:r="http://schemas.openxmlformats.org/officeDocument/2006/relationships" uri="GoogleDocsCustomDataVersion2">
+  <go:docsCustomData xmlns:go="http://customooxmlschemas.google.com/" roundtripDataSignature="AMtx7mhx1lXjm647vcM1LZOQ04kbTy8lDg==">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</go:docsCustomData>
+</go:gDocsCustomXmlDataStorage>
 </file>
 
-<file path=customXml/item3.xml><?xml version="1.0" encoding="utf-8"?>
+<file path=customXml/item4.xml><?xml version="1.0" encoding="utf-8"?>
+<b:Sources xmlns:b="http://schemas.openxmlformats.org/officeDocument/2006/bibliography" xmlns="http://schemas.openxmlformats.org/officeDocument/2006/bibliography" SelectedStyle="\APASixthEditionOfficeOnline.xsl" StyleName="APA" Version="6"/>
+</file>
+
+<file path=customXml/item5.xml><?xml version="1.0" encoding="utf-8"?>
 <p:properties xmlns:p="http://schemas.microsoft.com/office/2006/metadata/properties" xmlns:xsi="http://www.w3.org/2001/XMLSchema-instance" xmlns:pc="http://schemas.microsoft.com/office/infopath/2007/PartnerControls">
   <documentManagement>
     <TaxCatchAll xmlns="ab6bdf74-870e-40d0-b701-04787b55b19a" xsi:nil="true"/>
@@ -4829,17 +4867,15 @@
 </p:properties>
 </file>
 
-<file path=customXml/item4.xml><?xml version="1.0" encoding="utf-8"?>
-<b:Sources xmlns:b="http://schemas.openxmlformats.org/officeDocument/2006/bibliography" xmlns="http://schemas.openxmlformats.org/officeDocument/2006/bibliography" SelectedStyle="\APASixthEditionOfficeOnline.xsl" StyleName="APA" Version="6"/>
+<file path=customXml/itemProps1.xml><?xml version="1.0" encoding="utf-8"?>
+<ds:datastoreItem xmlns:ds="http://schemas.openxmlformats.org/officeDocument/2006/customXml" ds:itemID="{4F1AEC50-4A1A-4CA0-9059-1BBE99D2C5D0}">
+  <ds:schemaRefs>
+    <ds:schemaRef ds:uri="http://schemas.microsoft.com/sharepoint/v3/contenttype/forms"/>
+  </ds:schemaRefs>
+</ds:datastoreItem>
 </file>
 
-<file path=customXml/item5.xml><?xml version="1.0" encoding="utf-8"?>
-<go:gDocsCustomXmlDataStorage xmlns:go="http://customooxmlschemas.google.com/" xmlns:r="http://schemas.openxmlformats.org/officeDocument/2006/relationships" uri="GoogleDocsCustomDataVersion2">
-  <go:docsCustomData xmlns:go="http://customooxmlschemas.google.com/" roundtripDataSignature="AMtx7mhx1lXjm647vcM1LZOQ04kbTy8lDg==">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</go:docsCustomData>
-</go:gDocsCustomXmlDataStorage>
-</file>
-
-<file path=customXml/itemProps1.xml><?xml version="1.0" encoding="utf-8"?>
+<file path=customXml/itemProps2.xml><?xml version="1.0" encoding="utf-8"?>
 <ds:datastoreItem xmlns:ds="http://schemas.openxmlformats.org/officeDocument/2006/customXml" ds:itemID="{9AB9154E-7B48-4FBE-8279-AD0A6A0E8C59}">
   <ds:schemaRefs>
     <ds:schemaRef ds:uri="http://schemas.microsoft.com/office/2006/metadata/contentType"/>
@@ -4858,21 +4894,11 @@
 </ds:datastoreItem>
 </file>
 
-<file path=customXml/itemProps2.xml><?xml version="1.0" encoding="utf-8"?>
-<ds:datastoreItem xmlns:ds="http://schemas.openxmlformats.org/officeDocument/2006/customXml" ds:itemID="{4F1AEC50-4A1A-4CA0-9059-1BBE99D2C5D0}">
+<file path=customXml/itemProps3.xml><?xml version="1.0" encoding="utf-8"?>
+<ds:datastoreItem xmlns:ds="http://schemas.openxmlformats.org/officeDocument/2006/customXml" ds:itemID="{11111111-1234-1234-1234-123412341234}">
   <ds:schemaRefs>
-    <ds:schemaRef ds:uri="http://schemas.microsoft.com/sharepoint/v3/contenttype/forms"/>
-  </ds:schemaRefs>
-</ds:datastoreItem>
-</file>
-
-<file path=customXml/itemProps3.xml><?xml version="1.0" encoding="utf-8"?>
-<ds:datastoreItem xmlns:ds="http://schemas.openxmlformats.org/officeDocument/2006/customXml" ds:itemID="{59DEDD4B-7477-40F3-9154-656B192844A8}">
-  <ds:schemaRefs>
-    <ds:schemaRef ds:uri="http://schemas.microsoft.com/office/2006/metadata/properties"/>
-    <ds:schemaRef ds:uri="http://schemas.microsoft.com/office/infopath/2007/PartnerControls"/>
-    <ds:schemaRef ds:uri="ab6bdf74-870e-40d0-b701-04787b55b19a"/>
-    <ds:schemaRef ds:uri="66367999-145d-416e-8089-c2616e290f81"/>
+    <ds:schemaRef ds:uri="http://customooxmlschemas.google.com/"/>
+    <ds:schemaRef ds:uri="http://schemas.openxmlformats.org/officeDocument/2006/relationships"/>
   </ds:schemaRefs>
 </ds:datastoreItem>
 </file>
@@ -4886,10 +4912,12 @@
 </file>
 
 <file path=customXml/itemProps5.xml><?xml version="1.0" encoding="utf-8"?>
-<ds:datastoreItem xmlns:ds="http://schemas.openxmlformats.org/officeDocument/2006/customXml" ds:itemID="{11111111-1234-1234-1234-123412341234}">
+<ds:datastoreItem xmlns:ds="http://schemas.openxmlformats.org/officeDocument/2006/customXml" ds:itemID="{59DEDD4B-7477-40F3-9154-656B192844A8}">
   <ds:schemaRefs>
-    <ds:schemaRef ds:uri="http://customooxmlschemas.google.com/"/>
-    <ds:schemaRef ds:uri="http://schemas.openxmlformats.org/officeDocument/2006/relationships"/>
+    <ds:schemaRef ds:uri="http://schemas.microsoft.com/office/2006/metadata/properties"/>
+    <ds:schemaRef ds:uri="http://schemas.microsoft.com/office/infopath/2007/PartnerControls"/>
+    <ds:schemaRef ds:uri="ab6bdf74-870e-40d0-b701-04787b55b19a"/>
+    <ds:schemaRef ds:uri="66367999-145d-416e-8089-c2616e290f81"/>
   </ds:schemaRefs>
 </ds:datastoreItem>
 </file>
--- a/atividades/template/Relatorio.docx
+++ b/atividades/template/Relatorio.docx
@@ -404,32 +404,44 @@
           <w:pPr>
             <w:pStyle w:val="Sumrio1"/>
             <w:tabs>
-              <w:tab w:val="left" w:pos="440"/>
+              <w:tab w:val="left" w:pos="720"/>
               <w:tab w:val="right" w:leader="dot" w:pos="9063"/>
             </w:tabs>
             <w:rPr>
               <w:rFonts w:asciiTheme="minorHAnsi" w:eastAsiaTheme="minorEastAsia" w:hAnsiTheme="minorHAnsi" w:cstheme="minorBidi"/>
+              <w:b w:val="0"/>
+              <w:caps w:val="0"/>
               <w:noProof/>
               <w:kern w:val="2"/>
-              <w:sz w:val="24"/>
               <w:szCs w:val="24"/>
               <w14:ligatures w14:val="standardContextual"/>
             </w:rPr>
           </w:pPr>
           <w:r>
+            <w:rPr>
+              <w:bCs/>
+              <w:caps w:val="0"/>
+            </w:rPr>
             <w:fldChar w:fldCharType="begin"/>
           </w:r>
           <w:r>
+            <w:rPr>
+              <w:bCs/>
+              <w:caps w:val="0"/>
+            </w:rPr>
             <w:instrText xml:space="preserve"> TOC \o "1-3" \h \z \u </w:instrText>
           </w:r>
           <w:r>
+            <w:rPr>
+              <w:bCs/>
+              <w:caps w:val="0"/>
+            </w:rPr>
             <w:fldChar w:fldCharType="separate"/>
           </w:r>
-          <w:hyperlink w:anchor="_Toc232600304" w:history="1">
+          <w:hyperlink w:anchor="_Toc236379183" w:history="1">
             <w:r>
               <w:rPr>
                 <w:rStyle w:val="Hyperlink"/>
-                <w:b/>
                 <w:noProof/>
               </w:rPr>
               <w:t>1.</w:t>
@@ -437,9 +449,10 @@
             <w:r>
               <w:rPr>
                 <w:rFonts w:asciiTheme="minorHAnsi" w:eastAsiaTheme="minorEastAsia" w:hAnsiTheme="minorHAnsi" w:cstheme="minorBidi"/>
+                <w:b w:val="0"/>
+                <w:caps w:val="0"/>
                 <w:noProof/>
                 <w:kern w:val="2"/>
-                <w:sz w:val="24"/>
                 <w:szCs w:val="24"/>
                 <w14:ligatures w14:val="standardContextual"/>
               </w:rPr>
@@ -448,7 +461,6 @@
             <w:r>
               <w:rPr>
                 <w:rStyle w:val="Hyperlink"/>
-                <w:b/>
                 <w:noProof/>
               </w:rPr>
               <w:t>APRESENTAÇÃO</w:t>
@@ -472,7 +484,7 @@
                 <w:noProof/>
                 <w:webHidden/>
               </w:rPr>
-              <w:instrText xml:space="preserve"> PAGEREF _Toc232600304 \h </w:instrText>
+              <w:instrText xml:space="preserve"> PAGEREF _Toc236379183 \h </w:instrText>
             </w:r>
             <w:r>
               <w:rPr>
@@ -507,23 +519,23 @@
           <w:pPr>
             <w:pStyle w:val="Sumrio1"/>
             <w:tabs>
-              <w:tab w:val="left" w:pos="440"/>
+              <w:tab w:val="left" w:pos="720"/>
               <w:tab w:val="right" w:leader="dot" w:pos="9063"/>
             </w:tabs>
             <w:rPr>
               <w:rFonts w:asciiTheme="minorHAnsi" w:eastAsiaTheme="minorEastAsia" w:hAnsiTheme="minorHAnsi" w:cstheme="minorBidi"/>
+              <w:b w:val="0"/>
+              <w:caps w:val="0"/>
               <w:noProof/>
               <w:kern w:val="2"/>
-              <w:sz w:val="24"/>
               <w:szCs w:val="24"/>
               <w14:ligatures w14:val="standardContextual"/>
             </w:rPr>
           </w:pPr>
-          <w:hyperlink w:anchor="_Toc232600305" w:history="1">
+          <w:hyperlink w:anchor="_Toc236379184" w:history="1">
             <w:r>
               <w:rPr>
                 <w:rStyle w:val="Hyperlink"/>
-                <w:b/>
                 <w:noProof/>
               </w:rPr>
               <w:t>2.</w:t>
@@ -531,9 +543,10 @@
             <w:r>
               <w:rPr>
                 <w:rFonts w:asciiTheme="minorHAnsi" w:eastAsiaTheme="minorEastAsia" w:hAnsiTheme="minorHAnsi" w:cstheme="minorBidi"/>
+                <w:b w:val="0"/>
+                <w:caps w:val="0"/>
                 <w:noProof/>
                 <w:kern w:val="2"/>
-                <w:sz w:val="24"/>
                 <w:szCs w:val="24"/>
                 <w14:ligatures w14:val="standardContextual"/>
               </w:rPr>
@@ -542,10 +555,9 @@
             <w:r>
               <w:rPr>
                 <w:rStyle w:val="Hyperlink"/>
-                <w:b/>
-                <w:noProof/>
-              </w:rPr>
-              <w:t>RESUMO GERAL</w:t>
+                <w:noProof/>
+              </w:rPr>
+              <w:t>RESUMO EXECUTIVO E INDICADORES</w:t>
             </w:r>
             <w:r>
               <w:rPr>
@@ -566,7 +578,7 @@
                 <w:noProof/>
                 <w:webHidden/>
               </w:rPr>
-              <w:instrText xml:space="preserve"> PAGEREF _Toc232600305 \h </w:instrText>
+              <w:instrText xml:space="preserve"> PAGEREF _Toc236379184 \h </w:instrText>
             </w:r>
             <w:r>
               <w:rPr>
@@ -601,23 +613,23 @@
           <w:pPr>
             <w:pStyle w:val="Sumrio1"/>
             <w:tabs>
-              <w:tab w:val="left" w:pos="440"/>
+              <w:tab w:val="left" w:pos="720"/>
               <w:tab w:val="right" w:leader="dot" w:pos="9063"/>
             </w:tabs>
             <w:rPr>
               <w:rFonts w:asciiTheme="minorHAnsi" w:eastAsiaTheme="minorEastAsia" w:hAnsiTheme="minorHAnsi" w:cstheme="minorBidi"/>
+              <w:b w:val="0"/>
+              <w:caps w:val="0"/>
               <w:noProof/>
               <w:kern w:val="2"/>
-              <w:sz w:val="24"/>
               <w:szCs w:val="24"/>
               <w14:ligatures w14:val="standardContextual"/>
             </w:rPr>
           </w:pPr>
-          <w:hyperlink w:anchor="_Toc232600306" w:history="1">
+          <w:hyperlink w:anchor="_Toc236379185" w:history="1">
             <w:r>
               <w:rPr>
                 <w:rStyle w:val="Hyperlink"/>
-                <w:b/>
                 <w:noProof/>
               </w:rPr>
               <w:t>3.</w:t>
@@ -625,9 +637,10 @@
             <w:r>
               <w:rPr>
                 <w:rFonts w:asciiTheme="minorHAnsi" w:eastAsiaTheme="minorEastAsia" w:hAnsiTheme="minorHAnsi" w:cstheme="minorBidi"/>
+                <w:b w:val="0"/>
+                <w:caps w:val="0"/>
                 <w:noProof/>
                 <w:kern w:val="2"/>
-                <w:sz w:val="24"/>
                 <w:szCs w:val="24"/>
                 <w14:ligatures w14:val="standardContextual"/>
               </w:rPr>
@@ -636,10 +649,9 @@
             <w:r>
               <w:rPr>
                 <w:rStyle w:val="Hyperlink"/>
-                <w:b/>
-                <w:noProof/>
-              </w:rPr>
-              <w:t>DESEMPENHO POR COLABORADOR</w:t>
+                <w:noProof/>
+              </w:rPr>
+              <w:t>PRINCIPAIS ENTREGAS E DESEMPENHO DA EQUIPE</w:t>
             </w:r>
             <w:r>
               <w:rPr>
@@ -660,7 +672,7 @@
                 <w:noProof/>
                 <w:webHidden/>
               </w:rPr>
-              <w:instrText xml:space="preserve"> PAGEREF _Toc232600306 \h </w:instrText>
+              <w:instrText xml:space="preserve"> PAGEREF _Toc236379185 \h </w:instrText>
             </w:r>
             <w:r>
               <w:rPr>
@@ -695,23 +707,23 @@
           <w:pPr>
             <w:pStyle w:val="Sumrio1"/>
             <w:tabs>
-              <w:tab w:val="left" w:pos="440"/>
+              <w:tab w:val="left" w:pos="720"/>
               <w:tab w:val="right" w:leader="dot" w:pos="9063"/>
             </w:tabs>
             <w:rPr>
               <w:rFonts w:asciiTheme="minorHAnsi" w:eastAsiaTheme="minorEastAsia" w:hAnsiTheme="minorHAnsi" w:cstheme="minorBidi"/>
+              <w:b w:val="0"/>
+              <w:caps w:val="0"/>
               <w:noProof/>
               <w:kern w:val="2"/>
-              <w:sz w:val="24"/>
               <w:szCs w:val="24"/>
               <w14:ligatures w14:val="standardContextual"/>
             </w:rPr>
           </w:pPr>
-          <w:hyperlink w:anchor="_Toc232600307" w:history="1">
+          <w:hyperlink w:anchor="_Toc236379186" w:history="1">
             <w:r>
               <w:rPr>
                 <w:rStyle w:val="Hyperlink"/>
-                <w:b/>
                 <w:noProof/>
               </w:rPr>
               <w:t>4.</w:t>
@@ -719,9 +731,10 @@
             <w:r>
               <w:rPr>
                 <w:rFonts w:asciiTheme="minorHAnsi" w:eastAsiaTheme="minorEastAsia" w:hAnsiTheme="minorHAnsi" w:cstheme="minorBidi"/>
+                <w:b w:val="0"/>
+                <w:caps w:val="0"/>
                 <w:noProof/>
                 <w:kern w:val="2"/>
-                <w:sz w:val="24"/>
                 <w:szCs w:val="24"/>
                 <w14:ligatures w14:val="standardContextual"/>
               </w:rPr>
@@ -730,10 +743,9 @@
             <w:r>
               <w:rPr>
                 <w:rStyle w:val="Hyperlink"/>
-                <w:b/>
-                <w:noProof/>
-              </w:rPr>
-              <w:t>DISTRIBUIÇÃO POR STATUS</w:t>
+                <w:noProof/>
+              </w:rPr>
+              <w:t>SITUAÇÃO DA CARTEIRA DE OBRAS</w:t>
             </w:r>
             <w:r>
               <w:rPr>
@@ -754,7 +766,7 @@
                 <w:noProof/>
                 <w:webHidden/>
               </w:rPr>
-              <w:instrText xml:space="preserve"> PAGEREF _Toc232600307 \h </w:instrText>
+              <w:instrText xml:space="preserve"> PAGEREF _Toc236379186 \h </w:instrText>
             </w:r>
             <w:r>
               <w:rPr>
@@ -789,23 +801,23 @@
           <w:pPr>
             <w:pStyle w:val="Sumrio1"/>
             <w:tabs>
-              <w:tab w:val="left" w:pos="440"/>
+              <w:tab w:val="left" w:pos="720"/>
               <w:tab w:val="right" w:leader="dot" w:pos="9063"/>
             </w:tabs>
             <w:rPr>
               <w:rFonts w:asciiTheme="minorHAnsi" w:eastAsiaTheme="minorEastAsia" w:hAnsiTheme="minorHAnsi" w:cstheme="minorBidi"/>
+              <w:b w:val="0"/>
+              <w:caps w:val="0"/>
               <w:noProof/>
               <w:kern w:val="2"/>
-              <w:sz w:val="24"/>
               <w:szCs w:val="24"/>
               <w14:ligatures w14:val="standardContextual"/>
             </w:rPr>
           </w:pPr>
-          <w:hyperlink w:anchor="_Toc232600308" w:history="1">
+          <w:hyperlink w:anchor="_Toc236379187" w:history="1">
             <w:r>
               <w:rPr>
                 <w:rStyle w:val="Hyperlink"/>
-                <w:b/>
                 <w:noProof/>
               </w:rPr>
               <w:t>5.</w:t>
@@ -813,9 +825,10 @@
             <w:r>
               <w:rPr>
                 <w:rFonts w:asciiTheme="minorHAnsi" w:eastAsiaTheme="minorEastAsia" w:hAnsiTheme="minorHAnsi" w:cstheme="minorBidi"/>
+                <w:b w:val="0"/>
+                <w:caps w:val="0"/>
                 <w:noProof/>
                 <w:kern w:val="2"/>
-                <w:sz w:val="24"/>
                 <w:szCs w:val="24"/>
                 <w14:ligatures w14:val="standardContextual"/>
               </w:rPr>
@@ -824,10 +837,9 @@
             <w:r>
               <w:rPr>
                 <w:rStyle w:val="Hyperlink"/>
-                <w:b/>
-                <w:noProof/>
-              </w:rPr>
-              <w:t>DISTRIBUIÇÃO POR PROJETO</w:t>
+                <w:noProof/>
+              </w:rPr>
+              <w:t>ATRASOS, RISCOS E PENDÊNCIAS</w:t>
             </w:r>
             <w:r>
               <w:rPr>
@@ -848,7 +860,7 @@
                 <w:noProof/>
                 <w:webHidden/>
               </w:rPr>
-              <w:instrText xml:space="preserve"> PAGEREF _Toc232600308 \h </w:instrText>
+              <w:instrText xml:space="preserve"> PAGEREF _Toc236379187 \h </w:instrText>
             </w:r>
             <w:r>
               <w:rPr>
@@ -883,19 +895,20 @@
           <w:pPr>
             <w:pStyle w:val="Sumrio1"/>
             <w:tabs>
-              <w:tab w:val="left" w:pos="440"/>
+              <w:tab w:val="left" w:pos="720"/>
               <w:tab w:val="right" w:leader="dot" w:pos="9063"/>
             </w:tabs>
             <w:rPr>
               <w:rFonts w:asciiTheme="minorHAnsi" w:eastAsiaTheme="minorEastAsia" w:hAnsiTheme="minorHAnsi" w:cstheme="minorBidi"/>
+              <w:b w:val="0"/>
+              <w:caps w:val="0"/>
               <w:noProof/>
               <w:kern w:val="2"/>
-              <w:sz w:val="24"/>
               <w:szCs w:val="24"/>
               <w14:ligatures w14:val="standardContextual"/>
             </w:rPr>
           </w:pPr>
-          <w:hyperlink w:anchor="_Toc232600309" w:history="1">
+          <w:hyperlink w:anchor="_Toc236379188" w:history="1">
             <w:r>
               <w:rPr>
                 <w:rStyle w:val="Hyperlink"/>
@@ -906,9 +919,10 @@
             <w:r>
               <w:rPr>
                 <w:rFonts w:asciiTheme="minorHAnsi" w:eastAsiaTheme="minorEastAsia" w:hAnsiTheme="minorHAnsi" w:cstheme="minorBidi"/>
+                <w:b w:val="0"/>
+                <w:caps w:val="0"/>
                 <w:noProof/>
                 <w:kern w:val="2"/>
-                <w:sz w:val="24"/>
                 <w:szCs w:val="24"/>
                 <w14:ligatures w14:val="standardContextual"/>
               </w:rPr>
@@ -919,7 +933,7 @@
                 <w:rStyle w:val="Hyperlink"/>
                 <w:noProof/>
               </w:rPr>
-              <w:t>DISTRIBUIÇÃO POR PRIORIDADE</w:t>
+              <w:t>PLANEJAMENTO SEMANAL</w:t>
             </w:r>
             <w:r>
               <w:rPr>
@@ -940,7 +954,7 @@
                 <w:noProof/>
                 <w:webHidden/>
               </w:rPr>
-              <w:instrText xml:space="preserve"> PAGEREF _Toc232600309 \h </w:instrText>
+              <w:instrText xml:space="preserve"> PAGEREF _Toc236379188 \h </w:instrText>
             </w:r>
             <w:r>
               <w:rPr>
@@ -975,23 +989,23 @@
           <w:pPr>
             <w:pStyle w:val="Sumrio1"/>
             <w:tabs>
-              <w:tab w:val="left" w:pos="440"/>
+              <w:tab w:val="left" w:pos="720"/>
               <w:tab w:val="right" w:leader="dot" w:pos="9063"/>
             </w:tabs>
             <w:rPr>
               <w:rFonts w:asciiTheme="minorHAnsi" w:eastAsiaTheme="minorEastAsia" w:hAnsiTheme="minorHAnsi" w:cstheme="minorBidi"/>
+              <w:b w:val="0"/>
+              <w:caps w:val="0"/>
               <w:noProof/>
               <w:kern w:val="2"/>
-              <w:sz w:val="24"/>
               <w:szCs w:val="24"/>
               <w14:ligatures w14:val="standardContextual"/>
             </w:rPr>
           </w:pPr>
-          <w:hyperlink w:anchor="_Toc232600310" w:history="1">
+          <w:hyperlink w:anchor="_Toc236379189" w:history="1">
             <w:r>
               <w:rPr>
                 <w:rStyle w:val="Hyperlink"/>
-                <w:b/>
                 <w:noProof/>
               </w:rPr>
               <w:t>7.</w:t>
@@ -999,9 +1013,10 @@
             <w:r>
               <w:rPr>
                 <w:rFonts w:asciiTheme="minorHAnsi" w:eastAsiaTheme="minorEastAsia" w:hAnsiTheme="minorHAnsi" w:cstheme="minorBidi"/>
+                <w:b w:val="0"/>
+                <w:caps w:val="0"/>
                 <w:noProof/>
                 <w:kern w:val="2"/>
-                <w:sz w:val="24"/>
                 <w:szCs w:val="24"/>
                 <w14:ligatures w14:val="standardContextual"/>
               </w:rPr>
@@ -1010,10 +1025,9 @@
             <w:r>
               <w:rPr>
                 <w:rStyle w:val="Hyperlink"/>
-                <w:b/>
-                <w:noProof/>
-              </w:rPr>
-              <w:t>ATIVIDADES DA SEMANA</w:t>
+                <w:noProof/>
+              </w:rPr>
+              <w:t>VERIFICAÇÕES DE CONSISTÊNCIA</w:t>
             </w:r>
             <w:r>
               <w:rPr>
@@ -1034,7 +1048,7 @@
                 <w:noProof/>
                 <w:webHidden/>
               </w:rPr>
-              <w:instrText xml:space="preserve"> PAGEREF _Toc232600310 \h </w:instrText>
+              <w:instrText xml:space="preserve"> PAGEREF _Toc236379189 \h </w:instrText>
             </w:r>
             <w:r>
               <w:rPr>
@@ -1069,23 +1083,23 @@
           <w:pPr>
             <w:pStyle w:val="Sumrio1"/>
             <w:tabs>
-              <w:tab w:val="left" w:pos="440"/>
+              <w:tab w:val="left" w:pos="720"/>
               <w:tab w:val="right" w:leader="dot" w:pos="9063"/>
             </w:tabs>
             <w:rPr>
               <w:rFonts w:asciiTheme="minorHAnsi" w:eastAsiaTheme="minorEastAsia" w:hAnsiTheme="minorHAnsi" w:cstheme="minorBidi"/>
+              <w:b w:val="0"/>
+              <w:caps w:val="0"/>
               <w:noProof/>
               <w:kern w:val="2"/>
-              <w:sz w:val="24"/>
               <w:szCs w:val="24"/>
               <w14:ligatures w14:val="standardContextual"/>
             </w:rPr>
           </w:pPr>
-          <w:hyperlink w:anchor="_Toc232600311" w:history="1">
+          <w:hyperlink w:anchor="_Toc236379190" w:history="1">
             <w:r>
               <w:rPr>
                 <w:rStyle w:val="Hyperlink"/>
-                <w:b/>
                 <w:noProof/>
               </w:rPr>
               <w:t>8.</w:t>
@@ -1093,9 +1107,10 @@
             <w:r>
               <w:rPr>
                 <w:rFonts w:asciiTheme="minorHAnsi" w:eastAsiaTheme="minorEastAsia" w:hAnsiTheme="minorHAnsi" w:cstheme="minorBidi"/>
+                <w:b w:val="0"/>
+                <w:caps w:val="0"/>
                 <w:noProof/>
                 <w:kern w:val="2"/>
-                <w:sz w:val="24"/>
                 <w:szCs w:val="24"/>
                 <w14:ligatures w14:val="standardContextual"/>
               </w:rPr>
@@ -1104,10 +1119,9 @@
             <w:r>
               <w:rPr>
                 <w:rStyle w:val="Hyperlink"/>
-                <w:b/>
-                <w:noProof/>
-              </w:rPr>
-              <w:t>GRÁFICOS</w:t>
+                <w:noProof/>
+              </w:rPr>
+              <w:t>GRÁFICOS GERENCIAIS</w:t>
             </w:r>
             <w:r>
               <w:rPr>
@@ -1128,7 +1142,7 @@
                 <w:noProof/>
                 <w:webHidden/>
               </w:rPr>
-              <w:instrText xml:space="preserve"> PAGEREF _Toc232600311 \h </w:instrText>
+              <w:instrText xml:space="preserve"> PAGEREF _Toc236379190 \h </w:instrText>
             </w:r>
             <w:r>
               <w:rPr>
@@ -1163,23 +1177,23 @@
           <w:pPr>
             <w:pStyle w:val="Sumrio1"/>
             <w:tabs>
-              <w:tab w:val="left" w:pos="440"/>
+              <w:tab w:val="left" w:pos="720"/>
               <w:tab w:val="right" w:leader="dot" w:pos="9063"/>
             </w:tabs>
             <w:rPr>
               <w:rFonts w:asciiTheme="minorHAnsi" w:eastAsiaTheme="minorEastAsia" w:hAnsiTheme="minorHAnsi" w:cstheme="minorBidi"/>
+              <w:b w:val="0"/>
+              <w:caps w:val="0"/>
               <w:noProof/>
               <w:kern w:val="2"/>
-              <w:sz w:val="24"/>
               <w:szCs w:val="24"/>
               <w14:ligatures w14:val="standardContextual"/>
             </w:rPr>
           </w:pPr>
-          <w:hyperlink w:anchor="_Toc232600312" w:history="1">
+          <w:hyperlink w:anchor="_Toc236379191" w:history="1">
             <w:r>
               <w:rPr>
                 <w:rStyle w:val="Hyperlink"/>
-                <w:b/>
                 <w:noProof/>
               </w:rPr>
               <w:t>9.</w:t>
@@ -1187,9 +1201,10 @@
             <w:r>
               <w:rPr>
                 <w:rFonts w:asciiTheme="minorHAnsi" w:eastAsiaTheme="minorEastAsia" w:hAnsiTheme="minorHAnsi" w:cstheme="minorBidi"/>
+                <w:b w:val="0"/>
+                <w:caps w:val="0"/>
                 <w:noProof/>
                 <w:kern w:val="2"/>
-                <w:sz w:val="24"/>
                 <w:szCs w:val="24"/>
                 <w14:ligatures w14:val="standardContextual"/>
               </w:rPr>
@@ -1198,10 +1213,9 @@
             <w:r>
               <w:rPr>
                 <w:rStyle w:val="Hyperlink"/>
-                <w:b/>
-                <w:noProof/>
-              </w:rPr>
-              <w:t>CONCLUSÃO</w:t>
+                <w:noProof/>
+              </w:rPr>
+              <w:t>CONCLUSÃO E PLANO DE AÇÃO</w:t>
             </w:r>
             <w:r>
               <w:rPr>
@@ -1222,7 +1236,7 @@
                 <w:noProof/>
                 <w:webHidden/>
               </w:rPr>
-              <w:instrText xml:space="preserve"> PAGEREF _Toc232600312 \h </w:instrText>
+              <w:instrText xml:space="preserve"> PAGEREF _Toc236379191 \h </w:instrText>
             </w:r>
             <w:r>
               <w:rPr>
@@ -1243,6 +1257,80 @@
                 <w:webHidden/>
               </w:rPr>
               <w:t>3</w:t>
+            </w:r>
+            <w:r>
+              <w:rPr>
+                <w:noProof/>
+                <w:webHidden/>
+              </w:rPr>
+              <w:fldChar w:fldCharType="end"/>
+            </w:r>
+          </w:hyperlink>
+        </w:p>
+        <w:p>
+          <w:pPr>
+            <w:pStyle w:val="Sumrio1"/>
+            <w:tabs>
+              <w:tab w:val="right" w:leader="dot" w:pos="9063"/>
+            </w:tabs>
+            <w:rPr>
+              <w:rFonts w:asciiTheme="minorHAnsi" w:eastAsiaTheme="minorEastAsia" w:hAnsiTheme="minorHAnsi" w:cstheme="minorBidi"/>
+              <w:b w:val="0"/>
+              <w:caps w:val="0"/>
+              <w:noProof/>
+              <w:kern w:val="2"/>
+              <w:szCs w:val="24"/>
+              <w14:ligatures w14:val="standardContextual"/>
+            </w:rPr>
+          </w:pPr>
+          <w:hyperlink w:anchor="_Toc236379192" w:history="1">
+            <w:r>
+              <w:rPr>
+                <w:rStyle w:val="Hyperlink"/>
+                <w:noProof/>
+              </w:rPr>
+              <w:t>ANEXO A — DETALHAMENTO DAS FRENTES DE TRABALHO</w:t>
+            </w:r>
+            <w:r>
+              <w:rPr>
+                <w:noProof/>
+                <w:webHidden/>
+              </w:rPr>
+              <w:tab/>
+            </w:r>
+            <w:r>
+              <w:rPr>
+                <w:noProof/>
+                <w:webHidden/>
+              </w:rPr>
+              <w:fldChar w:fldCharType="begin"/>
+            </w:r>
+            <w:r>
+              <w:rPr>
+                <w:noProof/>
+                <w:webHidden/>
+              </w:rPr>
+              <w:instrText xml:space="preserve"> PAGEREF _Toc236379192 \h </w:instrText>
+            </w:r>
+            <w:r>
+              <w:rPr>
+                <w:noProof/>
+                <w:webHidden/>
+              </w:rPr>
+            </w:r>
+            <w:r>
+              <w:rPr>
+                <w:noProof/>
+                <w:webHidden/>
+              </w:rPr>
+              <w:fldChar w:fldCharType="separate"/>
+            </w:r>
+            <w:r>
+              <w:rPr>
+                <w:noProof/>
+                <w:webHidden/>
+              </w:rPr>
+              <w:t>4</w:t>
             </w:r>
             <w:r>
               <w:rPr>
@@ -1256,8 +1344,9 @@
         <w:p>
           <w:r>
             <w:rPr>
-              <w:b/>
               <w:bCs/>
+              <w:caps/>
+              <w:sz w:val="24"/>
             </w:rPr>
             <w:fldChar w:fldCharType="end"/>
           </w:r>
@@ -1286,29 +1375,10 @@
     </w:p>
     <w:p>
       <w:pPr>
-        <w:keepNext/>
-        <w:keepLines/>
-        <w:numPr>
-          <w:ilvl w:val="0"/>
-          <w:numId w:val="7"/>
-        </w:numPr>
-        <w:spacing w:before="400" w:after="120" w:line="360" w:lineRule="auto"/>
-        <w:ind w:hanging="425"/>
-        <w:jc w:val="both"/>
-        <w:outlineLvl w:val="0"/>
-        <w:rPr>
-          <w:b/>
-          <w:sz w:val="24"/>
-          <w:szCs w:val="24"/>
-        </w:rPr>
-      </w:pPr>
-      <w:bookmarkStart w:id="1" w:name="_Toc232600304"/>
-      <w:r>
-        <w:rPr>
-          <w:b/>
-          <w:sz w:val="24"/>
-          <w:szCs w:val="24"/>
-        </w:rPr>
+        <w:pStyle w:val="Ttulo1"/>
+      </w:pPr>
+      <w:bookmarkStart w:id="1" w:name="_Toc236379183"/>
+      <w:r>
         <w:lastRenderedPageBreak/>
         <w:t>APRESENTAÇÃO</w:t>
       </w:r>
@@ -1334,40 +1404,16 @@
     </w:p>
     <w:p>
       <w:pPr>
-        <w:keepNext/>
-        <w:keepLines/>
-        <w:numPr>
-          <w:ilvl w:val="0"/>
-          <w:numId w:val="7"/>
-        </w:numPr>
-        <w:spacing w:before="400" w:after="120" w:line="360" w:lineRule="auto"/>
-        <w:ind w:hanging="425"/>
-        <w:jc w:val="both"/>
-        <w:outlineLvl w:val="0"/>
-        <w:rPr>
-          <w:b/>
-          <w:sz w:val="24"/>
-          <w:szCs w:val="24"/>
-        </w:rPr>
-      </w:pPr>
-      <w:bookmarkStart w:id="2" w:name="_Toc232600305"/>
-      <w:r>
-        <w:rPr>
-          <w:b/>
-          <w:sz w:val="24"/>
-          <w:szCs w:val="24"/>
-        </w:rPr>
+        <w:pStyle w:val="Ttulo1"/>
+      </w:pPr>
+      <w:bookmarkStart w:id="2" w:name="_Toc236379184"/>
+      <w:r>
         <w:t>RESUMO</w:t>
       </w:r>
+      <w:r>
+        <w:t xml:space="preserve"> EXECUTIVO E INDICADORES</w:t>
+      </w:r>
       <w:bookmarkEnd w:id="2"/>
-      <w:r>
-        <w:rPr>
-          <w:b/>
-          <w:sz w:val="24"/>
-          <w:szCs w:val="24"/>
-        </w:rPr>
-        <w:t xml:space="preserve"> EXECUTIVO E INDICADORES</w:t>
-      </w:r>
     </w:p>
     <w:p>
       <w:pPr>
@@ -1389,29 +1435,13 @@
     </w:p>
     <w:p>
       <w:pPr>
-        <w:keepNext/>
-        <w:keepLines/>
-        <w:numPr>
-          <w:ilvl w:val="0"/>
-          <w:numId w:val="7"/>
-        </w:numPr>
-        <w:spacing w:after="120" w:line="360" w:lineRule="auto"/>
-        <w:jc w:val="both"/>
-        <w:outlineLvl w:val="0"/>
-        <w:rPr>
-          <w:b/>
-          <w:sz w:val="24"/>
-          <w:szCs w:val="24"/>
-        </w:rPr>
-      </w:pPr>
-      <w:r>
-        <w:rPr>
-          <w:b/>
-          <w:sz w:val="24"/>
-          <w:szCs w:val="24"/>
-        </w:rPr>
+        <w:pStyle w:val="Ttulo1"/>
+      </w:pPr>
+      <w:bookmarkStart w:id="3" w:name="_Toc236379185"/>
+      <w:r>
         <w:t>PRINCIPAIS ENTREGAS E DESEMPENHO DA EQUIPE</w:t>
       </w:r>
+      <w:bookmarkEnd w:id="3"/>
     </w:p>
     <w:p>
       <w:pPr>
@@ -1423,10 +1453,10 @@
           <w:szCs w:val="24"/>
         </w:rPr>
       </w:pPr>
-      <w:bookmarkStart w:id="3" w:name="_heading=h.65uegc26oi85"/>
-      <w:bookmarkStart w:id="4" w:name="_heading=h.b1loiuf7yl5f"/>
-      <w:bookmarkEnd w:id="3"/>
+      <w:bookmarkStart w:id="4" w:name="_heading=h.65uegc26oi85"/>
+      <w:bookmarkStart w:id="5" w:name="_heading=h.b1loiuf7yl5f"/>
       <w:bookmarkEnd w:id="4"/>
+      <w:bookmarkEnd w:id="5"/>
       <w:r>
         <w:rPr>
           <w:sz w:val="24"/>
@@ -1437,28 +1467,13 @@
     </w:p>
     <w:p>
       <w:pPr>
-        <w:keepNext/>
-        <w:keepLines/>
-        <w:numPr>
-          <w:ilvl w:val="0"/>
-          <w:numId w:val="7"/>
-        </w:numPr>
-        <w:spacing w:after="120"/>
-        <w:outlineLvl w:val="0"/>
-        <w:rPr>
-          <w:b/>
-          <w:sz w:val="24"/>
-          <w:szCs w:val="24"/>
-        </w:rPr>
-      </w:pPr>
-      <w:r>
-        <w:rPr>
-          <w:b/>
-          <w:sz w:val="24"/>
-          <w:szCs w:val="24"/>
-        </w:rPr>
+        <w:pStyle w:val="Ttulo1"/>
+      </w:pPr>
+      <w:bookmarkStart w:id="6" w:name="_Toc236379186"/>
+      <w:r>
         <w:t>SITUAÇÃO DA CARTEIRA DE OBRAS</w:t>
       </w:r>
+      <w:bookmarkEnd w:id="6"/>
     </w:p>
     <w:p>
       <w:pPr>
@@ -1480,28 +1495,13 @@
     </w:p>
     <w:p>
       <w:pPr>
-        <w:keepNext/>
-        <w:keepLines/>
-        <w:numPr>
-          <w:ilvl w:val="0"/>
-          <w:numId w:val="7"/>
-        </w:numPr>
-        <w:spacing w:after="120"/>
-        <w:outlineLvl w:val="0"/>
-        <w:rPr>
-          <w:b/>
-          <w:sz w:val="24"/>
-          <w:szCs w:val="24"/>
-        </w:rPr>
-      </w:pPr>
-      <w:r>
-        <w:rPr>
-          <w:b/>
-          <w:sz w:val="24"/>
-          <w:szCs w:val="24"/>
-        </w:rPr>
+        <w:pStyle w:val="Ttulo1"/>
+      </w:pPr>
+      <w:bookmarkStart w:id="7" w:name="_Toc236379187"/>
+      <w:r>
         <w:t>ATRASOS, RISCOS E PENDÊNCIAS</w:t>
       </w:r>
+      <w:bookmarkEnd w:id="7"/>
     </w:p>
     <w:p>
       <w:pPr>
@@ -1525,9 +1525,11 @@
       <w:pPr>
         <w:pStyle w:val="Ttulo1"/>
       </w:pPr>
+      <w:bookmarkStart w:id="8" w:name="_Toc236379188"/>
       <w:r>
         <w:t>PLANEJAMENTO SEMANAL</w:t>
       </w:r>
+      <w:bookmarkEnd w:id="8"/>
     </w:p>
     <w:p>
       <w:pPr>
@@ -1549,35 +1551,13 @@
     </w:p>
     <w:p>
       <w:pPr>
-        <w:keepNext/>
-        <w:keepLines/>
-        <w:numPr>
-          <w:ilvl w:val="0"/>
-          <w:numId w:val="6"/>
-        </w:numPr>
-        <w:pBdr>
-          <w:top w:val="nil"/>
-          <w:left w:val="nil"/>
-          <w:bottom w:val="nil"/>
-          <w:right w:val="nil"/>
-          <w:between w:val="nil"/>
-        </w:pBdr>
-        <w:spacing w:after="120" w:line="360" w:lineRule="auto"/>
-        <w:outlineLvl w:val="0"/>
-        <w:rPr>
-          <w:b/>
-          <w:sz w:val="24"/>
-          <w:szCs w:val="24"/>
-        </w:rPr>
-      </w:pPr>
-      <w:r>
-        <w:rPr>
-          <w:b/>
-          <w:sz w:val="24"/>
-          <w:szCs w:val="24"/>
-        </w:rPr>
+        <w:pStyle w:val="Ttulo1"/>
+      </w:pPr>
+      <w:bookmarkStart w:id="9" w:name="_Toc236379189"/>
+      <w:r>
         <w:t>VERIFICAÇÕES DE CONSISTÊNCIA</w:t>
       </w:r>
+      <w:bookmarkEnd w:id="9"/>
     </w:p>
     <w:p>
       <w:pPr>
@@ -1599,35 +1579,13 @@
     </w:p>
     <w:p>
       <w:pPr>
-        <w:keepNext/>
-        <w:keepLines/>
-        <w:numPr>
-          <w:ilvl w:val="0"/>
-          <w:numId w:val="6"/>
-        </w:numPr>
-        <w:pBdr>
-          <w:top w:val="nil"/>
-          <w:left w:val="nil"/>
-          <w:bottom w:val="nil"/>
-          <w:right w:val="nil"/>
-          <w:between w:val="nil"/>
-        </w:pBdr>
-        <w:spacing w:after="120" w:line="360" w:lineRule="auto"/>
-        <w:outlineLvl w:val="0"/>
-        <w:rPr>
-          <w:b/>
-          <w:sz w:val="24"/>
-          <w:szCs w:val="24"/>
-        </w:rPr>
-      </w:pPr>
-      <w:r>
-        <w:rPr>
-          <w:b/>
-          <w:sz w:val="24"/>
-          <w:szCs w:val="24"/>
-        </w:rPr>
+        <w:pStyle w:val="Ttulo1"/>
+      </w:pPr>
+      <w:bookmarkStart w:id="10" w:name="_Toc236379190"/>
+      <w:r>
         <w:t>GRÁFICOS GERENCIAIS</w:t>
       </w:r>
+      <w:bookmarkEnd w:id="10"/>
     </w:p>
     <w:p>
       <w:pPr>
@@ -1649,35 +1607,13 @@
     </w:p>
     <w:p>
       <w:pPr>
-        <w:keepNext/>
-        <w:keepLines/>
-        <w:numPr>
-          <w:ilvl w:val="0"/>
-          <w:numId w:val="6"/>
-        </w:numPr>
-        <w:pBdr>
-          <w:top w:val="nil"/>
-          <w:left w:val="nil"/>
-          <w:bottom w:val="nil"/>
-          <w:right w:val="nil"/>
-          <w:between w:val="nil"/>
-        </w:pBdr>
-        <w:spacing w:after="120" w:line="360" w:lineRule="auto"/>
-        <w:outlineLvl w:val="0"/>
-        <w:rPr>
-          <w:b/>
-          <w:sz w:val="24"/>
-          <w:szCs w:val="24"/>
-        </w:rPr>
-      </w:pPr>
-      <w:r>
-        <w:rPr>
-          <w:b/>
-          <w:sz w:val="24"/>
-          <w:szCs w:val="24"/>
-        </w:rPr>
+        <w:pStyle w:val="Ttulo1"/>
+      </w:pPr>
+      <w:bookmarkStart w:id="11" w:name="_Toc236379191"/>
+      <w:r>
         <w:t>CONCLUSÃO E PLANO DE AÇÃO</w:t>
       </w:r>
+      <w:bookmarkEnd w:id="11"/>
     </w:p>
     <w:p>
       <w:pPr>
@@ -1756,10 +1692,9 @@
         <w:jc w:val="center"/>
         <w:rPr>
           <w:b/>
-          <w:bCs/>
           <w:iCs/>
-          <w:sz w:val="24"/>
-          <w:szCs w:val="24"/>
+          <w:sz w:val="20"/>
+          <w:szCs w:val="20"/>
         </w:rPr>
       </w:pPr>
       <w:r>
@@ -1779,6 +1714,63 @@
           <w:szCs w:val="20"/>
         </w:rPr>
         <w:t>092019291-2</w:t>
+      </w:r>
+      <w:r>
+        <w:rPr>
+          <w:b/>
+          <w:iCs/>
+          <w:sz w:val="20"/>
+          <w:szCs w:val="20"/>
+        </w:rPr>
+        <w:br w:type="page"/>
+      </w:r>
+    </w:p>
+    <w:p>
+      <w:pPr>
+        <w:pStyle w:val="Ttulo1"/>
+        <w:numPr>
+          <w:ilvl w:val="0"/>
+          <w:numId w:val="0"/>
+        </w:numPr>
+        <w:jc w:val="center"/>
+      </w:pPr>
+      <w:bookmarkStart w:id="12" w:name="_Toc236379192"/>
+      <w:r>
+        <w:lastRenderedPageBreak/>
+        <w:t>ANEXO A — DETALHAMENTO DAS FRENTES DE TRABALHO</w:t>
+      </w:r>
+      <w:bookmarkEnd w:id="12"/>
+    </w:p>
+    <w:p>
+      <w:pPr>
+        <w:spacing w:after="200" w:line="360" w:lineRule="auto"/>
+        <w:ind w:firstLine="708"/>
+        <w:jc w:val="both"/>
+        <w:rPr>
+          <w:sz w:val="24"/>
+          <w:szCs w:val="24"/>
+        </w:rPr>
+      </w:pPr>
+      <w:r>
+        <w:rPr>
+          <w:sz w:val="24"/>
+          <w:szCs w:val="24"/>
+        </w:rPr>
+        <w:t>[</w:t>
+      </w:r>
+      <w:r>
+        <w:rPr>
+          <w:sz w:val="24"/>
+          <w:szCs w:val="24"/>
+        </w:rPr>
+        <w:t>KKKK</w:t>
+      </w:r>
+      <w:r>
+        <w:rPr>
+          <w:sz w:val="24"/>
+          <w:szCs w:val="24"/>
+        </w:rPr>
+        <w:t>]</w:t>
       </w:r>
     </w:p>
     <w:sectPr>
@@ -3088,7 +3080,7 @@
     <w:lsdException w:name="heading 5" w:semiHidden="1" w:uiPriority="9" w:unhideWhenUsed="1" w:qFormat="1"/>
     <w:lsdException w:name="heading 6" w:semiHidden="1" w:uiPriority="9" w:unhideWhenUsed="1" w:qFormat="1"/>
     <w:lsdException w:name="heading 7" w:semiHidden="1" w:uiPriority="9" w:unhideWhenUsed="1" w:qFormat="1"/>
-    <w:lsdException w:name="heading 8" w:semiHidden="1" w:uiPriority="9" w:unhideWhenUsed="1" w:qFormat="1"/>
+    <w:lsdException w:name="heading 8" w:semiHidden="1" w:uiPriority="9" w:unhideWhenUsed="1"/>
     <w:lsdException w:name="heading 9" w:semiHidden="1" w:uiPriority="9" w:unhideWhenUsed="1" w:qFormat="1"/>
     <w:lsdException w:name="index 1" w:semiHidden="1" w:unhideWhenUsed="1"/>
     <w:lsdException w:name="index 2" w:semiHidden="1" w:unhideWhenUsed="1"/>
@@ -3586,20 +3578,22 @@
   </w:style>
   <w:style w:type="paragraph" w:styleId="Ttulo8">
     <w:name w:val="heading 8"/>
+    <w:aliases w:val="ANEXO"/>
     <w:basedOn w:val="Normal"/>
     <w:next w:val="Normal"/>
     <w:link w:val="Ttulo8Char"/>
-    <w:qFormat/>
-    <w:rsid w:val="00DA550D"/>
+    <w:rsid w:val="00D0572A"/>
     <w:pPr>
       <w:keepNext/>
-      <w:spacing w:line="240" w:lineRule="auto"/>
+      <w:spacing w:line="360" w:lineRule="auto"/>
+      <w:jc w:val="center"/>
       <w:outlineLvl w:val="7"/>
     </w:pPr>
     <w:rPr>
-      <w:rFonts w:ascii="Times New Roman" w:eastAsia="Times New Roman" w:hAnsi="Times New Roman" w:cs="Times New Roman"/>
-      <w:i/>
+      <w:rFonts w:eastAsia="Times New Roman" w:cs="Times New Roman"/>
+      <w:b/>
       <w:iCs/>
+      <w:caps/>
       <w:sz w:val="24"/>
       <w:szCs w:val="24"/>
     </w:rPr>
@@ -3607,6 +3601,7 @@
   <w:style w:type="character" w:default="1" w:styleId="Fontepargpadro">
     <w:name w:val="Default Paragraph Font"/>
     <w:uiPriority w:val="1"/>
+    <w:semiHidden/>
     <w:unhideWhenUsed/>
   </w:style>
   <w:style w:type="table" w:default="1" w:styleId="Tabelanormal">
@@ -3978,16 +3973,17 @@
   </w:style>
   <w:style w:type="character" w:customStyle="1" w:styleId="Ttulo8Char">
     <w:name w:val="Título 8 Char"/>
+    <w:aliases w:val="ANEXO Char"/>
     <w:basedOn w:val="Fontepargpadro"/>
     <w:link w:val="Ttulo8"/>
-    <w:rsid w:val="00DA550D"/>
+    <w:rsid w:val="00D0572A"/>
     <w:rPr>
-      <w:rFonts w:ascii="Times New Roman" w:eastAsia="Times New Roman" w:hAnsi="Times New Roman" w:cs="Times New Roman"/>
-      <w:i/>
+      <w:rFonts w:eastAsia="Times New Roman" w:cs="Times New Roman"/>
+      <w:b/>
       <w:iCs/>
+      <w:caps/>
       <w:sz w:val="24"/>
       <w:szCs w:val="24"/>
-      <w:lang w:eastAsia="pt-BR"/>
     </w:rPr>
   </w:style>
   <w:style w:type="paragraph" w:customStyle="1" w:styleId="Corpodetexto31">
@@ -4210,10 +4206,15 @@
     <w:autoRedefine/>
     <w:uiPriority w:val="39"/>
     <w:unhideWhenUsed/>
-    <w:rsid w:val="00192C37"/>
+    <w:rsid w:val="00D0572A"/>
     <w:pPr>
       <w:spacing w:after="100"/>
     </w:pPr>
+    <w:rPr>
+      <w:b/>
+      <w:caps/>
+      <w:sz w:val="24"/>
+    </w:rPr>
   </w:style>
   <w:style w:type="paragraph" w:styleId="Sumrio2">
     <w:name w:val="toc 2"/>
@@ -4222,11 +4223,14 @@
     <w:autoRedefine/>
     <w:uiPriority w:val="39"/>
     <w:unhideWhenUsed/>
-    <w:rsid w:val="00192C37"/>
+    <w:rsid w:val="00D0572A"/>
     <w:pPr>
       <w:spacing w:after="100"/>
-      <w:ind w:left="220"/>
     </w:pPr>
+    <w:rPr>
+      <w:caps/>
+      <w:sz w:val="24"/>
+    </w:rPr>
   </w:style>
   <w:style w:type="paragraph" w:styleId="Sumrio3">
     <w:name w:val="toc 3"/>
@@ -4543,15 +4547,16 @@
 </file>
 
 <file path=customXml/item1.xml><?xml version="1.0" encoding="utf-8"?>
-<?mso-contentType ?>
-<FormTemplates xmlns="http://schemas.microsoft.com/sharepoint/v3/contenttype/forms">
-  <Display>DocumentLibraryForm</Display>
-  <Edit>DocumentLibraryForm</Edit>
-  <New>DocumentLibraryForm</New>
-</FormTemplates>
+<b:Sources xmlns:b="http://schemas.openxmlformats.org/officeDocument/2006/bibliography" xmlns="http://schemas.openxmlformats.org/officeDocument/2006/bibliography" SelectedStyle="\APASixthEditionOfficeOnline.xsl" StyleName="APA" Version="6"/>
 </file>
 
 <file path=customXml/item2.xml><?xml version="1.0" encoding="utf-8"?>
+<go:gDocsCustomXmlDataStorage xmlns:go="http://customooxmlschemas.google.com/" xmlns:r="http://schemas.openxmlformats.org/officeDocument/2006/relationships" uri="GoogleDocsCustomDataVersion2">
+  <go:docsCustomData xmlns:go="http://customooxmlschemas.google.com/" roundtripDataSignature="AMtx7mhx1lXjm647vcM1LZOQ04kbTy8lDg==">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</go:docsCustomData>
+</go:gDocsCustomXmlDataStorage>
+</file>
+
+<file path=customXml/item3.xml><?xml version="1.0" encoding="utf-8"?>
 <ct:contentTypeSchema xmlns:ct="http://schemas.microsoft.com/office/2006/metadata/contentType" xmlns:ma="http://schemas.microsoft.com/office/2006/metadata/properties/metaAttributes" ct:_="" ma:_="" ma:contentTypeName="Documento" ma:contentTypeID="0x01010090BD7F654C36E249870AD2B43CC99066" ma:contentTypeVersion="25" ma:contentTypeDescription="Crie um novo documento." ma:contentTypeScope="" ma:versionID="7aafbe2a8f4be360eca24a5952e7a582">
   <xsd:schema xmlns:xsd="http://www.w3.org/2001/XMLSchema" xmlns:xs="http://www.w3.org/2001/XMLSchema" xmlns:p="http://schemas.microsoft.com/office/2006/metadata/properties" xmlns:ns2="66367999-145d-416e-8089-c2616e290f81" xmlns:ns3="ab6bdf74-870e-40d0-b701-04787b55b19a" targetNamespace="http://schemas.microsoft.com/office/2006/metadata/properties" ma:root="true" ma:fieldsID="9b04a4bffefe874e6e37c372f87d08c5" ns2:_="" ns3:_="">
     <xsd:import namespace="66367999-145d-416e-8089-c2616e290f81"/>
@@ -4841,14 +4846,13 @@
 </ct:contentTypeSchema>
 </file>
 
-<file path=customXml/item3.xml><?xml version="1.0" encoding="utf-8"?>
-<go:gDocsCustomXmlDataStorage xmlns:go="http://customooxmlschemas.google.com/" xmlns:r="http://schemas.openxmlformats.org/officeDocument/2006/relationships" uri="GoogleDocsCustomDataVersion2">
-  <go:docsCustomData xmlns:go="http://customooxmlschemas.google.com/" roundtripDataSignature="AMtx7mhx1lXjm647vcM1LZOQ04kbTy8lDg==">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</go:docsCustomData>
-</go:gDocsCustomXmlDataStorage>
-</file>
-
 <file path=customXml/item4.xml><?xml version="1.0" encoding="utf-8"?>
-<b:Sources xmlns:b="http://schemas.openxmlformats.org/officeDocument/2006/bibliography" xmlns="http://schemas.openxmlformats.org/officeDocument/2006/bibliography" SelectedStyle="\APASixthEditionOfficeOnline.xsl" StyleName="APA" Version="6"/>
+<?mso-contentType ?>
+<FormTemplates xmlns="http://schemas.microsoft.com/sharepoint/v3/contenttype/forms">
+  <Display>DocumentLibraryForm</Display>
+  <Edit>DocumentLibraryForm</Edit>
+  <New>DocumentLibraryForm</New>
+</FormTemplates>
 </file>
 
 <file path=customXml/item5.xml><?xml version="1.0" encoding="utf-8"?>
@@ -4868,14 +4872,23 @@
 </file>
 
 <file path=customXml/itemProps1.xml><?xml version="1.0" encoding="utf-8"?>
-<ds:datastoreItem xmlns:ds="http://schemas.openxmlformats.org/officeDocument/2006/customXml" ds:itemID="{4F1AEC50-4A1A-4CA0-9059-1BBE99D2C5D0}">
+<ds:datastoreItem xmlns:ds="http://schemas.openxmlformats.org/officeDocument/2006/customXml" ds:itemID="{F4F81F43-B9B4-4FBB-A6A9-7766FAA6F74A}">
   <ds:schemaRefs>
-    <ds:schemaRef ds:uri="http://schemas.microsoft.com/sharepoint/v3/contenttype/forms"/>
+    <ds:schemaRef ds:uri="http://schemas.openxmlformats.org/officeDocument/2006/bibliography"/>
   </ds:schemaRefs>
 </ds:datastoreItem>
 </file>
 
 <file path=customXml/itemProps2.xml><?xml version="1.0" encoding="utf-8"?>
+<ds:datastoreItem xmlns:ds="http://schemas.openxmlformats.org/officeDocument/2006/customXml" ds:itemID="{11111111-1234-1234-1234-123412341234}">
+  <ds:schemaRefs>
+    <ds:schemaRef ds:uri="http://customooxmlschemas.google.com/"/>
+    <ds:schemaRef ds:uri="http://schemas.openxmlformats.org/officeDocument/2006/relationships"/>
+  </ds:schemaRefs>
+</ds:datastoreItem>
+</file>
+
+<file path=customXml/itemProps3.xml><?xml version="1.0" encoding="utf-8"?>
 <ds:datastoreItem xmlns:ds="http://schemas.openxmlformats.org/officeDocument/2006/customXml" ds:itemID="{9AB9154E-7B48-4FBE-8279-AD0A6A0E8C59}">
   <ds:schemaRefs>
     <ds:schemaRef ds:uri="http://schemas.microsoft.com/office/2006/metadata/contentType"/>
@@ -4894,19 +4907,10 @@
 </ds:datastoreItem>
 </file>
 
-<file path=customXml/itemProps3.xml><?xml version="1.0" encoding="utf-8"?>
-<ds:datastoreItem xmlns:ds="http://schemas.openxmlformats.org/officeDocument/2006/customXml" ds:itemID="{11111111-1234-1234-1234-123412341234}">
+<file path=customXml/itemProps4.xml><?xml version="1.0" encoding="utf-8"?>
+<ds:datastoreItem xmlns:ds="http://schemas.openxmlformats.org/officeDocument/2006/customXml" ds:itemID="{4F1AEC50-4A1A-4CA0-9059-1BBE99D2C5D0}">
   <ds:schemaRefs>
-    <ds:schemaRef ds:uri="http://customooxmlschemas.google.com/"/>
-    <ds:schemaRef ds:uri="http://schemas.openxmlformats.org/officeDocument/2006/relationships"/>
-  </ds:schemaRefs>
-</ds:datastoreItem>
-</file>
-
-<file path=customXml/itemProps4.xml><?xml version="1.0" encoding="utf-8"?>
-<ds:datastoreItem xmlns:ds="http://schemas.openxmlformats.org/officeDocument/2006/customXml" ds:itemID="{F4F81F43-B9B4-4FBB-A6A9-7766FAA6F74A}">
-  <ds:schemaRefs>
-    <ds:schemaRef ds:uri="http://schemas.openxmlformats.org/officeDocument/2006/bibliography"/>
+    <ds:schemaRef ds:uri="http://schemas.microsoft.com/sharepoint/v3/contenttype/forms"/>
   </ds:schemaRefs>
 </ds:datastoreItem>
 </file>

--- a/atividades/template/Relatorio.docx
+++ b/atividades/template/Relatorio.docx
@@ -126,8 +126,10 @@
       <w:r>
         <w:rPr>
           <w:b/>
-        </w:rPr>
-        <w:tab/>
+          <w:sz w:val="24"/>
+          <w:szCs w:val="24"/>
+        </w:rPr>
+        <w:t>[AAAA</w:t>
       </w:r>
       <w:r>
         <w:rPr>
@@ -135,54 +137,34 @@
           <w:sz w:val="24"/>
           <w:szCs w:val="24"/>
         </w:rPr>
-        <w:t>[AAAA</w:t>
+        <w:t>]</w:t>
       </w:r>
-      <w:r>
+    </w:p>
+    <w:p>
+      <w:pPr>
+        <w:spacing w:line="360" w:lineRule="auto"/>
+        <w:jc w:val="both"/>
         <w:rPr>
           <w:b/>
           <w:sz w:val="24"/>
           <w:szCs w:val="24"/>
         </w:rPr>
-        <w:t>]</w:t>
-      </w:r>
-    </w:p>
-    <w:p>
-      <w:pPr>
-        <w:spacing w:line="360" w:lineRule="auto"/>
-        <w:jc w:val="both"/>
+      </w:pPr>
+      <w:r>
         <w:rPr>
           <w:b/>
           <w:sz w:val="24"/>
           <w:szCs w:val="24"/>
         </w:rPr>
-      </w:pPr>
+        <w:t>PERÍODO</w:t>
+      </w:r>
       <w:r>
         <w:rPr>
           <w:b/>
           <w:sz w:val="24"/>
           <w:szCs w:val="24"/>
         </w:rPr>
-        <w:t>PERÍODO</w:t>
-      </w:r>
-      <w:r>
-        <w:rPr>
-          <w:b/>
-          <w:sz w:val="24"/>
-          <w:szCs w:val="24"/>
-        </w:rPr>
         <w:t>:</w:t>
-      </w:r>
-      <w:r>
-        <w:rPr>
-          <w:b/>
-        </w:rPr>
-        <w:tab/>
-      </w:r>
-      <w:r>
-        <w:rPr>
-          <w:b/>
-        </w:rPr>
-        <w:tab/>
       </w:r>
       <w:r>
         <w:rPr>
@@ -438,7 +420,7 @@
             </w:rPr>
             <w:fldChar w:fldCharType="separate"/>
           </w:r>
-          <w:hyperlink w:anchor="_Toc236379183" w:history="1">
+          <w:hyperlink w:anchor="_Toc236389327" w:history="1">
             <w:r>
               <w:rPr>
                 <w:rStyle w:val="Hyperlink"/>
@@ -484,7 +466,7 @@
                 <w:noProof/>
                 <w:webHidden/>
               </w:rPr>
-              <w:instrText xml:space="preserve"> PAGEREF _Toc236379183 \h </w:instrText>
+              <w:instrText xml:space="preserve"> PAGEREF _Toc236389327 \h </w:instrText>
             </w:r>
             <w:r>
               <w:rPr>
@@ -532,7 +514,7 @@
               <w14:ligatures w14:val="standardContextual"/>
             </w:rPr>
           </w:pPr>
-          <w:hyperlink w:anchor="_Toc236379184" w:history="1">
+          <w:hyperlink w:anchor="_Toc236389328" w:history="1">
             <w:r>
               <w:rPr>
                 <w:rStyle w:val="Hyperlink"/>
@@ -578,7 +560,7 @@
                 <w:noProof/>
                 <w:webHidden/>
               </w:rPr>
-              <w:instrText xml:space="preserve"> PAGEREF _Toc236379184 \h </w:instrText>
+              <w:instrText xml:space="preserve"> PAGEREF _Toc236389328 \h </w:instrText>
             </w:r>
             <w:r>
               <w:rPr>
@@ -626,7 +608,7 @@
               <w14:ligatures w14:val="standardContextual"/>
             </w:rPr>
           </w:pPr>
-          <w:hyperlink w:anchor="_Toc236379185" w:history="1">
+          <w:hyperlink w:anchor="_Toc236389329" w:history="1">
             <w:r>
               <w:rPr>
                 <w:rStyle w:val="Hyperlink"/>
@@ -672,7 +654,7 @@
                 <w:noProof/>
                 <w:webHidden/>
               </w:rPr>
-              <w:instrText xml:space="preserve"> PAGEREF _Toc236379185 \h </w:instrText>
+              <w:instrText xml:space="preserve"> PAGEREF _Toc236389329 \h </w:instrText>
             </w:r>
             <w:r>
               <w:rPr>
@@ -720,7 +702,7 @@
               <w14:ligatures w14:val="standardContextual"/>
             </w:rPr>
           </w:pPr>
-          <w:hyperlink w:anchor="_Toc236379186" w:history="1">
+          <w:hyperlink w:anchor="_Toc236389330" w:history="1">
             <w:r>
               <w:rPr>
                 <w:rStyle w:val="Hyperlink"/>
@@ -766,7 +748,7 @@
                 <w:noProof/>
                 <w:webHidden/>
               </w:rPr>
-              <w:instrText xml:space="preserve"> PAGEREF _Toc236379186 \h </w:instrText>
+              <w:instrText xml:space="preserve"> PAGEREF _Toc236389330 \h </w:instrText>
             </w:r>
             <w:r>
               <w:rPr>
@@ -814,7 +796,7 @@
               <w14:ligatures w14:val="standardContextual"/>
             </w:rPr>
           </w:pPr>
-          <w:hyperlink w:anchor="_Toc236379187" w:history="1">
+          <w:hyperlink w:anchor="_Toc236389331" w:history="1">
             <w:r>
               <w:rPr>
                 <w:rStyle w:val="Hyperlink"/>
@@ -860,7 +842,7 @@
                 <w:noProof/>
                 <w:webHidden/>
               </w:rPr>
-              <w:instrText xml:space="preserve"> PAGEREF _Toc236379187 \h </w:instrText>
+              <w:instrText xml:space="preserve"> PAGEREF _Toc236389331 \h </w:instrText>
             </w:r>
             <w:r>
               <w:rPr>
@@ -908,7 +890,7 @@
               <w14:ligatures w14:val="standardContextual"/>
             </w:rPr>
           </w:pPr>
-          <w:hyperlink w:anchor="_Toc236379188" w:history="1">
+          <w:hyperlink w:anchor="_Toc236389332" w:history="1">
             <w:r>
               <w:rPr>
                 <w:rStyle w:val="Hyperlink"/>
@@ -954,7 +936,7 @@
                 <w:noProof/>
                 <w:webHidden/>
               </w:rPr>
-              <w:instrText xml:space="preserve"> PAGEREF _Toc236379188 \h </w:instrText>
+              <w:instrText xml:space="preserve"> PAGEREF _Toc236389332 \h </w:instrText>
             </w:r>
             <w:r>
               <w:rPr>
@@ -1002,7 +984,7 @@
               <w14:ligatures w14:val="standardContextual"/>
             </w:rPr>
           </w:pPr>
-          <w:hyperlink w:anchor="_Toc236379189" w:history="1">
+          <w:hyperlink w:anchor="_Toc236389333" w:history="1">
             <w:r>
               <w:rPr>
                 <w:rStyle w:val="Hyperlink"/>
@@ -1048,7 +1030,7 @@
                 <w:noProof/>
                 <w:webHidden/>
               </w:rPr>
-              <w:instrText xml:space="preserve"> PAGEREF _Toc236379189 \h </w:instrText>
+              <w:instrText xml:space="preserve"> PAGEREF _Toc236389333 \h </w:instrText>
             </w:r>
             <w:r>
               <w:rPr>
@@ -1096,7 +1078,7 @@
               <w14:ligatures w14:val="standardContextual"/>
             </w:rPr>
           </w:pPr>
-          <w:hyperlink w:anchor="_Toc236379190" w:history="1">
+          <w:hyperlink w:anchor="_Toc236389334" w:history="1">
             <w:r>
               <w:rPr>
                 <w:rStyle w:val="Hyperlink"/>
@@ -1142,7 +1124,7 @@
                 <w:noProof/>
                 <w:webHidden/>
               </w:rPr>
-              <w:instrText xml:space="preserve"> PAGEREF _Toc236379190 \h </w:instrText>
+              <w:instrText xml:space="preserve"> PAGEREF _Toc236389334 \h </w:instrText>
             </w:r>
             <w:r>
               <w:rPr>
@@ -1190,7 +1172,7 @@
               <w14:ligatures w14:val="standardContextual"/>
             </w:rPr>
           </w:pPr>
-          <w:hyperlink w:anchor="_Toc236379191" w:history="1">
+          <w:hyperlink w:anchor="_Toc236389335" w:history="1">
             <w:r>
               <w:rPr>
                 <w:rStyle w:val="Hyperlink"/>
@@ -1236,7 +1218,7 @@
                 <w:noProof/>
                 <w:webHidden/>
               </w:rPr>
-              <w:instrText xml:space="preserve"> PAGEREF _Toc236379191 \h </w:instrText>
+              <w:instrText xml:space="preserve"> PAGEREF _Toc236389335 \h </w:instrText>
             </w:r>
             <w:r>
               <w:rPr>
@@ -1283,7 +1265,7 @@
               <w14:ligatures w14:val="standardContextual"/>
             </w:rPr>
           </w:pPr>
-          <w:hyperlink w:anchor="_Toc236379192" w:history="1">
+          <w:hyperlink w:anchor="_Toc236389336" w:history="1">
             <w:r>
               <w:rPr>
                 <w:rStyle w:val="Hyperlink"/>
@@ -1310,7 +1292,7 @@
                 <w:noProof/>
                 <w:webHidden/>
               </w:rPr>
-              <w:instrText xml:space="preserve"> PAGEREF _Toc236379192 \h </w:instrText>
+              <w:instrText xml:space="preserve"> PAGEREF _Toc236389336 \h </w:instrText>
             </w:r>
             <w:r>
               <w:rPr>
@@ -1330,7 +1312,7 @@
                 <w:noProof/>
                 <w:webHidden/>
               </w:rPr>
-              <w:t>4</w:t>
+              <w:t>3</w:t>
             </w:r>
             <w:r>
               <w:rPr>
@@ -1377,7 +1359,7 @@
       <w:pPr>
         <w:pStyle w:val="Ttulo1"/>
       </w:pPr>
-      <w:bookmarkStart w:id="1" w:name="_Toc236379183"/>
+      <w:bookmarkStart w:id="1" w:name="_Toc236389327"/>
       <w:r>
         <w:lastRenderedPageBreak/>
         <w:t>APRESENTAÇÃO</w:t>
@@ -1406,7 +1388,7 @@
       <w:pPr>
         <w:pStyle w:val="Ttulo1"/>
       </w:pPr>
-      <w:bookmarkStart w:id="2" w:name="_Toc236379184"/>
+      <w:bookmarkStart w:id="2" w:name="_Toc236389328"/>
       <w:r>
         <w:t>RESUMO</w:t>
       </w:r>
@@ -1437,7 +1419,7 @@
       <w:pPr>
         <w:pStyle w:val="Ttulo1"/>
       </w:pPr>
-      <w:bookmarkStart w:id="3" w:name="_Toc236379185"/>
+      <w:bookmarkStart w:id="3" w:name="_Toc236389329"/>
       <w:r>
         <w:t>PRINCIPAIS ENTREGAS E DESEMPENHO DA EQUIPE</w:t>
       </w:r>
@@ -1469,7 +1451,7 @@
       <w:pPr>
         <w:pStyle w:val="Ttulo1"/>
       </w:pPr>
-      <w:bookmarkStart w:id="6" w:name="_Toc236379186"/>
+      <w:bookmarkStart w:id="6" w:name="_Toc236389330"/>
       <w:r>
         <w:t>SITUAÇÃO DA CARTEIRA DE OBRAS</w:t>
       </w:r>
@@ -1497,7 +1479,7 @@
       <w:pPr>
         <w:pStyle w:val="Ttulo1"/>
       </w:pPr>
-      <w:bookmarkStart w:id="7" w:name="_Toc236379187"/>
+      <w:bookmarkStart w:id="7" w:name="_Toc236389331"/>
       <w:r>
         <w:t>ATRASOS, RISCOS E PENDÊNCIAS</w:t>
       </w:r>
@@ -1525,7 +1507,7 @@
       <w:pPr>
         <w:pStyle w:val="Ttulo1"/>
       </w:pPr>
-      <w:bookmarkStart w:id="8" w:name="_Toc236379188"/>
+      <w:bookmarkStart w:id="8" w:name="_Toc236389332"/>
       <w:r>
         <w:t>PLANEJAMENTO SEMANAL</w:t>
       </w:r>
@@ -1553,7 +1535,7 @@
       <w:pPr>
         <w:pStyle w:val="Ttulo1"/>
       </w:pPr>
-      <w:bookmarkStart w:id="9" w:name="_Toc236379189"/>
+      <w:bookmarkStart w:id="9" w:name="_Toc236389333"/>
       <w:r>
         <w:t>VERIFICAÇÕES DE CONSISTÊNCIA</w:t>
       </w:r>
@@ -1581,7 +1563,7 @@
       <w:pPr>
         <w:pStyle w:val="Ttulo1"/>
       </w:pPr>
-      <w:bookmarkStart w:id="10" w:name="_Toc236379190"/>
+      <w:bookmarkStart w:id="10" w:name="_Toc236389334"/>
       <w:r>
         <w:t>GRÁFICOS GERENCIAIS</w:t>
       </w:r>
@@ -1609,7 +1591,7 @@
       <w:pPr>
         <w:pStyle w:val="Ttulo1"/>
       </w:pPr>
-      <w:bookmarkStart w:id="11" w:name="_Toc236379191"/>
+      <w:bookmarkStart w:id="11" w:name="_Toc236389335"/>
       <w:r>
         <w:t>CONCLUSÃO E PLANO DE AÇÃO</w:t>
       </w:r>
@@ -1696,6 +1678,14 @@
           <w:sz w:val="20"/>
           <w:szCs w:val="20"/>
         </w:rPr>
+        <w:sectPr>
+          <w:headerReference w:type="first" r:id="rId17"/>
+          <w:pgSz w:w="11906" w:h="16838"/>
+          <w:pgMar w:top="1700" w:right="1133" w:bottom="1133" w:left="1700" w:header="708" w:footer="708" w:gutter="0"/>
+          <w:pgNumType w:start="3"/>
+          <w:cols w:space="720"/>
+          <w:titlePg/>
+        </w:sectPr>
       </w:pPr>
       <w:r>
         <w:rPr>
@@ -1714,15 +1704,6 @@
           <w:szCs w:val="20"/>
         </w:rPr>
         <w:t>092019291-2</w:t>
-      </w:r>
-      <w:r>
-        <w:rPr>
-          <w:b/>
-          <w:iCs/>
-          <w:sz w:val="20"/>
-          <w:szCs w:val="20"/>
-        </w:rPr>
-        <w:br w:type="page"/>
       </w:r>
     </w:p>
     <w:p>
@@ -1734,7 +1715,7 @@
         </w:numPr>
         <w:jc w:val="center"/>
       </w:pPr>
-      <w:bookmarkStart w:id="12" w:name="_Toc236379192"/>
+      <w:bookmarkStart w:id="12" w:name="_Toc236389336"/>
       <w:r>
         <w:lastRenderedPageBreak/>
         <w:t>ANEXO A — DETALHAMENTO DAS FRENTES DE TRABALHO</w:t>
@@ -1756,30 +1737,15 @@
           <w:sz w:val="24"/>
           <w:szCs w:val="24"/>
         </w:rPr>
-        <w:t>[</w:t>
+        <w:t>[KKKK]</w:t>
       </w:r>
-      <w:r>
-        <w:rPr>
-          <w:sz w:val="24"/>
-          <w:szCs w:val="24"/>
-        </w:rPr>
-        <w:t>KKKK</w:t>
-      </w:r>
-      <w:r>
-        <w:rPr>
-          <w:sz w:val="24"/>
-          <w:szCs w:val="24"/>
-        </w:rPr>
-        <w:t>]</w:t>
-      </w:r>
     </w:p>
     <w:sectPr>
-      <w:headerReference w:type="first" r:id="rId17"/>
-      <w:pgSz w:w="11906" w:h="16838"/>
-      <w:pgMar w:top="1700" w:right="1133" w:bottom="1133" w:left="1700" w:header="708" w:footer="708" w:gutter="0"/>
-      <w:pgNumType w:start="3"/>
+      <w:pgSz w:w="16838" w:h="11906" w:orient="landscape"/>
+      <w:pgMar w:top="1700" w:right="1700" w:bottom="1133" w:left="1133" w:header="708" w:footer="708" w:gutter="0"/>
       <w:cols w:space="720"/>
       <w:titlePg/>
+      <w:docGrid w:linePitch="299"/>
     </w:sectPr>
   </w:body>
 </w:document>
@@ -4547,16 +4513,6 @@
 </file>
 
 <file path=customXml/item1.xml><?xml version="1.0" encoding="utf-8"?>
-<b:Sources xmlns:b="http://schemas.openxmlformats.org/officeDocument/2006/bibliography" xmlns="http://schemas.openxmlformats.org/officeDocument/2006/bibliography" SelectedStyle="\APASixthEditionOfficeOnline.xsl" StyleName="APA" Version="6"/>
-</file>
-
-<file path=customXml/item2.xml><?xml version="1.0" encoding="utf-8"?>
-<go:gDocsCustomXmlDataStorage xmlns:go="http://customooxmlschemas.google.com/" xmlns:r="http://schemas.openxmlformats.org/officeDocument/2006/relationships" uri="GoogleDocsCustomDataVersion2">
-  <go:docsCustomData xmlns:go="http://customooxmlschemas.google.com/" roundtripDataSignature="AMtx7mhx1lXjm647vcM1LZOQ04kbTy8lDg==">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</go:docsCustomData>
-</go:gDocsCustomXmlDataStorage>
-</file>
-
-<file path=customXml/item3.xml><?xml version="1.0" encoding="utf-8"?>
 <ct:contentTypeSchema xmlns:ct="http://schemas.microsoft.com/office/2006/metadata/contentType" xmlns:ma="http://schemas.microsoft.com/office/2006/metadata/properties/metaAttributes" ct:_="" ma:_="" ma:contentTypeName="Documento" ma:contentTypeID="0x01010090BD7F654C36E249870AD2B43CC99066" ma:contentTypeVersion="25" ma:contentTypeDescription="Crie um novo documento." ma:contentTypeScope="" ma:versionID="7aafbe2a8f4be360eca24a5952e7a582">
   <xsd:schema xmlns:xsd="http://www.w3.org/2001/XMLSchema" xmlns:xs="http://www.w3.org/2001/XMLSchema" xmlns:p="http://schemas.microsoft.com/office/2006/metadata/properties" xmlns:ns2="66367999-145d-416e-8089-c2616e290f81" xmlns:ns3="ab6bdf74-870e-40d0-b701-04787b55b19a" targetNamespace="http://schemas.microsoft.com/office/2006/metadata/properties" ma:root="true" ma:fieldsID="9b04a4bffefe874e6e37c372f87d08c5" ns2:_="" ns3:_="">
     <xsd:import namespace="66367999-145d-416e-8089-c2616e290f81"/>
@@ -4846,16 +4802,17 @@
 </ct:contentTypeSchema>
 </file>
 
-<file path=customXml/item4.xml><?xml version="1.0" encoding="utf-8"?>
-<?mso-contentType ?>
-<FormTemplates xmlns="http://schemas.microsoft.com/sharepoint/v3/contenttype/forms">
-  <Display>DocumentLibraryForm</Display>
-  <Edit>DocumentLibraryForm</Edit>
-  <New>DocumentLibraryForm</New>
-</FormTemplates>
+<file path=customXml/item2.xml><?xml version="1.0" encoding="utf-8"?>
+<go:gDocsCustomXmlDataStorage xmlns:go="http://customooxmlschemas.google.com/" xmlns:r="http://schemas.openxmlformats.org/officeDocument/2006/relationships" uri="GoogleDocsCustomDataVersion2">
+  <go:docsCustomData xmlns:go="http://customooxmlschemas.google.com/" roundtripDataSignature="AMtx7mhx1lXjm647vcM1LZOQ04kbTy8lDg==">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</go:docsCustomData>
+</go:gDocsCustomXmlDataStorage>
 </file>
 
-<file path=customXml/item5.xml><?xml version="1.0" encoding="utf-8"?>
+<file path=customXml/item3.xml><?xml version="1.0" encoding="utf-8"?>
+<b:Sources xmlns:b="http://schemas.openxmlformats.org/officeDocument/2006/bibliography" xmlns="http://schemas.openxmlformats.org/officeDocument/2006/bibliography" SelectedStyle="\APASixthEditionOfficeOnline.xsl" StyleName="APA" Version="6"/>
+</file>
+
+<file path=customXml/item4.xml><?xml version="1.0" encoding="utf-8"?>
 <p:properties xmlns:p="http://schemas.microsoft.com/office/2006/metadata/properties" xmlns:xsi="http://www.w3.org/2001/XMLSchema-instance" xmlns:pc="http://schemas.microsoft.com/office/infopath/2007/PartnerControls">
   <documentManagement>
     <TaxCatchAll xmlns="ab6bdf74-870e-40d0-b701-04787b55b19a" xsi:nil="true"/>
@@ -4871,24 +4828,16 @@
 </p:properties>
 </file>
 
-<file path=customXml/itemProps1.xml><?xml version="1.0" encoding="utf-8"?>
-<ds:datastoreItem xmlns:ds="http://schemas.openxmlformats.org/officeDocument/2006/customXml" ds:itemID="{F4F81F43-B9B4-4FBB-A6A9-7766FAA6F74A}">
-  <ds:schemaRefs>
-    <ds:schemaRef ds:uri="http://schemas.openxmlformats.org/officeDocument/2006/bibliography"/>
-  </ds:schemaRefs>
-</ds:datastoreItem>
+<file path=customXml/item5.xml><?xml version="1.0" encoding="utf-8"?>
+<?mso-contentType ?>
+<FormTemplates xmlns="http://schemas.microsoft.com/sharepoint/v3/contenttype/forms">
+  <Display>DocumentLibraryForm</Display>
+  <Edit>DocumentLibraryForm</Edit>
+  <New>DocumentLibraryForm</New>
+</FormTemplates>
 </file>
 
-<file path=customXml/itemProps2.xml><?xml version="1.0" encoding="utf-8"?>
-<ds:datastoreItem xmlns:ds="http://schemas.openxmlformats.org/officeDocument/2006/customXml" ds:itemID="{11111111-1234-1234-1234-123412341234}">
-  <ds:schemaRefs>
-    <ds:schemaRef ds:uri="http://customooxmlschemas.google.com/"/>
-    <ds:schemaRef ds:uri="http://schemas.openxmlformats.org/officeDocument/2006/relationships"/>
-  </ds:schemaRefs>
-</ds:datastoreItem>
-</file>
-
-<file path=customXml/itemProps3.xml><?xml version="1.0" encoding="utf-8"?>
+<file path=customXml/itemProps1.xml><?xml version="1.0" encoding="utf-8"?>
 <ds:datastoreItem xmlns:ds="http://schemas.openxmlformats.org/officeDocument/2006/customXml" ds:itemID="{9AB9154E-7B48-4FBE-8279-AD0A6A0E8C59}">
   <ds:schemaRefs>
     <ds:schemaRef ds:uri="http://schemas.microsoft.com/office/2006/metadata/contentType"/>
@@ -4907,15 +4856,24 @@
 </ds:datastoreItem>
 </file>
 
-<file path=customXml/itemProps4.xml><?xml version="1.0" encoding="utf-8"?>
-<ds:datastoreItem xmlns:ds="http://schemas.openxmlformats.org/officeDocument/2006/customXml" ds:itemID="{4F1AEC50-4A1A-4CA0-9059-1BBE99D2C5D0}">
+<file path=customXml/itemProps2.xml><?xml version="1.0" encoding="utf-8"?>
+<ds:datastoreItem xmlns:ds="http://schemas.openxmlformats.org/officeDocument/2006/customXml" ds:itemID="{11111111-1234-1234-1234-123412341234}">
   <ds:schemaRefs>
-    <ds:schemaRef ds:uri="http://schemas.microsoft.com/sharepoint/v3/contenttype/forms"/>
+    <ds:schemaRef ds:uri="http://customooxmlschemas.google.com/"/>
+    <ds:schemaRef ds:uri="http://schemas.openxmlformats.org/officeDocument/2006/relationships"/>
   </ds:schemaRefs>
 </ds:datastoreItem>
 </file>
 
-<file path=customXml/itemProps5.xml><?xml version="1.0" encoding="utf-8"?>
+<file path=customXml/itemProps3.xml><?xml version="1.0" encoding="utf-8"?>
+<ds:datastoreItem xmlns:ds="http://schemas.openxmlformats.org/officeDocument/2006/customXml" ds:itemID="{F4F81F43-B9B4-4FBB-A6A9-7766FAA6F74A}">
+  <ds:schemaRefs>
+    <ds:schemaRef ds:uri="http://schemas.openxmlformats.org/officeDocument/2006/bibliography"/>
+  </ds:schemaRefs>
+</ds:datastoreItem>
+</file>
+
+<file path=customXml/itemProps4.xml><?xml version="1.0" encoding="utf-8"?>
 <ds:datastoreItem xmlns:ds="http://schemas.openxmlformats.org/officeDocument/2006/customXml" ds:itemID="{59DEDD4B-7477-40F3-9154-656B192844A8}">
   <ds:schemaRefs>
     <ds:schemaRef ds:uri="http://schemas.microsoft.com/office/2006/metadata/properties"/>
@@ -4924,4 +4882,12 @@
     <ds:schemaRef ds:uri="66367999-145d-416e-8089-c2616e290f81"/>
   </ds:schemaRefs>
 </ds:datastoreItem>
+</file>
+
+<file path=customXml/itemProps5.xml><?xml version="1.0" encoding="utf-8"?>
+<ds:datastoreItem xmlns:ds="http://schemas.openxmlformats.org/officeDocument/2006/customXml" ds:itemID="{4F1AEC50-4A1A-4CA0-9059-1BBE99D2C5D0}">
+  <ds:schemaRefs>
+    <ds:schemaRef ds:uri="http://schemas.microsoft.com/sharepoint/v3/contenttype/forms"/>
+  </ds:schemaRefs>
+</ds:datastoreItem>
 </file>
--- a/atividades/template/Relatorio.docx
+++ b/atividades/template/Relatorio.docx
@@ -5,6 +5,7 @@
     <w:p>
       <w:pPr>
         <w:widowControl w:val="0"/>
+        <w:spacing w:line="360" w:lineRule="auto"/>
       </w:pPr>
       <w:bookmarkStart w:id="0" w:name="_heading=h.2zvh884zqpy4" w:colFirst="0" w:colLast="0"/>
       <w:bookmarkEnd w:id="0"/>
@@ -12,11 +13,13 @@
     <w:p>
       <w:pPr>
         <w:widowControl w:val="0"/>
+        <w:spacing w:line="360" w:lineRule="auto"/>
       </w:pPr>
     </w:p>
     <w:p>
       <w:pPr>
         <w:widowControl w:val="0"/>
+        <w:spacing w:line="360" w:lineRule="auto"/>
       </w:pPr>
     </w:p>
     <w:p>
@@ -170,21 +173,7 @@
         <w:rPr>
           <w:b/>
         </w:rPr>
-        <w:t>[DATA_</w:t>
-      </w:r>
-      <w:proofErr w:type="gramStart"/>
-      <w:r>
-        <w:rPr>
-          <w:b/>
-        </w:rPr>
-        <w:t>INICIO</w:t>
-      </w:r>
-      <w:proofErr w:type="gramEnd"/>
-      <w:r>
-        <w:rPr>
-          <w:b/>
-        </w:rPr>
-        <w:t>_RELATORIO] A [DATA_FIM_RELATORIO]</w:t>
+        <w:t>[DATA_INICIO_RELATORIO] A [DATA_FIM_RELATORIO]</w:t>
       </w:r>
     </w:p>
     <w:p>
@@ -379,6 +368,7 @@
               <w:ilvl w:val="0"/>
               <w:numId w:val="0"/>
             </w:numPr>
+            <w:spacing w:line="360" w:lineRule="auto"/>
             <w:ind w:left="360" w:hanging="360"/>
           </w:pPr>
         </w:p>
@@ -389,6 +379,7 @@
               <w:tab w:val="left" w:pos="720"/>
               <w:tab w:val="right" w:leader="dot" w:pos="9063"/>
             </w:tabs>
+            <w:spacing w:line="360" w:lineRule="auto"/>
             <w:rPr>
               <w:rFonts w:asciiTheme="minorHAnsi" w:eastAsiaTheme="minorEastAsia" w:hAnsiTheme="minorHAnsi" w:cstheme="minorBidi"/>
               <w:b w:val="0"/>
@@ -504,6 +495,7 @@
               <w:tab w:val="left" w:pos="720"/>
               <w:tab w:val="right" w:leader="dot" w:pos="9063"/>
             </w:tabs>
+            <w:spacing w:line="360" w:lineRule="auto"/>
             <w:rPr>
               <w:rFonts w:asciiTheme="minorHAnsi" w:eastAsiaTheme="minorEastAsia" w:hAnsiTheme="minorHAnsi" w:cstheme="minorBidi"/>
               <w:b w:val="0"/>
@@ -598,6 +590,7 @@
               <w:tab w:val="left" w:pos="720"/>
               <w:tab w:val="right" w:leader="dot" w:pos="9063"/>
             </w:tabs>
+            <w:spacing w:line="360" w:lineRule="auto"/>
             <w:rPr>
               <w:rFonts w:asciiTheme="minorHAnsi" w:eastAsiaTheme="minorEastAsia" w:hAnsiTheme="minorHAnsi" w:cstheme="minorBidi"/>
               <w:b w:val="0"/>
@@ -692,6 +685,7 @@
               <w:tab w:val="left" w:pos="720"/>
               <w:tab w:val="right" w:leader="dot" w:pos="9063"/>
             </w:tabs>
+            <w:spacing w:line="360" w:lineRule="auto"/>
             <w:rPr>
               <w:rFonts w:asciiTheme="minorHAnsi" w:eastAsiaTheme="minorEastAsia" w:hAnsiTheme="minorHAnsi" w:cstheme="minorBidi"/>
               <w:b w:val="0"/>
@@ -786,6 +780,7 @@
               <w:tab w:val="left" w:pos="720"/>
               <w:tab w:val="right" w:leader="dot" w:pos="9063"/>
             </w:tabs>
+            <w:spacing w:line="360" w:lineRule="auto"/>
             <w:rPr>
               <w:rFonts w:asciiTheme="minorHAnsi" w:eastAsiaTheme="minorEastAsia" w:hAnsiTheme="minorHAnsi" w:cstheme="minorBidi"/>
               <w:b w:val="0"/>
@@ -880,6 +875,7 @@
               <w:tab w:val="left" w:pos="720"/>
               <w:tab w:val="right" w:leader="dot" w:pos="9063"/>
             </w:tabs>
+            <w:spacing w:line="360" w:lineRule="auto"/>
             <w:rPr>
               <w:rFonts w:asciiTheme="minorHAnsi" w:eastAsiaTheme="minorEastAsia" w:hAnsiTheme="minorHAnsi" w:cstheme="minorBidi"/>
               <w:b w:val="0"/>
@@ -974,6 +970,7 @@
               <w:tab w:val="left" w:pos="720"/>
               <w:tab w:val="right" w:leader="dot" w:pos="9063"/>
             </w:tabs>
+            <w:spacing w:line="360" w:lineRule="auto"/>
             <w:rPr>
               <w:rFonts w:asciiTheme="minorHAnsi" w:eastAsiaTheme="minorEastAsia" w:hAnsiTheme="minorHAnsi" w:cstheme="minorBidi"/>
               <w:b w:val="0"/>
@@ -1068,6 +1065,7 @@
               <w:tab w:val="left" w:pos="720"/>
               <w:tab w:val="right" w:leader="dot" w:pos="9063"/>
             </w:tabs>
+            <w:spacing w:line="360" w:lineRule="auto"/>
             <w:rPr>
               <w:rFonts w:asciiTheme="minorHAnsi" w:eastAsiaTheme="minorEastAsia" w:hAnsiTheme="minorHAnsi" w:cstheme="minorBidi"/>
               <w:b w:val="0"/>
@@ -1162,6 +1160,7 @@
               <w:tab w:val="left" w:pos="720"/>
               <w:tab w:val="right" w:leader="dot" w:pos="9063"/>
             </w:tabs>
+            <w:spacing w:line="360" w:lineRule="auto"/>
             <w:rPr>
               <w:rFonts w:asciiTheme="minorHAnsi" w:eastAsiaTheme="minorEastAsia" w:hAnsiTheme="minorHAnsi" w:cstheme="minorBidi"/>
               <w:b w:val="0"/>
@@ -1255,6 +1254,7 @@
             <w:tabs>
               <w:tab w:val="right" w:leader="dot" w:pos="9063"/>
             </w:tabs>
+            <w:spacing w:line="360" w:lineRule="auto"/>
             <w:rPr>
               <w:rFonts w:asciiTheme="minorHAnsi" w:eastAsiaTheme="minorEastAsia" w:hAnsiTheme="minorHAnsi" w:cstheme="minorBidi"/>
               <w:b w:val="0"/>
@@ -1324,6 +1324,9 @@
           </w:hyperlink>
         </w:p>
         <w:p>
+          <w:pPr>
+            <w:spacing w:line="360" w:lineRule="auto"/>
+          </w:pPr>
           <w:r>
             <w:rPr>
               <w:bCs/>
@@ -1358,6 +1361,7 @@
     <w:p>
       <w:pPr>
         <w:pStyle w:val="Ttulo1"/>
+        <w:spacing w:line="360" w:lineRule="auto"/>
       </w:pPr>
       <w:bookmarkStart w:id="1" w:name="_Toc236389327"/>
       <w:r>
@@ -1369,7 +1373,7 @@
     <w:p>
       <w:pPr>
         <w:spacing w:after="200" w:line="360" w:lineRule="auto"/>
-        <w:ind w:firstLine="708"/>
+        <w:ind w:firstLine="567"/>
         <w:jc w:val="both"/>
         <w:rPr>
           <w:sz w:val="24"/>
@@ -1387,6 +1391,7 @@
     <w:p>
       <w:pPr>
         <w:pStyle w:val="Ttulo1"/>
+        <w:spacing w:line="360" w:lineRule="auto"/>
       </w:pPr>
       <w:bookmarkStart w:id="2" w:name="_Toc236389328"/>
       <w:r>
@@ -1400,7 +1405,7 @@
     <w:p>
       <w:pPr>
         <w:spacing w:line="360" w:lineRule="auto"/>
-        <w:ind w:firstLine="708"/>
+        <w:ind w:firstLine="567"/>
         <w:jc w:val="both"/>
         <w:rPr>
           <w:sz w:val="24"/>
@@ -1418,6 +1423,7 @@
     <w:p>
       <w:pPr>
         <w:pStyle w:val="Ttulo1"/>
+        <w:spacing w:line="360" w:lineRule="auto"/>
       </w:pPr>
       <w:bookmarkStart w:id="3" w:name="_Toc236389329"/>
       <w:r>
@@ -1428,7 +1434,7 @@
     <w:p>
       <w:pPr>
         <w:spacing w:after="200" w:line="360" w:lineRule="auto"/>
-        <w:ind w:firstLine="708"/>
+        <w:ind w:firstLine="567"/>
         <w:jc w:val="both"/>
         <w:rPr>
           <w:sz w:val="24"/>
@@ -1450,6 +1456,7 @@
     <w:p>
       <w:pPr>
         <w:pStyle w:val="Ttulo1"/>
+        <w:spacing w:line="360" w:lineRule="auto"/>
       </w:pPr>
       <w:bookmarkStart w:id="6" w:name="_Toc236389330"/>
       <w:r>
@@ -1460,7 +1467,7 @@
     <w:p>
       <w:pPr>
         <w:spacing w:after="200" w:line="360" w:lineRule="auto"/>
-        <w:ind w:left="709"/>
+        <w:ind w:firstLine="567"/>
         <w:jc w:val="both"/>
         <w:rPr>
           <w:sz w:val="24"/>
@@ -1478,6 +1485,7 @@
     <w:p>
       <w:pPr>
         <w:pStyle w:val="Ttulo1"/>
+        <w:spacing w:line="360" w:lineRule="auto"/>
       </w:pPr>
       <w:bookmarkStart w:id="7" w:name="_Toc236389331"/>
       <w:r>
@@ -1488,7 +1496,7 @@
     <w:p>
       <w:pPr>
         <w:spacing w:after="200" w:line="360" w:lineRule="auto"/>
-        <w:ind w:firstLine="708"/>
+        <w:ind w:firstLine="567"/>
         <w:jc w:val="both"/>
         <w:rPr>
           <w:sz w:val="24"/>
@@ -1506,6 +1514,7 @@
     <w:p>
       <w:pPr>
         <w:pStyle w:val="Ttulo1"/>
+        <w:spacing w:line="360" w:lineRule="auto"/>
       </w:pPr>
       <w:bookmarkStart w:id="8" w:name="_Toc236389332"/>
       <w:r>
@@ -1516,7 +1525,7 @@
     <w:p>
       <w:pPr>
         <w:spacing w:after="200" w:line="360" w:lineRule="auto"/>
-        <w:ind w:firstLine="708"/>
+        <w:ind w:firstLine="567"/>
         <w:jc w:val="both"/>
         <w:rPr>
           <w:sz w:val="24"/>
@@ -1534,6 +1543,7 @@
     <w:p>
       <w:pPr>
         <w:pStyle w:val="Ttulo1"/>
+        <w:spacing w:line="360" w:lineRule="auto"/>
       </w:pPr>
       <w:bookmarkStart w:id="9" w:name="_Toc236389333"/>
       <w:r>
@@ -1544,7 +1554,7 @@
     <w:p>
       <w:pPr>
         <w:spacing w:line="360" w:lineRule="auto"/>
-        <w:ind w:firstLine="708"/>
+        <w:ind w:firstLine="567"/>
         <w:jc w:val="both"/>
         <w:rPr>
           <w:sz w:val="24"/>
@@ -1562,6 +1572,7 @@
     <w:p>
       <w:pPr>
         <w:pStyle w:val="Ttulo1"/>
+        <w:spacing w:line="360" w:lineRule="auto"/>
       </w:pPr>
       <w:bookmarkStart w:id="10" w:name="_Toc236389334"/>
       <w:r>
@@ -1572,7 +1583,7 @@
     <w:p>
       <w:pPr>
         <w:spacing w:line="360" w:lineRule="auto"/>
-        <w:ind w:firstLine="708"/>
+        <w:ind w:firstLine="567"/>
         <w:jc w:val="both"/>
         <w:rPr>
           <w:sz w:val="24"/>
@@ -1590,6 +1601,7 @@
     <w:p>
       <w:pPr>
         <w:pStyle w:val="Ttulo1"/>
+        <w:spacing w:line="360" w:lineRule="auto"/>
       </w:pPr>
       <w:bookmarkStart w:id="11" w:name="_Toc236389335"/>
       <w:r>
@@ -1600,7 +1612,7 @@
     <w:p>
       <w:pPr>
         <w:spacing w:line="360" w:lineRule="auto"/>
-        <w:ind w:firstLine="708"/>
+        <w:ind w:firstLine="567"/>
         <w:jc w:val="both"/>
         <w:rPr>
           <w:sz w:val="24"/>
@@ -1713,6 +1725,7 @@
           <w:ilvl w:val="0"/>
           <w:numId w:val="0"/>
         </w:numPr>
+        <w:spacing w:line="360" w:lineRule="auto"/>
         <w:jc w:val="center"/>
       </w:pPr>
       <w:bookmarkStart w:id="12" w:name="_Toc236389336"/>
@@ -4513,6 +4526,41 @@
 </file>
 
 <file path=customXml/item1.xml><?xml version="1.0" encoding="utf-8"?>
+<go:gDocsCustomXmlDataStorage xmlns:go="http://customooxmlschemas.google.com/" xmlns:r="http://schemas.openxmlformats.org/officeDocument/2006/relationships" uri="GoogleDocsCustomDataVersion2">
+  <go:docsCustomData xmlns:go="http://customooxmlschemas.google.com/" roundtripDataSignature="AMtx7mhx1lXjm647vcM1LZOQ04kbTy8lDg==">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</go:docsCustomData>
+</go:gDocsCustomXmlDataStorage>
+</file>
+
+<file path=customXml/item2.xml><?xml version="1.0" encoding="utf-8"?>
+<b:Sources xmlns:b="http://schemas.openxmlformats.org/officeDocument/2006/bibliography" xmlns="http://schemas.openxmlformats.org/officeDocument/2006/bibliography" SelectedStyle="\APASixthEditionOfficeOnline.xsl" StyleName="APA" Version="6"/>
+</file>
+
+<file path=customXml/item3.xml><?xml version="1.0" encoding="utf-8"?>
+<p:properties xmlns:p="http://schemas.microsoft.com/office/2006/metadata/properties" xmlns:xsi="http://www.w3.org/2001/XMLSchema-instance" xmlns:pc="http://schemas.microsoft.com/office/infopath/2007/PartnerControls">
+  <documentManagement>
+    <TaxCatchAll xmlns="ab6bdf74-870e-40d0-b701-04787b55b19a" xsi:nil="true"/>
+    <Link xmlns="66367999-145d-416e-8089-c2616e290f81">
+      <Url xsi:nil="true"/>
+      <Description xsi:nil="true"/>
+    </Link>
+    <lcf76f155ced4ddcb4097134ff3c332f xmlns="66367999-145d-416e-8089-c2616e290f81">
+      <Terms xmlns="http://schemas.microsoft.com/office/infopath/2007/PartnerControls"/>
+    </lcf76f155ced4ddcb4097134ff3c332f>
+    <_Flow_SignoffStatus xmlns="66367999-145d-416e-8089-c2616e290f81" xsi:nil="true"/>
+  </documentManagement>
+</p:properties>
+</file>
+
+<file path=customXml/item4.xml><?xml version="1.0" encoding="utf-8"?>
+<?mso-contentType ?>
+<FormTemplates xmlns="http://schemas.microsoft.com/sharepoint/v3/contenttype/forms">
+  <Display>DocumentLibraryForm</Display>
+  <Edit>DocumentLibraryForm</Edit>
+  <New>DocumentLibraryForm</New>
+</FormTemplates>
+</file>
+
+<file path=customXml/item5.xml><?xml version="1.0" encoding="utf-8"?>
 <ct:contentTypeSchema xmlns:ct="http://schemas.microsoft.com/office/2006/metadata/contentType" xmlns:ma="http://schemas.microsoft.com/office/2006/metadata/properties/metaAttributes" ct:_="" ma:_="" ma:contentTypeName="Documento" ma:contentTypeID="0x01010090BD7F654C36E249870AD2B43CC99066" ma:contentTypeVersion="25" ma:contentTypeDescription="Crie um novo documento." ma:contentTypeScope="" ma:versionID="7aafbe2a8f4be360eca24a5952e7a582">
   <xsd:schema xmlns:xsd="http://www.w3.org/2001/XMLSchema" xmlns:xs="http://www.w3.org/2001/XMLSchema" xmlns:p="http://schemas.microsoft.com/office/2006/metadata/properties" xmlns:ns2="66367999-145d-416e-8089-c2616e290f81" xmlns:ns3="ab6bdf74-870e-40d0-b701-04787b55b19a" targetNamespace="http://schemas.microsoft.com/office/2006/metadata/properties" ma:root="true" ma:fieldsID="9b04a4bffefe874e6e37c372f87d08c5" ns2:_="" ns3:_="">
     <xsd:import namespace="66367999-145d-416e-8089-c2616e290f81"/>
@@ -4802,42 +4850,43 @@
 </ct:contentTypeSchema>
 </file>
 
-<file path=customXml/item2.xml><?xml version="1.0" encoding="utf-8"?>
-<go:gDocsCustomXmlDataStorage xmlns:go="http://customooxmlschemas.google.com/" xmlns:r="http://schemas.openxmlformats.org/officeDocument/2006/relationships" uri="GoogleDocsCustomDataVersion2">
-  <go:docsCustomData xmlns:go="http://customooxmlschemas.google.com/" roundtripDataSignature="AMtx7mhx1lXjm647vcM1LZOQ04kbTy8lDg==">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</go:docsCustomData>
-</go:gDocsCustomXmlDataStorage>
+<file path=customXml/itemProps1.xml><?xml version="1.0" encoding="utf-8"?>
+<ds:datastoreItem xmlns:ds="http://schemas.openxmlformats.org/officeDocument/2006/customXml" ds:itemID="{11111111-1234-1234-1234-123412341234}">
+  <ds:schemaRefs>
+    <ds:schemaRef ds:uri="http://customooxmlschemas.google.com/"/>
+    <ds:schemaRef ds:uri="http://schemas.openxmlformats.org/officeDocument/2006/relationships"/>
+  </ds:schemaRefs>
+</ds:datastoreItem>
 </file>
 
-<file path=customXml/item3.xml><?xml version="1.0" encoding="utf-8"?>
-<b:Sources xmlns:b="http://schemas.openxmlformats.org/officeDocument/2006/bibliography" xmlns="http://schemas.openxmlformats.org/officeDocument/2006/bibliography" SelectedStyle="\APASixthEditionOfficeOnline.xsl" StyleName="APA" Version="6"/>
+<file path=customXml/itemProps2.xml><?xml version="1.0" encoding="utf-8"?>
+<ds:datastoreItem xmlns:ds="http://schemas.openxmlformats.org/officeDocument/2006/customXml" ds:itemID="{F4F81F43-B9B4-4FBB-A6A9-7766FAA6F74A}">
+  <ds:schemaRefs>
+    <ds:schemaRef ds:uri="http://schemas.openxmlformats.org/officeDocument/2006/bibliography"/>
+  </ds:schemaRefs>
+</ds:datastoreItem>
 </file>
 
-<file path=customXml/item4.xml><?xml version="1.0" encoding="utf-8"?>
-<p:properties xmlns:p="http://schemas.microsoft.com/office/2006/metadata/properties" xmlns:xsi="http://www.w3.org/2001/XMLSchema-instance" xmlns:pc="http://schemas.microsoft.com/office/infopath/2007/PartnerControls">
-  <documentManagement>
-    <TaxCatchAll xmlns="ab6bdf74-870e-40d0-b701-04787b55b19a" xsi:nil="true"/>
-    <Link xmlns="66367999-145d-416e-8089-c2616e290f81">
-      <Url xsi:nil="true"/>
-      <Description xsi:nil="true"/>
-    </Link>
-    <lcf76f155ced4ddcb4097134ff3c332f xmlns="66367999-145d-416e-8089-c2616e290f81">
-      <Terms xmlns="http://schemas.microsoft.com/office/infopath/2007/PartnerControls"/>
-    </lcf76f155ced4ddcb4097134ff3c332f>
-    <_Flow_SignoffStatus xmlns="66367999-145d-416e-8089-c2616e290f81" xsi:nil="true"/>
-  </documentManagement>
-</p:properties>
+<file path=customXml/itemProps3.xml><?xml version="1.0" encoding="utf-8"?>
+<ds:datastoreItem xmlns:ds="http://schemas.openxmlformats.org/officeDocument/2006/customXml" ds:itemID="{59DEDD4B-7477-40F3-9154-656B192844A8}">
+  <ds:schemaRefs>
+    <ds:schemaRef ds:uri="http://schemas.microsoft.com/office/2006/metadata/properties"/>
+    <ds:schemaRef ds:uri="http://schemas.microsoft.com/office/infopath/2007/PartnerControls"/>
+    <ds:schemaRef ds:uri="ab6bdf74-870e-40d0-b701-04787b55b19a"/>
+    <ds:schemaRef ds:uri="66367999-145d-416e-8089-c2616e290f81"/>
+  </ds:schemaRefs>
+</ds:datastoreItem>
 </file>
 
-<file path=customXml/item5.xml><?xml version="1.0" encoding="utf-8"?>
-<?mso-contentType ?>
-<FormTemplates xmlns="http://schemas.microsoft.com/sharepoint/v3/contenttype/forms">
-  <Display>DocumentLibraryForm</Display>
-  <Edit>DocumentLibraryForm</Edit>
-  <New>DocumentLibraryForm</New>
-</FormTemplates>
+<file path=customXml/itemProps4.xml><?xml version="1.0" encoding="utf-8"?>
+<ds:datastoreItem xmlns:ds="http://schemas.openxmlformats.org/officeDocument/2006/customXml" ds:itemID="{4F1AEC50-4A1A-4CA0-9059-1BBE99D2C5D0}">
+  <ds:schemaRefs>
+    <ds:schemaRef ds:uri="http://schemas.microsoft.com/sharepoint/v3/contenttype/forms"/>
+  </ds:schemaRefs>
+</ds:datastoreItem>
 </file>
 
-<file path=customXml/itemProps1.xml><?xml version="1.0" encoding="utf-8"?>
+<file path=customXml/itemProps5.xml><?xml version="1.0" encoding="utf-8"?>
 <ds:datastoreItem xmlns:ds="http://schemas.openxmlformats.org/officeDocument/2006/customXml" ds:itemID="{9AB9154E-7B48-4FBE-8279-AD0A6A0E8C59}">
   <ds:schemaRefs>
     <ds:schemaRef ds:uri="http://schemas.microsoft.com/office/2006/metadata/contentType"/>
@@ -4854,40 +4903,4 @@
     <ds:schemaRef ds:uri="http://schemas.microsoft.com/internal/obd"/>
   </ds:schemaRefs>
 </ds:datastoreItem>
-</file>
-
-<file path=customXml/itemProps2.xml><?xml version="1.0" encoding="utf-8"?>
-<ds:datastoreItem xmlns:ds="http://schemas.openxmlformats.org/officeDocument/2006/customXml" ds:itemID="{11111111-1234-1234-1234-123412341234}">
-  <ds:schemaRefs>
-    <ds:schemaRef ds:uri="http://customooxmlschemas.google.com/"/>
-    <ds:schemaRef ds:uri="http://schemas.openxmlformats.org/officeDocument/2006/relationships"/>
-  </ds:schemaRefs>
-</ds:datastoreItem>
-</file>
-
-<file path=customXml/itemProps3.xml><?xml version="1.0" encoding="utf-8"?>
-<ds:datastoreItem xmlns:ds="http://schemas.openxmlformats.org/officeDocument/2006/customXml" ds:itemID="{F4F81F43-B9B4-4FBB-A6A9-7766FAA6F74A}">
-  <ds:schemaRefs>
-    <ds:schemaRef ds:uri="http://schemas.openxmlformats.org/officeDocument/2006/bibliography"/>
-  </ds:schemaRefs>
-</ds:datastoreItem>
-</file>
-
-<file path=customXml/itemProps4.xml><?xml version="1.0" encoding="utf-8"?>
-<ds:datastoreItem xmlns:ds="http://schemas.openxmlformats.org/officeDocument/2006/customXml" ds:itemID="{59DEDD4B-7477-40F3-9154-656B192844A8}">
-  <ds:schemaRefs>
-    <ds:schemaRef ds:uri="http://schemas.microsoft.com/office/2006/metadata/properties"/>
-    <ds:schemaRef ds:uri="http://schemas.microsoft.com/office/infopath/2007/PartnerControls"/>
-    <ds:schemaRef ds:uri="ab6bdf74-870e-40d0-b701-04787b55b19a"/>
-    <ds:schemaRef ds:uri="66367999-145d-416e-8089-c2616e290f81"/>
-  </ds:schemaRefs>
-</ds:datastoreItem>
-</file>
-
-<file path=customXml/itemProps5.xml><?xml version="1.0" encoding="utf-8"?>
-<ds:datastoreItem xmlns:ds="http://schemas.openxmlformats.org/officeDocument/2006/customXml" ds:itemID="{4F1AEC50-4A1A-4CA0-9059-1BBE99D2C5D0}">
-  <ds:schemaRefs>
-    <ds:schemaRef ds:uri="http://schemas.microsoft.com/sharepoint/v3/contenttype/forms"/>
-  </ds:schemaRefs>
-</ds:datastoreItem>
 </file>
--- a/atividades/template/Relatorio.docx
+++ b/atividades/template/Relatorio.docx
@@ -621,7 +621,7 @@
           <w:r>
             <w:fldChar w:fldCharType="separate"/>
           </w:r>
-          <w:hyperlink w:anchor="_Toc237277626" w:history="1">
+          <w:hyperlink w:anchor="_Toc238041795" w:history="1">
             <w:r>
               <w:rPr>
                 <w:rStyle w:val="Hyperlink"/>
@@ -668,7 +668,7 @@
                 <w:noProof/>
                 <w:webHidden/>
               </w:rPr>
-              <w:instrText xml:space="preserve"> PAGEREF _Toc237277626 \h </w:instrText>
+              <w:instrText xml:space="preserve"> PAGEREF _Toc238041795 \h </w:instrText>
             </w:r>
             <w:r>
               <w:rPr>
@@ -717,7 +717,7 @@
               <w14:ligatures w14:val="standardContextual"/>
             </w:rPr>
           </w:pPr>
-          <w:hyperlink w:anchor="_Toc237277627" w:history="1">
+          <w:hyperlink w:anchor="_Toc238041796" w:history="1">
             <w:r>
               <w:rPr>
                 <w:rStyle w:val="Hyperlink"/>
@@ -764,7 +764,7 @@
                 <w:noProof/>
                 <w:webHidden/>
               </w:rPr>
-              <w:instrText xml:space="preserve"> PAGEREF _Toc237277627 \h </w:instrText>
+              <w:instrText xml:space="preserve"> PAGEREF _Toc238041796 \h </w:instrText>
             </w:r>
             <w:r>
               <w:rPr>
@@ -813,7 +813,7 @@
               <w14:ligatures w14:val="standardContextual"/>
             </w:rPr>
           </w:pPr>
-          <w:hyperlink w:anchor="_Toc237277628" w:history="1">
+          <w:hyperlink w:anchor="_Toc238041797" w:history="1">
             <w:r>
               <w:rPr>
                 <w:rStyle w:val="Hyperlink"/>
@@ -860,7 +860,7 @@
                 <w:noProof/>
                 <w:webHidden/>
               </w:rPr>
-              <w:instrText xml:space="preserve"> PAGEREF _Toc237277628 \h </w:instrText>
+              <w:instrText xml:space="preserve"> PAGEREF _Toc238041797 \h </w:instrText>
             </w:r>
             <w:r>
               <w:rPr>
@@ -909,7 +909,7 @@
               <w14:ligatures w14:val="standardContextual"/>
             </w:rPr>
           </w:pPr>
-          <w:hyperlink w:anchor="_Toc237277629" w:history="1">
+          <w:hyperlink w:anchor="_Toc238041798" w:history="1">
             <w:r>
               <w:rPr>
                 <w:rStyle w:val="Hyperlink"/>
@@ -956,7 +956,7 @@
                 <w:noProof/>
                 <w:webHidden/>
               </w:rPr>
-              <w:instrText xml:space="preserve"> PAGEREF _Toc237277629 \h </w:instrText>
+              <w:instrText xml:space="preserve"> PAGEREF _Toc238041798 \h </w:instrText>
             </w:r>
             <w:r>
               <w:rPr>
@@ -1005,7 +1005,7 @@
               <w14:ligatures w14:val="standardContextual"/>
             </w:rPr>
           </w:pPr>
-          <w:hyperlink w:anchor="_Toc237277630" w:history="1">
+          <w:hyperlink w:anchor="_Toc238041799" w:history="1">
             <w:r>
               <w:rPr>
                 <w:rStyle w:val="Hyperlink"/>
@@ -1052,7 +1052,7 @@
                 <w:noProof/>
                 <w:webHidden/>
               </w:rPr>
-              <w:instrText xml:space="preserve"> PAGEREF _Toc237277630 \h </w:instrText>
+              <w:instrText xml:space="preserve"> PAGEREF _Toc238041799 \h </w:instrText>
             </w:r>
             <w:r>
               <w:rPr>
@@ -1101,7 +1101,7 @@
               <w14:ligatures w14:val="standardContextual"/>
             </w:rPr>
           </w:pPr>
-          <w:hyperlink w:anchor="_Toc237277631" w:history="1">
+          <w:hyperlink w:anchor="_Toc238041800" w:history="1">
             <w:r>
               <w:rPr>
                 <w:rStyle w:val="Hyperlink"/>
@@ -1148,7 +1148,7 @@
                 <w:noProof/>
                 <w:webHidden/>
               </w:rPr>
-              <w:instrText xml:space="preserve"> PAGEREF _Toc237277631 \h </w:instrText>
+              <w:instrText xml:space="preserve"> PAGEREF _Toc238041800 \h </w:instrText>
             </w:r>
             <w:r>
               <w:rPr>
@@ -1197,7 +1197,7 @@
               <w14:ligatures w14:val="standardContextual"/>
             </w:rPr>
           </w:pPr>
-          <w:hyperlink w:anchor="_Toc237277632" w:history="1">
+          <w:hyperlink w:anchor="_Toc238041801" w:history="1">
             <w:r>
               <w:rPr>
                 <w:rStyle w:val="Hyperlink"/>
@@ -1244,7 +1244,7 @@
                 <w:noProof/>
                 <w:webHidden/>
               </w:rPr>
-              <w:instrText xml:space="preserve"> PAGEREF _Toc237277632 \h </w:instrText>
+              <w:instrText xml:space="preserve"> PAGEREF _Toc238041801 \h </w:instrText>
             </w:r>
             <w:r>
               <w:rPr>
@@ -1293,7 +1293,7 @@
               <w14:ligatures w14:val="standardContextual"/>
             </w:rPr>
           </w:pPr>
-          <w:hyperlink w:anchor="_Toc237277633" w:history="1">
+          <w:hyperlink w:anchor="_Toc238041802" w:history="1">
             <w:r>
               <w:rPr>
                 <w:rStyle w:val="Hyperlink"/>
@@ -1340,7 +1340,7 @@
                 <w:noProof/>
                 <w:webHidden/>
               </w:rPr>
-              <w:instrText xml:space="preserve"> PAGEREF _Toc237277633 \h </w:instrText>
+              <w:instrText xml:space="preserve"> PAGEREF _Toc238041802 \h </w:instrText>
             </w:r>
             <w:r>
               <w:rPr>
@@ -1389,7 +1389,7 @@
               <w14:ligatures w14:val="standardContextual"/>
             </w:rPr>
           </w:pPr>
-          <w:hyperlink w:anchor="_Toc237277634" w:history="1">
+          <w:hyperlink w:anchor="_Toc238041803" w:history="1">
             <w:r>
               <w:rPr>
                 <w:rStyle w:val="Hyperlink"/>
@@ -1436,7 +1436,7 @@
                 <w:noProof/>
                 <w:webHidden/>
               </w:rPr>
-              <w:instrText xml:space="preserve"> PAGEREF _Toc237277634 \h </w:instrText>
+              <w:instrText xml:space="preserve"> PAGEREF _Toc238041803 \h </w:instrText>
             </w:r>
             <w:r>
               <w:rPr>
@@ -1484,7 +1484,7 @@
               <w14:ligatures w14:val="standardContextual"/>
             </w:rPr>
           </w:pPr>
-          <w:hyperlink w:anchor="_Toc237277635" w:history="1">
+          <w:hyperlink w:anchor="_Toc238041804" w:history="1">
             <w:r>
               <w:rPr>
                 <w:rStyle w:val="Hyperlink"/>
@@ -1511,7 +1511,7 @@
                 <w:noProof/>
                 <w:webHidden/>
               </w:rPr>
-              <w:instrText xml:space="preserve"> PAGEREF _Toc237277635 \h </w:instrText>
+              <w:instrText xml:space="preserve"> PAGEREF _Toc238041804 \h </w:instrText>
             </w:r>
             <w:r>
               <w:rPr>
@@ -1544,6 +1544,81 @@
         </w:p>
         <w:p>
           <w:pPr>
+            <w:pStyle w:val="Sumrio1"/>
+            <w:tabs>
+              <w:tab w:val="right" w:leader="dot" w:pos="8445"/>
+            </w:tabs>
+            <w:rPr>
+              <w:rFonts w:asciiTheme="minorHAnsi" w:eastAsiaTheme="minorEastAsia" w:hAnsiTheme="minorHAnsi"/>
+              <w:b w:val="0"/>
+              <w:caps w:val="0"/>
+              <w:noProof/>
+              <w:kern w:val="2"/>
+              <w:szCs w:val="24"/>
+              <w:lang w:eastAsia="pt-BR"/>
+              <w14:ligatures w14:val="standardContextual"/>
+            </w:rPr>
+          </w:pPr>
+          <w:hyperlink w:anchor="_Toc238041805" w:history="1">
+            <w:r>
+              <w:rPr>
+                <w:rStyle w:val="Hyperlink"/>
+                <w:noProof/>
+              </w:rPr>
+              <w:t>ANEXO B — GANTT DA EXECUÇÃO REAL DOS PROJETOS</w:t>
+            </w:r>
+            <w:r>
+              <w:rPr>
+                <w:noProof/>
+                <w:webHidden/>
+              </w:rPr>
+              <w:tab/>
+            </w:r>
+            <w:r>
+              <w:rPr>
+                <w:noProof/>
+                <w:webHidden/>
+              </w:rPr>
+              <w:fldChar w:fldCharType="begin"/>
+            </w:r>
+            <w:r>
+              <w:rPr>
+                <w:noProof/>
+                <w:webHidden/>
+              </w:rPr>
+              <w:instrText xml:space="preserve"> PAGEREF _Toc238041805 \h </w:instrText>
+            </w:r>
+            <w:r>
+              <w:rPr>
+                <w:noProof/>
+                <w:webHidden/>
+              </w:rPr>
+            </w:r>
+            <w:r>
+              <w:rPr>
+                <w:noProof/>
+                <w:webHidden/>
+              </w:rPr>
+              <w:fldChar w:fldCharType="separate"/>
+            </w:r>
+            <w:r>
+              <w:rPr>
+                <w:noProof/>
+                <w:webHidden/>
+              </w:rPr>
+              <w:t>6</w:t>
+            </w:r>
+            <w:r>
+              <w:rPr>
+                <w:noProof/>
+                <w:webHidden/>
+              </w:rPr>
+              <w:fldChar w:fldCharType="end"/>
+            </w:r>
+          </w:hyperlink>
+        </w:p>
+        <w:p>
+          <w:pPr>
             <w:pStyle w:val="CabealhodoSumrio"/>
             <w:numPr>
               <w:ilvl w:val="0"/>
@@ -1632,7 +1707,7 @@
         <w:pStyle w:val="Ttulo1"/>
       </w:pPr>
       <w:bookmarkStart w:id="0" w:name="_Toc236389327"/>
-      <w:bookmarkStart w:id="1" w:name="_Toc237277626"/>
+      <w:bookmarkStart w:id="1" w:name="_Toc238041795"/>
       <w:r>
         <w:t>APRESENTAÇÃO</w:t>
       </w:r>
@@ -1659,7 +1734,7 @@
         <w:pStyle w:val="Ttulo1"/>
       </w:pPr>
       <w:bookmarkStart w:id="2" w:name="_Toc236389328"/>
-      <w:bookmarkStart w:id="3" w:name="_Toc237277627"/>
+      <w:bookmarkStart w:id="3" w:name="_Toc238041796"/>
       <w:r>
         <w:t>RESUMO EXECUTIVO E INDICADORES</w:t>
       </w:r>
@@ -1685,7 +1760,7 @@
         <w:pStyle w:val="Ttulo1"/>
       </w:pPr>
       <w:bookmarkStart w:id="4" w:name="_Toc236389329"/>
-      <w:bookmarkStart w:id="5" w:name="_Toc237277628"/>
+      <w:bookmarkStart w:id="5" w:name="_Toc238041797"/>
       <w:r>
         <w:t>PRINCIPAIS ENTREGAS E DESEMPENHO DA EQUIPE</w:t>
       </w:r>
@@ -1716,7 +1791,7 @@
         <w:pStyle w:val="Ttulo1"/>
       </w:pPr>
       <w:bookmarkStart w:id="8" w:name="_Toc236389330"/>
-      <w:bookmarkStart w:id="9" w:name="_Toc237277629"/>
+      <w:bookmarkStart w:id="9" w:name="_Toc238041798"/>
       <w:r>
         <w:t>SITUAÇÃO DA CARTEIRA DE OBRAS</w:t>
       </w:r>
@@ -1743,7 +1818,7 @@
         <w:pStyle w:val="Ttulo1"/>
       </w:pPr>
       <w:bookmarkStart w:id="10" w:name="_Toc236389331"/>
-      <w:bookmarkStart w:id="11" w:name="_Toc237277630"/>
+      <w:bookmarkStart w:id="11" w:name="_Toc238041799"/>
       <w:r>
         <w:t>ATRASOS, RISCOS E PENDÊNCIAS</w:t>
       </w:r>
@@ -1770,7 +1845,7 @@
         <w:pStyle w:val="Ttulo1"/>
       </w:pPr>
       <w:bookmarkStart w:id="12" w:name="_Toc236389332"/>
-      <w:bookmarkStart w:id="13" w:name="_Toc237277631"/>
+      <w:bookmarkStart w:id="13" w:name="_Toc238041800"/>
       <w:r>
         <w:t>PLANEJAMENTO SEMANAL</w:t>
       </w:r>
@@ -1797,7 +1872,7 @@
         <w:pStyle w:val="Ttulo1"/>
       </w:pPr>
       <w:bookmarkStart w:id="14" w:name="_Toc236389333"/>
-      <w:bookmarkStart w:id="15" w:name="_Toc237277632"/>
+      <w:bookmarkStart w:id="15" w:name="_Toc238041801"/>
       <w:r>
         <w:t>VERIFICAÇÕES DE CONSISTÊNCIA</w:t>
       </w:r>
@@ -1823,7 +1898,7 @@
         <w:pStyle w:val="Ttulo1"/>
       </w:pPr>
       <w:bookmarkStart w:id="16" w:name="_Toc236389334"/>
-      <w:bookmarkStart w:id="17" w:name="_Toc237277633"/>
+      <w:bookmarkStart w:id="17" w:name="_Toc238041802"/>
       <w:r>
         <w:t>GRÁFICOS GERENCIAIS</w:t>
       </w:r>
@@ -1849,7 +1924,7 @@
         <w:pStyle w:val="Ttulo1"/>
       </w:pPr>
       <w:bookmarkStart w:id="18" w:name="_Toc236389335"/>
-      <w:bookmarkStart w:id="19" w:name="_Toc237277634"/>
+      <w:bookmarkStart w:id="19" w:name="_Toc238041803"/>
       <w:r>
         <w:t>CONCLUSÃO E PLANO DE AÇÃO</w:t>
       </w:r>
@@ -1985,7 +2060,7 @@
         <w:jc w:val="center"/>
       </w:pPr>
       <w:bookmarkStart w:id="20" w:name="_Toc236389336"/>
-      <w:bookmarkStart w:id="21" w:name="_Toc237277635"/>
+      <w:bookmarkStart w:id="21" w:name="_Toc238041804"/>
       <w:r>
         <w:lastRenderedPageBreak/>
         <w:t xml:space="preserve">ANEXO </w:t>
@@ -2013,6 +2088,83 @@
         </w:rPr>
         <w:t>[KKKK]</w:t>
       </w:r>
+    </w:p>
+    <w:p>
+      <w:pPr>
+        <w:spacing w:after="200" w:line="276" w:lineRule="auto"/>
+        <w:ind w:firstLine="0"/>
+        <w:jc w:val="left"/>
+        <w:rPr>
+          <w:szCs w:val="24"/>
+        </w:rPr>
+      </w:pPr>
+      <w:r>
+        <w:rPr>
+          <w:szCs w:val="24"/>
+        </w:rPr>
+        <w:br w:type="page"/>
+      </w:r>
+    </w:p>
+    <w:p>
+      <w:pPr>
+        <w:pStyle w:val="Ttulo1"/>
+        <w:numPr>
+          <w:ilvl w:val="0"/>
+          <w:numId w:val="0"/>
+        </w:numPr>
+        <w:jc w:val="center"/>
+      </w:pPr>
+      <w:bookmarkStart w:id="22" w:name="_Toc238041805"/>
+      <w:r>
+        <w:lastRenderedPageBreak/>
+        <w:t xml:space="preserve">ANEXO </w:t>
+      </w:r>
+      <w:r>
+        <w:t>B</w:t>
+      </w:r>
+      <w:r>
+        <w:t xml:space="preserve"> — </w:t>
+      </w:r>
+      <w:r>
+        <w:t>GANTT DA EXECUÇÃO REAL DOS PROJETOS</w:t>
+      </w:r>
+      <w:bookmarkEnd w:id="22"/>
+    </w:p>
+    <w:p>
+      <w:pPr>
+        <w:spacing w:after="200"/>
+        <w:ind w:firstLine="708"/>
+        <w:rPr>
+          <w:szCs w:val="24"/>
+        </w:rPr>
+      </w:pPr>
+      <w:r>
+        <w:rPr>
+          <w:szCs w:val="24"/>
+        </w:rPr>
+        <w:t>[</w:t>
+      </w:r>
+      <w:r>
+        <w:rPr>
+          <w:szCs w:val="24"/>
+        </w:rPr>
+        <w:t>LLLL</w:t>
+      </w:r>
+      <w:r>
+        <w:rPr>
+          <w:szCs w:val="24"/>
+        </w:rPr>
+        <w:t>]</w:t>
+      </w:r>
+    </w:p>
+    <w:p>
+      <w:pPr>
+        <w:spacing w:after="200"/>
+        <w:ind w:firstLine="708"/>
+        <w:rPr>
+          <w:szCs w:val="24"/>
+        </w:rPr>
+      </w:pPr>
     </w:p>
     <w:sectPr>
       <w:headerReference w:type="default" r:id="rId12"/>
